--- a/Završni_rad_fakultet.docx
+++ b/Završni_rad_fakultet.docx
@@ -403,7 +403,7 @@
           <w:sz w:val="40"/>
           <w:szCs w:val="40"/>
         </w:rPr>
-        <w:t>AUSTRALIAN GRAN PRIX</w:t>
+        <w:t>VELIKA NAGRADA AUSTRALIJE</w:t>
       </w:r>
     </w:p>
     <w:p>
@@ -547,7 +547,7 @@
           <w:color w:val="auto"/>
         </w:rPr>
       </w:pPr>
-      <w:bookmarkStart w:id="0" w:name="_Toc202018870"/>
+      <w:bookmarkStart w:id="0" w:name="_Toc202185089"/>
       <w:r>
         <w:rPr>
           <w:rFonts w:ascii="Arial" w:hAnsi="Arial" w:cs="Arial"/>
@@ -708,7 +708,7 @@
           <w:r>
             <w:fldChar w:fldCharType="separate"/>
           </w:r>
-          <w:hyperlink w:anchor="_Toc202018870" w:history="1">
+          <w:hyperlink w:anchor="_Toc202185089" w:history="1">
             <w:r>
               <w:rPr>
                 <w:rStyle w:val="Hyperlink"/>
@@ -735,7 +735,7 @@
                 <w:noProof/>
                 <w:webHidden/>
               </w:rPr>
-              <w:instrText xml:space="preserve"> PAGEREF _Toc202018870 \h </w:instrText>
+              <w:instrText xml:space="preserve"> PAGEREF _Toc202185089 \h </w:instrText>
             </w:r>
             <w:r>
               <w:rPr>
@@ -780,7 +780,7 @@
               <w14:ligatures w14:val="standardContextual"/>
             </w:rPr>
           </w:pPr>
-          <w:hyperlink w:anchor="_Toc202018871" w:history="1">
+          <w:hyperlink w:anchor="_Toc202185090" w:history="1">
             <w:r>
               <w:rPr>
                 <w:rStyle w:val="Hyperlink"/>
@@ -807,7 +807,7 @@
                 <w:noProof/>
                 <w:webHidden/>
               </w:rPr>
-              <w:instrText xml:space="preserve"> PAGEREF _Toc202018871 \h </w:instrText>
+              <w:instrText xml:space="preserve"> PAGEREF _Toc202185090 \h </w:instrText>
             </w:r>
             <w:r>
               <w:rPr>
@@ -852,12 +852,84 @@
               <w14:ligatures w14:val="standardContextual"/>
             </w:rPr>
           </w:pPr>
-          <w:hyperlink w:anchor="_Toc202018872" w:history="1">
+          <w:hyperlink w:anchor="_Toc202185091" w:history="1">
             <w:r>
               <w:rPr>
                 <w:rStyle w:val="Hyperlink"/>
                 <w:noProof/>
               </w:rPr>
+              <w:t>POPIS TABLICA</w:t>
+            </w:r>
+            <w:r>
+              <w:rPr>
+                <w:noProof/>
+                <w:webHidden/>
+              </w:rPr>
+              <w:tab/>
+            </w:r>
+            <w:r>
+              <w:rPr>
+                <w:noProof/>
+                <w:webHidden/>
+              </w:rPr>
+              <w:fldChar w:fldCharType="begin"/>
+            </w:r>
+            <w:r>
+              <w:rPr>
+                <w:noProof/>
+                <w:webHidden/>
+              </w:rPr>
+              <w:instrText xml:space="preserve"> PAGEREF _Toc202185091 \h </w:instrText>
+            </w:r>
+            <w:r>
+              <w:rPr>
+                <w:noProof/>
+                <w:webHidden/>
+              </w:rPr>
+            </w:r>
+            <w:r>
+              <w:rPr>
+                <w:noProof/>
+                <w:webHidden/>
+              </w:rPr>
+              <w:fldChar w:fldCharType="separate"/>
+            </w:r>
+            <w:r>
+              <w:rPr>
+                <w:noProof/>
+                <w:webHidden/>
+              </w:rPr>
+              <w:t>8</w:t>
+            </w:r>
+            <w:r>
+              <w:rPr>
+                <w:noProof/>
+                <w:webHidden/>
+              </w:rPr>
+              <w:fldChar w:fldCharType="end"/>
+            </w:r>
+          </w:hyperlink>
+        </w:p>
+        <w:p>
+          <w:pPr>
+            <w:pStyle w:val="TOC1"/>
+            <w:tabs>
+              <w:tab w:val="right" w:leader="dot" w:pos="9016"/>
+            </w:tabs>
+            <w:rPr>
+              <w:rFonts w:asciiTheme="minorHAnsi" w:eastAsiaTheme="minorEastAsia" w:hAnsiTheme="minorHAnsi" w:cstheme="minorBidi"/>
+              <w:noProof/>
+              <w:kern w:val="2"/>
+              <w:lang w:eastAsia="hr-HR"/>
+              <w14:ligatures w14:val="standardContextual"/>
+            </w:rPr>
+          </w:pPr>
+          <w:hyperlink w:anchor="_Toc202185092" w:history="1">
+            <w:r>
+              <w:rPr>
+                <w:rStyle w:val="Hyperlink"/>
+                <w:noProof/>
+              </w:rPr>
               <w:t>POPIS SLIKA</w:t>
             </w:r>
             <w:r>
@@ -879,7 +951,7 @@
                 <w:noProof/>
                 <w:webHidden/>
               </w:rPr>
-              <w:instrText xml:space="preserve"> PAGEREF _Toc202018872 \h </w:instrText>
+              <w:instrText xml:space="preserve"> PAGEREF _Toc202185092 \h </w:instrText>
             </w:r>
             <w:r>
               <w:rPr>
@@ -925,7 +997,7 @@
               <w14:ligatures w14:val="standardContextual"/>
             </w:rPr>
           </w:pPr>
-          <w:hyperlink w:anchor="_Toc202018873" w:history="1">
+          <w:hyperlink w:anchor="_Toc202185093" w:history="1">
             <w:r>
               <w:rPr>
                 <w:rStyle w:val="Hyperlink"/>
@@ -969,7 +1041,7 @@
                 <w:noProof/>
                 <w:webHidden/>
               </w:rPr>
-              <w:instrText xml:space="preserve"> PAGEREF _Toc202018873 \h </w:instrText>
+              <w:instrText xml:space="preserve"> PAGEREF _Toc202185093 \h </w:instrText>
             </w:r>
             <w:r>
               <w:rPr>
@@ -1015,7 +1087,7 @@
               <w14:ligatures w14:val="standardContextual"/>
             </w:rPr>
           </w:pPr>
-          <w:hyperlink w:anchor="_Toc202018874" w:history="1">
+          <w:hyperlink w:anchor="_Toc202185094" w:history="1">
             <w:r>
               <w:rPr>
                 <w:rStyle w:val="Hyperlink"/>
@@ -1038,7 +1110,7 @@
                 <w:rStyle w:val="Hyperlink"/>
                 <w:noProof/>
               </w:rPr>
-              <w:t>Dizajn 3D modela</w:t>
+              <w:t>Tema</w:t>
             </w:r>
             <w:r>
               <w:rPr>
@@ -1059,7 +1131,7 @@
                 <w:noProof/>
                 <w:webHidden/>
               </w:rPr>
-              <w:instrText xml:space="preserve"> PAGEREF _Toc202018874 \h </w:instrText>
+              <w:instrText xml:space="preserve"> PAGEREF _Toc202185094 \h </w:instrText>
             </w:r>
             <w:r>
               <w:rPr>
@@ -1108,7 +1180,7 @@
               <w14:ligatures w14:val="standardContextual"/>
             </w:rPr>
           </w:pPr>
-          <w:hyperlink w:anchor="_Toc202018875" w:history="1">
+          <w:hyperlink w:anchor="_Toc202185095" w:history="1">
             <w:r>
               <w:rPr>
                 <w:rStyle w:val="Hyperlink"/>
@@ -1135,7 +1207,7 @@
                 <w:rFonts w:ascii="Arial" w:hAnsi="Arial" w:cs="Arial"/>
                 <w:noProof/>
               </w:rPr>
-              <w:t>Izbor teme</w:t>
+              <w:t>Istraživanje i priprema</w:t>
             </w:r>
             <w:r>
               <w:rPr>
@@ -1156,7 +1228,7 @@
                 <w:noProof/>
                 <w:webHidden/>
               </w:rPr>
-              <w:instrText xml:space="preserve"> PAGEREF _Toc202018875 \h </w:instrText>
+              <w:instrText xml:space="preserve"> PAGEREF _Toc202185095 \h </w:instrText>
             </w:r>
             <w:r>
               <w:rPr>
@@ -1176,7 +1248,7 @@
                 <w:noProof/>
                 <w:webHidden/>
               </w:rPr>
-              <w:t>10</w:t>
+              <w:t>11</w:t>
             </w:r>
             <w:r>
               <w:rPr>
@@ -1205,7 +1277,7 @@
               <w14:ligatures w14:val="standardContextual"/>
             </w:rPr>
           </w:pPr>
-          <w:hyperlink w:anchor="_Toc202018876" w:history="1">
+          <w:hyperlink w:anchor="_Toc202185096" w:history="1">
             <w:r>
               <w:rPr>
                 <w:rStyle w:val="Hyperlink"/>
@@ -1232,7 +1304,7 @@
                 <w:rFonts w:ascii="Arial" w:hAnsi="Arial" w:cs="Arial"/>
                 <w:noProof/>
               </w:rPr>
-              <w:t>Istraživanje i priprema</w:t>
+              <w:t>Planiranje potrebnih elemenata</w:t>
             </w:r>
             <w:r>
               <w:rPr>
@@ -1253,7 +1325,7 @@
                 <w:noProof/>
                 <w:webHidden/>
               </w:rPr>
-              <w:instrText xml:space="preserve"> PAGEREF _Toc202018876 \h </w:instrText>
+              <w:instrText xml:space="preserve"> PAGEREF _Toc202185096 \h </w:instrText>
             </w:r>
             <w:r>
               <w:rPr>
@@ -1273,7 +1345,97 @@
                 <w:noProof/>
                 <w:webHidden/>
               </w:rPr>
-              <w:t>10</w:t>
+              <w:t>11</w:t>
+            </w:r>
+            <w:r>
+              <w:rPr>
+                <w:noProof/>
+                <w:webHidden/>
+              </w:rPr>
+              <w:fldChar w:fldCharType="end"/>
+            </w:r>
+          </w:hyperlink>
+        </w:p>
+        <w:p>
+          <w:pPr>
+            <w:pStyle w:val="TOC1"/>
+            <w:tabs>
+              <w:tab w:val="left" w:pos="960"/>
+              <w:tab w:val="right" w:leader="dot" w:pos="9016"/>
+            </w:tabs>
+            <w:rPr>
+              <w:rFonts w:asciiTheme="minorHAnsi" w:eastAsiaTheme="minorEastAsia" w:hAnsiTheme="minorHAnsi" w:cstheme="minorBidi"/>
+              <w:noProof/>
+              <w:kern w:val="2"/>
+              <w:lang w:eastAsia="hr-HR"/>
+              <w14:ligatures w14:val="standardContextual"/>
+            </w:rPr>
+          </w:pPr>
+          <w:hyperlink w:anchor="_Toc202185097" w:history="1">
+            <w:r>
+              <w:rPr>
+                <w:rStyle w:val="Hyperlink"/>
+                <w:noProof/>
+              </w:rPr>
+              <w:t>3.</w:t>
+            </w:r>
+            <w:r>
+              <w:rPr>
+                <w:rFonts w:asciiTheme="minorHAnsi" w:eastAsiaTheme="minorEastAsia" w:hAnsiTheme="minorHAnsi" w:cstheme="minorBidi"/>
+                <w:noProof/>
+                <w:kern w:val="2"/>
+                <w:lang w:eastAsia="hr-HR"/>
+                <w14:ligatures w14:val="standardContextual"/>
+              </w:rPr>
+              <w:tab/>
+            </w:r>
+            <w:r>
+              <w:rPr>
+                <w:rStyle w:val="Hyperlink"/>
+                <w:noProof/>
+              </w:rPr>
+              <w:t>Izrada 3D modela u sceni</w:t>
+            </w:r>
+            <w:r>
+              <w:rPr>
+                <w:noProof/>
+                <w:webHidden/>
+              </w:rPr>
+              <w:tab/>
+            </w:r>
+            <w:r>
+              <w:rPr>
+                <w:noProof/>
+                <w:webHidden/>
+              </w:rPr>
+              <w:fldChar w:fldCharType="begin"/>
+            </w:r>
+            <w:r>
+              <w:rPr>
+                <w:noProof/>
+                <w:webHidden/>
+              </w:rPr>
+              <w:instrText xml:space="preserve"> PAGEREF _Toc202185097 \h </w:instrText>
+            </w:r>
+            <w:r>
+              <w:rPr>
+                <w:noProof/>
+                <w:webHidden/>
+              </w:rPr>
+            </w:r>
+            <w:r>
+              <w:rPr>
+                <w:noProof/>
+                <w:webHidden/>
+              </w:rPr>
+              <w:fldChar w:fldCharType="separate"/>
+            </w:r>
+            <w:r>
+              <w:rPr>
+                <w:noProof/>
+                <w:webHidden/>
+              </w:rPr>
+              <w:t>11</w:t>
             </w:r>
             <w:r>
               <w:rPr>
@@ -1302,14 +1464,14 @@
               <w14:ligatures w14:val="standardContextual"/>
             </w:rPr>
           </w:pPr>
-          <w:hyperlink w:anchor="_Toc202018877" w:history="1">
+          <w:hyperlink w:anchor="_Toc202185098" w:history="1">
             <w:r>
               <w:rPr>
                 <w:rStyle w:val="Hyperlink"/>
                 <w:rFonts w:ascii="Arial" w:hAnsi="Arial" w:cs="Arial"/>
                 <w:noProof/>
               </w:rPr>
-              <w:t>2.3.</w:t>
+              <w:t>3.1.</w:t>
             </w:r>
             <w:r>
               <w:rPr>
@@ -1329,7 +1491,7 @@
                 <w:rFonts w:ascii="Arial" w:hAnsi="Arial" w:cs="Arial"/>
                 <w:noProof/>
               </w:rPr>
-              <w:t>Planiranje potrebnih elemenata</w:t>
+              <w:t>Koraci izrade modela</w:t>
             </w:r>
             <w:r>
               <w:rPr>
@@ -1350,7 +1512,7 @@
                 <w:noProof/>
                 <w:webHidden/>
               </w:rPr>
-              <w:instrText xml:space="preserve"> PAGEREF _Toc202018877 \h </w:instrText>
+              <w:instrText xml:space="preserve"> PAGEREF _Toc202185098 \h </w:instrText>
             </w:r>
             <w:r>
               <w:rPr>
@@ -1370,7 +1532,201 @@
                 <w:noProof/>
                 <w:webHidden/>
               </w:rPr>
-              <w:t>10</w:t>
+              <w:t>11</w:t>
+            </w:r>
+            <w:r>
+              <w:rPr>
+                <w:noProof/>
+                <w:webHidden/>
+              </w:rPr>
+              <w:fldChar w:fldCharType="end"/>
+            </w:r>
+          </w:hyperlink>
+        </w:p>
+        <w:p>
+          <w:pPr>
+            <w:pStyle w:val="TOC3"/>
+            <w:tabs>
+              <w:tab w:val="left" w:pos="1200"/>
+              <w:tab w:val="right" w:leader="dot" w:pos="9016"/>
+            </w:tabs>
+            <w:spacing w:line="360" w:lineRule="auto"/>
+            <w:rPr>
+              <w:rFonts w:cstheme="minorBidi"/>
+              <w:noProof/>
+              <w:kern w:val="2"/>
+              <w:sz w:val="24"/>
+              <w:szCs w:val="24"/>
+              <w:lang w:val="hr-HR" w:eastAsia="hr-HR"/>
+              <w14:ligatures w14:val="standardContextual"/>
+            </w:rPr>
+          </w:pPr>
+          <w:hyperlink w:anchor="_Toc202185099" w:history="1">
+            <w:r>
+              <w:rPr>
+                <w:rStyle w:val="Hyperlink"/>
+                <w:rFonts w:ascii="Arial" w:hAnsi="Arial" w:cs="Arial"/>
+                <w:noProof/>
+              </w:rPr>
+              <w:t>3.2.</w:t>
+            </w:r>
+            <w:r>
+              <w:rPr>
+                <w:rFonts w:cstheme="minorBidi"/>
+                <w:noProof/>
+                <w:kern w:val="2"/>
+                <w:sz w:val="24"/>
+                <w:szCs w:val="24"/>
+                <w:lang w:val="hr-HR" w:eastAsia="hr-HR"/>
+                <w14:ligatures w14:val="standardContextual"/>
+              </w:rPr>
+              <w:tab/>
+            </w:r>
+            <w:r>
+              <w:rPr>
+                <w:rStyle w:val="Hyperlink"/>
+                <w:rFonts w:ascii="Arial" w:hAnsi="Arial" w:cs="Arial"/>
+                <w:noProof/>
+              </w:rPr>
+              <w:t>Specifičnosti i detalji</w:t>
+            </w:r>
+            <w:r>
+              <w:rPr>
+                <w:noProof/>
+                <w:webHidden/>
+              </w:rPr>
+              <w:tab/>
+            </w:r>
+            <w:r>
+              <w:rPr>
+                <w:noProof/>
+                <w:webHidden/>
+              </w:rPr>
+              <w:fldChar w:fldCharType="begin"/>
+            </w:r>
+            <w:r>
+              <w:rPr>
+                <w:noProof/>
+                <w:webHidden/>
+              </w:rPr>
+              <w:instrText xml:space="preserve"> PAGEREF _Toc202185099 \h </w:instrText>
+            </w:r>
+            <w:r>
+              <w:rPr>
+                <w:noProof/>
+                <w:webHidden/>
+              </w:rPr>
+            </w:r>
+            <w:r>
+              <w:rPr>
+                <w:noProof/>
+                <w:webHidden/>
+              </w:rPr>
+              <w:fldChar w:fldCharType="separate"/>
+            </w:r>
+            <w:r>
+              <w:rPr>
+                <w:noProof/>
+                <w:webHidden/>
+              </w:rPr>
+              <w:t>11</w:t>
+            </w:r>
+            <w:r>
+              <w:rPr>
+                <w:noProof/>
+                <w:webHidden/>
+              </w:rPr>
+              <w:fldChar w:fldCharType="end"/>
+            </w:r>
+          </w:hyperlink>
+        </w:p>
+        <w:p>
+          <w:pPr>
+            <w:pStyle w:val="TOC3"/>
+            <w:tabs>
+              <w:tab w:val="left" w:pos="1200"/>
+              <w:tab w:val="right" w:leader="dot" w:pos="9016"/>
+            </w:tabs>
+            <w:spacing w:line="360" w:lineRule="auto"/>
+            <w:rPr>
+              <w:rFonts w:cstheme="minorBidi"/>
+              <w:noProof/>
+              <w:kern w:val="2"/>
+              <w:sz w:val="24"/>
+              <w:szCs w:val="24"/>
+              <w:lang w:val="hr-HR" w:eastAsia="hr-HR"/>
+              <w14:ligatures w14:val="standardContextual"/>
+            </w:rPr>
+          </w:pPr>
+          <w:hyperlink w:anchor="_Toc202185100" w:history="1">
+            <w:r>
+              <w:rPr>
+                <w:rStyle w:val="Hyperlink"/>
+                <w:rFonts w:ascii="Arial" w:hAnsi="Arial" w:cs="Arial"/>
+                <w:noProof/>
+              </w:rPr>
+              <w:t>3.3.</w:t>
+            </w:r>
+            <w:r>
+              <w:rPr>
+                <w:rFonts w:cstheme="minorBidi"/>
+                <w:noProof/>
+                <w:kern w:val="2"/>
+                <w:sz w:val="24"/>
+                <w:szCs w:val="24"/>
+                <w:lang w:val="hr-HR" w:eastAsia="hr-HR"/>
+                <w14:ligatures w14:val="standardContextual"/>
+              </w:rPr>
+              <w:tab/>
+            </w:r>
+            <w:r>
+              <w:rPr>
+                <w:rStyle w:val="Hyperlink"/>
+                <w:rFonts w:ascii="Arial" w:hAnsi="Arial" w:cs="Arial"/>
+                <w:noProof/>
+              </w:rPr>
+              <w:t>Izrada tekstura i materijala za 3D modele</w:t>
+            </w:r>
+            <w:r>
+              <w:rPr>
+                <w:noProof/>
+                <w:webHidden/>
+              </w:rPr>
+              <w:tab/>
+            </w:r>
+            <w:r>
+              <w:rPr>
+                <w:noProof/>
+                <w:webHidden/>
+              </w:rPr>
+              <w:fldChar w:fldCharType="begin"/>
+            </w:r>
+            <w:r>
+              <w:rPr>
+                <w:noProof/>
+                <w:webHidden/>
+              </w:rPr>
+              <w:instrText xml:space="preserve"> PAGEREF _Toc202185100 \h </w:instrText>
+            </w:r>
+            <w:r>
+              <w:rPr>
+                <w:noProof/>
+                <w:webHidden/>
+              </w:rPr>
+            </w:r>
+            <w:r>
+              <w:rPr>
+                <w:noProof/>
+                <w:webHidden/>
+              </w:rPr>
+              <w:fldChar w:fldCharType="separate"/>
+            </w:r>
+            <w:r>
+              <w:rPr>
+                <w:noProof/>
+                <w:webHidden/>
+              </w:rPr>
+              <w:t>11</w:t>
             </w:r>
             <w:r>
               <w:rPr>
@@ -1396,13 +1752,13 @@
               <w14:ligatures w14:val="standardContextual"/>
             </w:rPr>
           </w:pPr>
-          <w:hyperlink w:anchor="_Toc202018878" w:history="1">
+          <w:hyperlink w:anchor="_Toc202185101" w:history="1">
             <w:r>
               <w:rPr>
                 <w:rStyle w:val="Hyperlink"/>
                 <w:noProof/>
               </w:rPr>
-              <w:t>3.</w:t>
+              <w:t>4.</w:t>
             </w:r>
             <w:r>
               <w:rPr>
@@ -1419,7 +1775,7 @@
                 <w:rStyle w:val="Hyperlink"/>
                 <w:noProof/>
               </w:rPr>
-              <w:t>Izrada 3D modela</w:t>
+              <w:t>Izrada okoliša i scene</w:t>
             </w:r>
             <w:r>
               <w:rPr>
@@ -1440,7 +1796,7 @@
                 <w:noProof/>
                 <w:webHidden/>
               </w:rPr>
-              <w:instrText xml:space="preserve"> PAGEREF _Toc202018878 \h </w:instrText>
+              <w:instrText xml:space="preserve"> PAGEREF _Toc202185101 \h </w:instrText>
             </w:r>
             <w:r>
               <w:rPr>
@@ -1460,7 +1816,298 @@
                 <w:noProof/>
                 <w:webHidden/>
               </w:rPr>
-              <w:t>10</w:t>
+              <w:t>11</w:t>
+            </w:r>
+            <w:r>
+              <w:rPr>
+                <w:noProof/>
+                <w:webHidden/>
+              </w:rPr>
+              <w:fldChar w:fldCharType="end"/>
+            </w:r>
+          </w:hyperlink>
+        </w:p>
+        <w:p>
+          <w:pPr>
+            <w:pStyle w:val="TOC3"/>
+            <w:tabs>
+              <w:tab w:val="left" w:pos="1200"/>
+              <w:tab w:val="right" w:leader="dot" w:pos="9016"/>
+            </w:tabs>
+            <w:spacing w:line="360" w:lineRule="auto"/>
+            <w:rPr>
+              <w:rFonts w:cstheme="minorBidi"/>
+              <w:noProof/>
+              <w:kern w:val="2"/>
+              <w:sz w:val="24"/>
+              <w:szCs w:val="24"/>
+              <w:lang w:val="hr-HR" w:eastAsia="hr-HR"/>
+              <w14:ligatures w14:val="standardContextual"/>
+            </w:rPr>
+          </w:pPr>
+          <w:hyperlink w:anchor="_Toc202185102" w:history="1">
+            <w:r>
+              <w:rPr>
+                <w:rStyle w:val="Hyperlink"/>
+                <w:rFonts w:ascii="Arial" w:hAnsi="Arial" w:cs="Arial"/>
+                <w:noProof/>
+              </w:rPr>
+              <w:t>4.1.</w:t>
+            </w:r>
+            <w:r>
+              <w:rPr>
+                <w:rFonts w:cstheme="minorBidi"/>
+                <w:noProof/>
+                <w:kern w:val="2"/>
+                <w:sz w:val="24"/>
+                <w:szCs w:val="24"/>
+                <w:lang w:val="hr-HR" w:eastAsia="hr-HR"/>
+                <w14:ligatures w14:val="standardContextual"/>
+              </w:rPr>
+              <w:tab/>
+            </w:r>
+            <w:r>
+              <w:rPr>
+                <w:rStyle w:val="Hyperlink"/>
+                <w:rFonts w:ascii="Arial" w:hAnsi="Arial" w:cs="Arial"/>
+                <w:noProof/>
+              </w:rPr>
+              <w:t>Koraci izrade okoline</w:t>
+            </w:r>
+            <w:r>
+              <w:rPr>
+                <w:noProof/>
+                <w:webHidden/>
+              </w:rPr>
+              <w:tab/>
+            </w:r>
+            <w:r>
+              <w:rPr>
+                <w:noProof/>
+                <w:webHidden/>
+              </w:rPr>
+              <w:fldChar w:fldCharType="begin"/>
+            </w:r>
+            <w:r>
+              <w:rPr>
+                <w:noProof/>
+                <w:webHidden/>
+              </w:rPr>
+              <w:instrText xml:space="preserve"> PAGEREF _Toc202185102 \h </w:instrText>
+            </w:r>
+            <w:r>
+              <w:rPr>
+                <w:noProof/>
+                <w:webHidden/>
+              </w:rPr>
+            </w:r>
+            <w:r>
+              <w:rPr>
+                <w:noProof/>
+                <w:webHidden/>
+              </w:rPr>
+              <w:fldChar w:fldCharType="separate"/>
+            </w:r>
+            <w:r>
+              <w:rPr>
+                <w:noProof/>
+                <w:webHidden/>
+              </w:rPr>
+              <w:t>11</w:t>
+            </w:r>
+            <w:r>
+              <w:rPr>
+                <w:noProof/>
+                <w:webHidden/>
+              </w:rPr>
+              <w:fldChar w:fldCharType="end"/>
+            </w:r>
+          </w:hyperlink>
+        </w:p>
+        <w:p>
+          <w:pPr>
+            <w:pStyle w:val="TOC3"/>
+            <w:tabs>
+              <w:tab w:val="left" w:pos="1200"/>
+              <w:tab w:val="right" w:leader="dot" w:pos="9016"/>
+            </w:tabs>
+            <w:spacing w:line="360" w:lineRule="auto"/>
+            <w:rPr>
+              <w:rFonts w:cstheme="minorBidi"/>
+              <w:noProof/>
+              <w:kern w:val="2"/>
+              <w:sz w:val="24"/>
+              <w:szCs w:val="24"/>
+              <w:lang w:val="hr-HR" w:eastAsia="hr-HR"/>
+              <w14:ligatures w14:val="standardContextual"/>
+            </w:rPr>
+          </w:pPr>
+          <w:hyperlink w:anchor="_Toc202185103" w:history="1">
+            <w:r>
+              <w:rPr>
+                <w:rStyle w:val="Hyperlink"/>
+                <w:rFonts w:ascii="Arial" w:hAnsi="Arial" w:cs="Arial"/>
+                <w:noProof/>
+              </w:rPr>
+              <w:t>4.2.</w:t>
+            </w:r>
+            <w:r>
+              <w:rPr>
+                <w:rFonts w:cstheme="minorBidi"/>
+                <w:noProof/>
+                <w:kern w:val="2"/>
+                <w:sz w:val="24"/>
+                <w:szCs w:val="24"/>
+                <w:lang w:val="hr-HR" w:eastAsia="hr-HR"/>
+                <w14:ligatures w14:val="standardContextual"/>
+              </w:rPr>
+              <w:tab/>
+            </w:r>
+            <w:r>
+              <w:rPr>
+                <w:rStyle w:val="Hyperlink"/>
+                <w:rFonts w:ascii="Arial" w:hAnsi="Arial" w:cs="Arial"/>
+                <w:noProof/>
+              </w:rPr>
+              <w:t>Izrada tekstura i materijala</w:t>
+            </w:r>
+            <w:r>
+              <w:rPr>
+                <w:noProof/>
+                <w:webHidden/>
+              </w:rPr>
+              <w:tab/>
+            </w:r>
+            <w:r>
+              <w:rPr>
+                <w:noProof/>
+                <w:webHidden/>
+              </w:rPr>
+              <w:fldChar w:fldCharType="begin"/>
+            </w:r>
+            <w:r>
+              <w:rPr>
+                <w:noProof/>
+                <w:webHidden/>
+              </w:rPr>
+              <w:instrText xml:space="preserve"> PAGEREF _Toc202185103 \h </w:instrText>
+            </w:r>
+            <w:r>
+              <w:rPr>
+                <w:noProof/>
+                <w:webHidden/>
+              </w:rPr>
+            </w:r>
+            <w:r>
+              <w:rPr>
+                <w:noProof/>
+                <w:webHidden/>
+              </w:rPr>
+              <w:fldChar w:fldCharType="separate"/>
+            </w:r>
+            <w:r>
+              <w:rPr>
+                <w:noProof/>
+                <w:webHidden/>
+              </w:rPr>
+              <w:t>11</w:t>
+            </w:r>
+            <w:r>
+              <w:rPr>
+                <w:noProof/>
+                <w:webHidden/>
+              </w:rPr>
+              <w:fldChar w:fldCharType="end"/>
+            </w:r>
+          </w:hyperlink>
+        </w:p>
+        <w:p>
+          <w:pPr>
+            <w:pStyle w:val="TOC3"/>
+            <w:tabs>
+              <w:tab w:val="left" w:pos="1200"/>
+              <w:tab w:val="right" w:leader="dot" w:pos="9016"/>
+            </w:tabs>
+            <w:spacing w:line="360" w:lineRule="auto"/>
+            <w:rPr>
+              <w:rFonts w:cstheme="minorBidi"/>
+              <w:noProof/>
+              <w:kern w:val="2"/>
+              <w:sz w:val="24"/>
+              <w:szCs w:val="24"/>
+              <w:lang w:val="hr-HR" w:eastAsia="hr-HR"/>
+              <w14:ligatures w14:val="standardContextual"/>
+            </w:rPr>
+          </w:pPr>
+          <w:hyperlink w:anchor="_Toc202185104" w:history="1">
+            <w:r>
+              <w:rPr>
+                <w:rStyle w:val="Hyperlink"/>
+                <w:rFonts w:ascii="Arial" w:hAnsi="Arial" w:cs="Arial"/>
+                <w:noProof/>
+              </w:rPr>
+              <w:t>4.3.</w:t>
+            </w:r>
+            <w:r>
+              <w:rPr>
+                <w:rFonts w:cstheme="minorBidi"/>
+                <w:noProof/>
+                <w:kern w:val="2"/>
+                <w:sz w:val="24"/>
+                <w:szCs w:val="24"/>
+                <w:lang w:val="hr-HR" w:eastAsia="hr-HR"/>
+                <w14:ligatures w14:val="standardContextual"/>
+              </w:rPr>
+              <w:tab/>
+            </w:r>
+            <w:r>
+              <w:rPr>
+                <w:rStyle w:val="Hyperlink"/>
+                <w:rFonts w:ascii="Arial" w:hAnsi="Arial" w:cs="Arial"/>
+                <w:noProof/>
+              </w:rPr>
+              <w:t>Izrada efekata za vodu</w:t>
+            </w:r>
+            <w:r>
+              <w:rPr>
+                <w:noProof/>
+                <w:webHidden/>
+              </w:rPr>
+              <w:tab/>
+            </w:r>
+            <w:r>
+              <w:rPr>
+                <w:noProof/>
+                <w:webHidden/>
+              </w:rPr>
+              <w:fldChar w:fldCharType="begin"/>
+            </w:r>
+            <w:r>
+              <w:rPr>
+                <w:noProof/>
+                <w:webHidden/>
+              </w:rPr>
+              <w:instrText xml:space="preserve"> PAGEREF _Toc202185104 \h </w:instrText>
+            </w:r>
+            <w:r>
+              <w:rPr>
+                <w:noProof/>
+                <w:webHidden/>
+              </w:rPr>
+            </w:r>
+            <w:r>
+              <w:rPr>
+                <w:noProof/>
+                <w:webHidden/>
+              </w:rPr>
+              <w:fldChar w:fldCharType="separate"/>
+            </w:r>
+            <w:r>
+              <w:rPr>
+                <w:noProof/>
+                <w:webHidden/>
+              </w:rPr>
+              <w:t>11</w:t>
             </w:r>
             <w:r>
               <w:rPr>
@@ -1486,13 +2133,13 @@
               <w14:ligatures w14:val="standardContextual"/>
             </w:rPr>
           </w:pPr>
-          <w:hyperlink w:anchor="_Toc202018879" w:history="1">
+          <w:hyperlink w:anchor="_Toc202185105" w:history="1">
             <w:r>
               <w:rPr>
                 <w:rStyle w:val="Hyperlink"/>
                 <w:noProof/>
               </w:rPr>
-              <w:t>4.</w:t>
+              <w:t>5.</w:t>
             </w:r>
             <w:r>
               <w:rPr>
@@ -1507,11 +2154,9 @@
             <w:r>
               <w:rPr>
                 <w:rStyle w:val="Hyperlink"/>
-                <w:b/>
-                <w:bCs/>
-                <w:noProof/>
-              </w:rPr>
-              <w:t>Plansko projektni alati u dizajniranju računalne mreže</w:t>
+                <w:noProof/>
+              </w:rPr>
+              <w:t>Zaključak</w:t>
             </w:r>
             <w:r>
               <w:rPr>
@@ -1532,7 +2177,7 @@
                 <w:noProof/>
                 <w:webHidden/>
               </w:rPr>
-              <w:instrText xml:space="preserve"> PAGEREF _Toc202018879 \h </w:instrText>
+              <w:instrText xml:space="preserve"> PAGEREF _Toc202185105 \h </w:instrText>
             </w:r>
             <w:r>
               <w:rPr>
@@ -1578,13 +2223,13 @@
               <w14:ligatures w14:val="standardContextual"/>
             </w:rPr>
           </w:pPr>
-          <w:hyperlink w:anchor="_Toc202018880" w:history="1">
+          <w:hyperlink w:anchor="_Toc202185106" w:history="1">
             <w:r>
               <w:rPr>
                 <w:rStyle w:val="Hyperlink"/>
                 <w:noProof/>
               </w:rPr>
-              <w:t>5.</w:t>
+              <w:t>6.</w:t>
             </w:r>
             <w:r>
               <w:rPr>
@@ -1603,7 +2248,7 @@
                 <w:bCs/>
                 <w:noProof/>
               </w:rPr>
-              <w:t>Opis organizacije</w:t>
+              <w:t>Poslovni informacijski sustavi</w:t>
             </w:r>
             <w:r>
               <w:rPr>
@@ -1624,7 +2269,7 @@
                 <w:noProof/>
                 <w:webHidden/>
               </w:rPr>
-              <w:instrText xml:space="preserve"> PAGEREF _Toc202018880 \h </w:instrText>
+              <w:instrText xml:space="preserve"> PAGEREF _Toc202185106 \h </w:instrText>
             </w:r>
             <w:r>
               <w:rPr>
@@ -1670,13 +2315,13 @@
               <w14:ligatures w14:val="standardContextual"/>
             </w:rPr>
           </w:pPr>
-          <w:hyperlink w:anchor="_Toc202018881" w:history="1">
+          <w:hyperlink w:anchor="_Toc202185107" w:history="1">
             <w:r>
               <w:rPr>
                 <w:rStyle w:val="Hyperlink"/>
                 <w:noProof/>
               </w:rPr>
-              <w:t>6.</w:t>
+              <w:t>7.</w:t>
             </w:r>
             <w:r>
               <w:rPr>
@@ -1695,7 +2340,7 @@
                 <w:bCs/>
                 <w:noProof/>
               </w:rPr>
-              <w:t>Poslovni informacijski sustavi</w:t>
+              <w:t>Testiranje mreže</w:t>
             </w:r>
             <w:r>
               <w:rPr>
@@ -1716,7 +2361,7 @@
                 <w:noProof/>
                 <w:webHidden/>
               </w:rPr>
-              <w:instrText xml:space="preserve"> PAGEREF _Toc202018881 \h </w:instrText>
+              <w:instrText xml:space="preserve"> PAGEREF _Toc202185107 \h </w:instrText>
             </w:r>
             <w:r>
               <w:rPr>
@@ -1736,7 +2381,7 @@
                 <w:noProof/>
                 <w:webHidden/>
               </w:rPr>
-              <w:t>13</w:t>
+              <w:t>16</w:t>
             </w:r>
             <w:r>
               <w:rPr>
@@ -1762,13 +2407,13 @@
               <w14:ligatures w14:val="standardContextual"/>
             </w:rPr>
           </w:pPr>
-          <w:hyperlink w:anchor="_Toc202018882" w:history="1">
+          <w:hyperlink w:anchor="_Toc202185108" w:history="1">
             <w:r>
               <w:rPr>
                 <w:rStyle w:val="Hyperlink"/>
                 <w:noProof/>
               </w:rPr>
-              <w:t>7.</w:t>
+              <w:t>8.</w:t>
             </w:r>
             <w:r>
               <w:rPr>
@@ -1787,7 +2432,7 @@
                 <w:bCs/>
                 <w:noProof/>
               </w:rPr>
-              <w:t>Komponente računalne mreže</w:t>
+              <w:t>Zaključak</w:t>
             </w:r>
             <w:r>
               <w:rPr>
@@ -1808,7 +2453,7 @@
                 <w:noProof/>
                 <w:webHidden/>
               </w:rPr>
-              <w:instrText xml:space="preserve"> PAGEREF _Toc202018882 \h </w:instrText>
+              <w:instrText xml:space="preserve"> PAGEREF _Toc202185108 \h </w:instrText>
             </w:r>
             <w:r>
               <w:rPr>
@@ -1828,7 +2473,7 @@
                 <w:noProof/>
                 <w:webHidden/>
               </w:rPr>
-              <w:t>17</w:t>
+              <w:t>16</w:t>
             </w:r>
             <w:r>
               <w:rPr>
@@ -1854,13 +2499,13 @@
               <w14:ligatures w14:val="standardContextual"/>
             </w:rPr>
           </w:pPr>
-          <w:hyperlink w:anchor="_Toc202018883" w:history="1">
+          <w:hyperlink w:anchor="_Toc202185109" w:history="1">
             <w:r>
               <w:rPr>
                 <w:rStyle w:val="Hyperlink"/>
                 <w:noProof/>
               </w:rPr>
-              <w:t>8.</w:t>
+              <w:t>9.</w:t>
             </w:r>
             <w:r>
               <w:rPr>
@@ -1879,7 +2524,7 @@
                 <w:bCs/>
                 <w:noProof/>
               </w:rPr>
-              <w:t>Razrada i konfiguracija računalne mreže TRAFO-IS</w:t>
+              <w:t>Literatura</w:t>
             </w:r>
             <w:r>
               <w:rPr>
@@ -1900,7 +2545,7 @@
                 <w:noProof/>
                 <w:webHidden/>
               </w:rPr>
-              <w:instrText xml:space="preserve"> PAGEREF _Toc202018883 \h </w:instrText>
+              <w:instrText xml:space="preserve"> PAGEREF _Toc202185109 \h </w:instrText>
             </w:r>
             <w:r>
               <w:rPr>
@@ -1920,283 +2565,7 @@
                 <w:noProof/>
                 <w:webHidden/>
               </w:rPr>
-              <w:t>20</w:t>
-            </w:r>
-            <w:r>
-              <w:rPr>
-                <w:noProof/>
-                <w:webHidden/>
-              </w:rPr>
-              <w:fldChar w:fldCharType="end"/>
-            </w:r>
-          </w:hyperlink>
-        </w:p>
-        <w:p>
-          <w:pPr>
-            <w:pStyle w:val="TOC1"/>
-            <w:tabs>
-              <w:tab w:val="left" w:pos="960"/>
-              <w:tab w:val="right" w:leader="dot" w:pos="9016"/>
-            </w:tabs>
-            <w:rPr>
-              <w:rFonts w:asciiTheme="minorHAnsi" w:eastAsiaTheme="minorEastAsia" w:hAnsiTheme="minorHAnsi" w:cstheme="minorBidi"/>
-              <w:noProof/>
-              <w:kern w:val="2"/>
-              <w:lang w:eastAsia="hr-HR"/>
-              <w14:ligatures w14:val="standardContextual"/>
-            </w:rPr>
-          </w:pPr>
-          <w:hyperlink w:anchor="_Toc202018884" w:history="1">
-            <w:r>
-              <w:rPr>
-                <w:rStyle w:val="Hyperlink"/>
-                <w:noProof/>
-              </w:rPr>
-              <w:t>9.</w:t>
-            </w:r>
-            <w:r>
-              <w:rPr>
-                <w:rFonts w:asciiTheme="minorHAnsi" w:eastAsiaTheme="minorEastAsia" w:hAnsiTheme="minorHAnsi" w:cstheme="minorBidi"/>
-                <w:noProof/>
-                <w:kern w:val="2"/>
-                <w:lang w:eastAsia="hr-HR"/>
-                <w14:ligatures w14:val="standardContextual"/>
-              </w:rPr>
-              <w:tab/>
-            </w:r>
-            <w:r>
-              <w:rPr>
-                <w:rStyle w:val="Hyperlink"/>
-                <w:b/>
-                <w:bCs/>
-                <w:noProof/>
-              </w:rPr>
-              <w:t>Testiranje mreže</w:t>
-            </w:r>
-            <w:r>
-              <w:rPr>
-                <w:noProof/>
-                <w:webHidden/>
-              </w:rPr>
-              <w:tab/>
-            </w:r>
-            <w:r>
-              <w:rPr>
-                <w:noProof/>
-                <w:webHidden/>
-              </w:rPr>
-              <w:fldChar w:fldCharType="begin"/>
-            </w:r>
-            <w:r>
-              <w:rPr>
-                <w:noProof/>
-                <w:webHidden/>
-              </w:rPr>
-              <w:instrText xml:space="preserve"> PAGEREF _Toc202018884 \h </w:instrText>
-            </w:r>
-            <w:r>
-              <w:rPr>
-                <w:noProof/>
-                <w:webHidden/>
-              </w:rPr>
-            </w:r>
-            <w:r>
-              <w:rPr>
-                <w:noProof/>
-                <w:webHidden/>
-              </w:rPr>
-              <w:fldChar w:fldCharType="separate"/>
-            </w:r>
-            <w:r>
-              <w:rPr>
-                <w:noProof/>
-                <w:webHidden/>
-              </w:rPr>
-              <w:t>23</w:t>
-            </w:r>
-            <w:r>
-              <w:rPr>
-                <w:noProof/>
-                <w:webHidden/>
-              </w:rPr>
-              <w:fldChar w:fldCharType="end"/>
-            </w:r>
-          </w:hyperlink>
-        </w:p>
-        <w:p>
-          <w:pPr>
-            <w:pStyle w:val="TOC1"/>
-            <w:tabs>
-              <w:tab w:val="left" w:pos="960"/>
-              <w:tab w:val="right" w:leader="dot" w:pos="9016"/>
-            </w:tabs>
-            <w:rPr>
-              <w:rFonts w:asciiTheme="minorHAnsi" w:eastAsiaTheme="minorEastAsia" w:hAnsiTheme="minorHAnsi" w:cstheme="minorBidi"/>
-              <w:noProof/>
-              <w:kern w:val="2"/>
-              <w:lang w:eastAsia="hr-HR"/>
-              <w14:ligatures w14:val="standardContextual"/>
-            </w:rPr>
-          </w:pPr>
-          <w:hyperlink w:anchor="_Toc202018885" w:history="1">
-            <w:r>
-              <w:rPr>
-                <w:rStyle w:val="Hyperlink"/>
-                <w:noProof/>
-              </w:rPr>
-              <w:t>10.</w:t>
-            </w:r>
-            <w:r>
-              <w:rPr>
-                <w:rFonts w:asciiTheme="minorHAnsi" w:eastAsiaTheme="minorEastAsia" w:hAnsiTheme="minorHAnsi" w:cstheme="minorBidi"/>
-                <w:noProof/>
-                <w:kern w:val="2"/>
-                <w:lang w:eastAsia="hr-HR"/>
-                <w14:ligatures w14:val="standardContextual"/>
-              </w:rPr>
-              <w:tab/>
-            </w:r>
-            <w:r>
-              <w:rPr>
-                <w:rStyle w:val="Hyperlink"/>
-                <w:b/>
-                <w:bCs/>
-                <w:noProof/>
-              </w:rPr>
-              <w:t>Zaključak</w:t>
-            </w:r>
-            <w:r>
-              <w:rPr>
-                <w:noProof/>
-                <w:webHidden/>
-              </w:rPr>
-              <w:tab/>
-            </w:r>
-            <w:r>
-              <w:rPr>
-                <w:noProof/>
-                <w:webHidden/>
-              </w:rPr>
-              <w:fldChar w:fldCharType="begin"/>
-            </w:r>
-            <w:r>
-              <w:rPr>
-                <w:noProof/>
-                <w:webHidden/>
-              </w:rPr>
-              <w:instrText xml:space="preserve"> PAGEREF _Toc202018885 \h </w:instrText>
-            </w:r>
-            <w:r>
-              <w:rPr>
-                <w:noProof/>
-                <w:webHidden/>
-              </w:rPr>
-            </w:r>
-            <w:r>
-              <w:rPr>
-                <w:noProof/>
-                <w:webHidden/>
-              </w:rPr>
-              <w:fldChar w:fldCharType="separate"/>
-            </w:r>
-            <w:r>
-              <w:rPr>
-                <w:noProof/>
-                <w:webHidden/>
-              </w:rPr>
-              <w:t>23</w:t>
-            </w:r>
-            <w:r>
-              <w:rPr>
-                <w:noProof/>
-                <w:webHidden/>
-              </w:rPr>
-              <w:fldChar w:fldCharType="end"/>
-            </w:r>
-          </w:hyperlink>
-        </w:p>
-        <w:p>
-          <w:pPr>
-            <w:pStyle w:val="TOC1"/>
-            <w:tabs>
-              <w:tab w:val="left" w:pos="960"/>
-              <w:tab w:val="right" w:leader="dot" w:pos="9016"/>
-            </w:tabs>
-            <w:rPr>
-              <w:rFonts w:asciiTheme="minorHAnsi" w:eastAsiaTheme="minorEastAsia" w:hAnsiTheme="minorHAnsi" w:cstheme="minorBidi"/>
-              <w:noProof/>
-              <w:kern w:val="2"/>
-              <w:lang w:eastAsia="hr-HR"/>
-              <w14:ligatures w14:val="standardContextual"/>
-            </w:rPr>
-          </w:pPr>
-          <w:hyperlink w:anchor="_Toc202018886" w:history="1">
-            <w:r>
-              <w:rPr>
-                <w:rStyle w:val="Hyperlink"/>
-                <w:noProof/>
-              </w:rPr>
-              <w:t>11.</w:t>
-            </w:r>
-            <w:r>
-              <w:rPr>
-                <w:rFonts w:asciiTheme="minorHAnsi" w:eastAsiaTheme="minorEastAsia" w:hAnsiTheme="minorHAnsi" w:cstheme="minorBidi"/>
-                <w:noProof/>
-                <w:kern w:val="2"/>
-                <w:lang w:eastAsia="hr-HR"/>
-                <w14:ligatures w14:val="standardContextual"/>
-              </w:rPr>
-              <w:tab/>
-            </w:r>
-            <w:r>
-              <w:rPr>
-                <w:rStyle w:val="Hyperlink"/>
-                <w:b/>
-                <w:bCs/>
-                <w:noProof/>
-              </w:rPr>
-              <w:t>Literatura</w:t>
-            </w:r>
-            <w:r>
-              <w:rPr>
-                <w:noProof/>
-                <w:webHidden/>
-              </w:rPr>
-              <w:tab/>
-            </w:r>
-            <w:r>
-              <w:rPr>
-                <w:noProof/>
-                <w:webHidden/>
-              </w:rPr>
-              <w:fldChar w:fldCharType="begin"/>
-            </w:r>
-            <w:r>
-              <w:rPr>
-                <w:noProof/>
-                <w:webHidden/>
-              </w:rPr>
-              <w:instrText xml:space="preserve"> PAGEREF _Toc202018886 \h </w:instrText>
-            </w:r>
-            <w:r>
-              <w:rPr>
-                <w:noProof/>
-                <w:webHidden/>
-              </w:rPr>
-            </w:r>
-            <w:r>
-              <w:rPr>
-                <w:noProof/>
-                <w:webHidden/>
-              </w:rPr>
-              <w:fldChar w:fldCharType="separate"/>
-            </w:r>
-            <w:r>
-              <w:rPr>
-                <w:noProof/>
-                <w:webHidden/>
-              </w:rPr>
-              <w:t>24</w:t>
+              <w:t>17</w:t>
             </w:r>
             <w:r>
               <w:rPr>
@@ -2241,7 +2610,7 @@
           <w:color w:val="auto"/>
         </w:rPr>
       </w:pPr>
-      <w:bookmarkStart w:id="1" w:name="_Toc202018871"/>
+      <w:bookmarkStart w:id="1" w:name="_Toc202185090"/>
       <w:r>
         <w:rPr>
           <w:rFonts w:ascii="Arial" w:hAnsi="Arial" w:cs="Arial"/>
@@ -2321,16 +2690,50 @@
           <w:color w:val="auto"/>
         </w:rPr>
       </w:pPr>
-      <w:bookmarkStart w:id="2" w:name="_Toc202018872"/>
+      <w:bookmarkStart w:id="2" w:name="_Toc202185091"/>
       <w:r>
         <w:rPr>
           <w:rFonts w:ascii="Arial" w:hAnsi="Arial" w:cs="Arial"/>
           <w:color w:val="auto"/>
         </w:rPr>
         <w:lastRenderedPageBreak/>
+        <w:t xml:space="preserve">POPIS </w:t>
+      </w:r>
+      <w:r>
+        <w:rPr>
+          <w:rFonts w:ascii="Arial" w:hAnsi="Arial" w:cs="Arial"/>
+          <w:color w:val="auto"/>
+        </w:rPr>
+        <w:t>TABLICA</w:t>
+      </w:r>
+      <w:bookmarkEnd w:id="2"/>
+    </w:p>
+    <w:p>
+      <w:pPr>
+        <w:pStyle w:val="Heading1"/>
+        <w:ind w:left="284" w:firstLine="0"/>
+        <w:rPr>
+          <w:rFonts w:ascii="Arial" w:hAnsi="Arial" w:cs="Arial"/>
+          <w:color w:val="auto"/>
+        </w:rPr>
+      </w:pPr>
+      <w:bookmarkStart w:id="3" w:name="_Toc202185092"/>
+      <w:r>
+        <w:rPr>
+          <w:rFonts w:ascii="Arial" w:hAnsi="Arial" w:cs="Arial"/>
+          <w:color w:val="auto"/>
+        </w:rPr>
         <w:t>POPIS SLIKA</w:t>
       </w:r>
-      <w:bookmarkEnd w:id="2"/>
+      <w:bookmarkEnd w:id="3"/>
+    </w:p>
+    <w:p>
+      <w:pPr>
+        <w:rPr>
+          <w:b/>
+          <w:bCs/>
+        </w:rPr>
+      </w:pPr>
     </w:p>
     <w:p>
       <w:pPr>
@@ -2362,7 +2765,7 @@
           <w:color w:val="auto"/>
         </w:rPr>
       </w:pPr>
-      <w:bookmarkStart w:id="3" w:name="_Toc202018873"/>
+      <w:bookmarkStart w:id="4" w:name="_Toc202185093"/>
       <w:r>
         <w:rPr>
           <w:rFonts w:ascii="Arial" w:hAnsi="Arial" w:cs="Arial"/>
@@ -2371,7 +2774,7 @@
         <w:lastRenderedPageBreak/>
         <w:t>Uvod</w:t>
       </w:r>
-      <w:bookmarkEnd w:id="3"/>
+      <w:bookmarkEnd w:id="4"/>
     </w:p>
     <w:p>
       <w:pPr>
@@ -2389,24 +2792,160 @@
           <w:sz w:val="24"/>
           <w:szCs w:val="24"/>
         </w:rPr>
-        <w:t xml:space="preserve">Mreže su neizostavni potporni dio svake organizacije – bila da je ona poslovna (proizvodna, prometna, trgovinska), dio vlade (ministarstva, agencije), posebnih državnih sustava poput vojske, policije, vatrogastva, školstva, zdravstva i dr. Struktura, složenost i dizajn takovih mreža, uz specifičnosti vezane za prirodu djelatnosti kojom se organizacija bavi ima svoje univerzalnosti koje donose raspoloživa tehnička rješenja iz područja industrije informacijsko-komunikacijskih tehnologija (ICT, od engl. </w:t>
-      </w:r>
-      <w:r>
-        <w:rPr>
-          <w:b w:val="0"/>
-          <w:i/>
-          <w:sz w:val="24"/>
-          <w:szCs w:val="24"/>
-        </w:rPr>
-        <w:t>information communications technology</w:t>
-      </w:r>
-      <w:r>
+        <w:t>Cilj izrade ove 3D scene u blenderu je prikazati korake i način realizacije ideje kako približno izgleda Albert Park u vrijeme kada je preuređen sa stazom formule 1 koja prolazi njim.</w:t>
+      </w:r>
+    </w:p>
+    <w:p>
+      <w:pPr>
+        <w:pStyle w:val="Naslovnica"/>
+        <w:jc w:val="both"/>
         <w:rPr>
           <w:b w:val="0"/>
           <w:sz w:val="24"/>
           <w:szCs w:val="24"/>
         </w:rPr>
-        <w:t>).</w:t>
+      </w:pPr>
+      <w:r>
+        <w:rPr>
+          <w:b w:val="0"/>
+          <w:sz w:val="24"/>
+          <w:szCs w:val="24"/>
+        </w:rPr>
+        <w:t>Tako početak rada obuhvaća planiranje i istraživanje</w:t>
+      </w:r>
+      <w:r>
+        <w:rPr>
+          <w:b w:val="0"/>
+          <w:sz w:val="24"/>
+          <w:szCs w:val="24"/>
+        </w:rPr>
+        <w:t xml:space="preserve"> o temi -</w:t>
+      </w:r>
+      <w:r>
+        <w:rPr>
+          <w:b w:val="0"/>
+          <w:sz w:val="24"/>
+          <w:szCs w:val="24"/>
+        </w:rPr>
+        <w:t xml:space="preserve"> izgled scene, kao i svih potrebnih elemenata u njoj.</w:t>
+      </w:r>
+    </w:p>
+    <w:p>
+      <w:pPr>
+        <w:pStyle w:val="Naslovnica"/>
+        <w:jc w:val="both"/>
+        <w:rPr>
+          <w:b w:val="0"/>
+          <w:sz w:val="24"/>
+          <w:szCs w:val="24"/>
+        </w:rPr>
+      </w:pPr>
+      <w:r>
+        <w:rPr>
+          <w:b w:val="0"/>
+          <w:sz w:val="24"/>
+          <w:szCs w:val="24"/>
+        </w:rPr>
+        <w:t xml:space="preserve">Nakon konceptualizacije </w:t>
+      </w:r>
+      <w:r>
+        <w:rPr>
+          <w:b w:val="0"/>
+          <w:sz w:val="24"/>
+          <w:szCs w:val="24"/>
+        </w:rPr>
+        <w:t xml:space="preserve">sljedeće </w:t>
+      </w:r>
+      <w:r>
+        <w:rPr>
+          <w:b w:val="0"/>
+          <w:sz w:val="24"/>
+          <w:szCs w:val="24"/>
+        </w:rPr>
+        <w:t>poglavlj</w:t>
+      </w:r>
+      <w:r>
+        <w:rPr>
+          <w:b w:val="0"/>
+          <w:sz w:val="24"/>
+          <w:szCs w:val="24"/>
+        </w:rPr>
+        <w:t>e</w:t>
+      </w:r>
+      <w:r>
+        <w:rPr>
+          <w:b w:val="0"/>
+          <w:sz w:val="24"/>
+          <w:szCs w:val="24"/>
+        </w:rPr>
+        <w:t xml:space="preserve"> </w:t>
+      </w:r>
+      <w:r>
+        <w:rPr>
+          <w:b w:val="0"/>
+          <w:sz w:val="24"/>
+          <w:szCs w:val="24"/>
+        </w:rPr>
+        <w:t>bavit će se slikovnim prikazom</w:t>
+      </w:r>
+      <w:r>
+        <w:rPr>
+          <w:b w:val="0"/>
+          <w:sz w:val="24"/>
+          <w:szCs w:val="24"/>
+        </w:rPr>
+        <w:t xml:space="preserve"> </w:t>
+      </w:r>
+      <w:r>
+        <w:rPr>
+          <w:b w:val="0"/>
+          <w:sz w:val="24"/>
+          <w:szCs w:val="24"/>
+        </w:rPr>
+        <w:t xml:space="preserve"> i postepeni proces izrade grafičkih elemenata objašnjenih koracima kako su sastavljeni u softveru za 3D modeliranje.</w:t>
+      </w:r>
+      <w:r>
+        <w:rPr>
+          <w:b w:val="0"/>
+          <w:sz w:val="24"/>
+          <w:szCs w:val="24"/>
+        </w:rPr>
+        <w:t xml:space="preserve"> Osim izrade samih elemenata prikazati će se i proces izrade materijala i tekstura za njih same.</w:t>
+      </w:r>
+      <w:r>
+        <w:rPr>
+          <w:b w:val="0"/>
+          <w:sz w:val="24"/>
+          <w:szCs w:val="24"/>
+        </w:rPr>
+        <w:t xml:space="preserve"> Alat korišten za izradu je Blender.</w:t>
+      </w:r>
+    </w:p>
+    <w:p>
+      <w:pPr>
+        <w:pStyle w:val="Naslovnica"/>
+        <w:jc w:val="both"/>
+        <w:rPr>
+          <w:b w:val="0"/>
+          <w:sz w:val="24"/>
+          <w:szCs w:val="24"/>
+        </w:rPr>
+      </w:pPr>
+      <w:r>
+        <w:rPr>
+          <w:b w:val="0"/>
+          <w:sz w:val="24"/>
+          <w:szCs w:val="24"/>
+        </w:rPr>
+        <w:t>Na</w:t>
+      </w:r>
+      <w:r>
+        <w:rPr>
+          <w:b w:val="0"/>
+          <w:sz w:val="24"/>
+          <w:szCs w:val="24"/>
+        </w:rPr>
+        <w:t>redno poglavlje koje je i posljednje prikazati će izradu okoliša scene. Svi prije kreirani elementi biti će postavljeni unutar modelirane scene. Biti će prikazana izrada tekstura i materijala kao i efekata koji će se koristiti.</w:t>
       </w:r>
     </w:p>
     <w:p>
@@ -2439,120 +2978,90 @@
           <w:color w:val="auto"/>
         </w:rPr>
       </w:pPr>
-      <w:bookmarkStart w:id="4" w:name="_Toc202018874"/>
+      <w:bookmarkStart w:id="5" w:name="_Toc202185094"/>
       <w:r>
         <w:rPr>
           <w:rFonts w:ascii="Arial" w:hAnsi="Arial" w:cs="Arial"/>
           <w:color w:val="auto"/>
         </w:rPr>
         <w:lastRenderedPageBreak/>
-        <w:t xml:space="preserve">Dizajn </w:t>
-      </w:r>
-      <w:bookmarkEnd w:id="4"/>
-      <w:r>
-        <w:rPr>
-          <w:rFonts w:ascii="Arial" w:hAnsi="Arial" w:cs="Arial"/>
-          <w:color w:val="auto"/>
-        </w:rPr>
-        <w:t>scene</w:t>
-      </w:r>
+        <w:t>Tema</w:t>
+      </w:r>
+      <w:bookmarkEnd w:id="5"/>
     </w:p>
     <w:p>
       <w:pPr>
         <w:ind w:left="360"/>
       </w:pPr>
       <w:r>
-        <w:t>Današnje</w:t>
-      </w:r>
-      <w:r>
-        <w:t xml:space="preserve"> mreže </w:t>
-      </w:r>
-      <w:r>
-        <w:t>čine</w:t>
-      </w:r>
-      <w:r>
-        <w:t xml:space="preserve"> skupine od više </w:t>
-      </w:r>
-      <w:r>
-        <w:t>krajnjih terminalnih uređaja</w:t>
-      </w:r>
-      <w:r>
-        <w:t xml:space="preserve"> (engl. </w:t>
+        <w:t xml:space="preserve">Odlučio sam se za stazu u Australiji zbog dobrog kontrasta umjerene količine detalja i prirode. </w:t>
+      </w:r>
+      <w:r>
+        <w:t>P</w:t>
+      </w:r>
+      <w:r>
+        <w:t xml:space="preserve">rojekt </w:t>
+      </w:r>
+      <w:r>
+        <w:t>se sastoji od</w:t>
+      </w:r>
+      <w:r>
+        <w:t xml:space="preserve"> </w:t>
+      </w:r>
+      <w:r>
+        <w:t>model</w:t>
+      </w:r>
+      <w:r>
+        <w:t>a</w:t>
+      </w:r>
+      <w:r>
+        <w:t xml:space="preserve"> scene s</w:t>
+      </w:r>
+      <w:r>
+        <w:t>taz</w:t>
+      </w:r>
+      <w:r>
+        <w:t>e</w:t>
+      </w:r>
+      <w:r>
+        <w:t xml:space="preserve"> </w:t>
+      </w:r>
+      <w:r>
+        <w:t>„</w:t>
+      </w:r>
+      <w:r>
+        <w:t xml:space="preserve">Albert </w:t>
+      </w:r>
+      <w:r>
+        <w:t>P</w:t>
+      </w:r>
+      <w:r>
+        <w:t>ark</w:t>
+      </w:r>
+      <w:r>
+        <w:t>“</w:t>
+      </w:r>
+      <w:r>
+        <w:t xml:space="preserve"> </w:t>
+      </w:r>
+      <w:r>
+        <w:t xml:space="preserve">(engl. </w:t>
       </w:r>
       <w:r>
         <w:rPr>
           <w:i/>
           <w:iCs/>
         </w:rPr>
-        <w:t>host</w:t>
-      </w:r>
-      <w:r>
-        <w:t>)</w:t>
-      </w:r>
-      <w:r>
-        <w:t xml:space="preserve"> </w:t>
-      </w:r>
-      <w:r>
-        <w:t>čije</w:t>
-      </w:r>
-      <w:r>
-        <w:t xml:space="preserve"> se</w:t>
-      </w:r>
-      <w:r>
-        <w:t xml:space="preserve"> funkcionalnosti</w:t>
-      </w:r>
-      <w:r>
-        <w:t xml:space="preserve"> temelje na računalnoj tehnologiji, </w:t>
-      </w:r>
-      <w:r>
-        <w:t xml:space="preserve">a koji su </w:t>
-      </w:r>
-      <w:r>
-        <w:t>međusobno povezanih</w:t>
-      </w:r>
-      <w:r>
-        <w:t xml:space="preserve"> u jednu </w:t>
-      </w:r>
-      <w:r>
-        <w:t>cjelinu</w:t>
-      </w:r>
-      <w:r>
-        <w:t xml:space="preserve"> </w:t>
-      </w:r>
-      <w:r>
-        <w:t xml:space="preserve">pomoću prijenosnih (engl. </w:t>
-      </w:r>
-      <w:r>
-        <w:rPr>
-          <w:i/>
-          <w:iCs/>
-        </w:rPr>
-        <w:t>transmission</w:t>
-      </w:r>
-      <w:r>
-        <w:t xml:space="preserve">) linkova i </w:t>
-      </w:r>
-      <w:r>
-        <w:t>usmjerivačko-komutacijske opreme</w:t>
-      </w:r>
-      <w:r>
-        <w:t xml:space="preserve">. </w:t>
-      </w:r>
-      <w:r>
-        <w:t xml:space="preserve">Radi se o paketskim komunikacijskim mrežama koje omogućuju višeuslužni (engl. </w:t>
-      </w:r>
-      <w:r>
-        <w:rPr>
-          <w:i/>
-          <w:iCs/>
-        </w:rPr>
-        <w:t>multiservice</w:t>
-      </w:r>
-      <w:r>
-        <w:t>) protok podataka</w:t>
-      </w:r>
-      <w:r>
-        <w:t xml:space="preserve"> – nositelja različitih informacijskih sadržaja i oblika</w:t>
+        <w:t>Albert Park Circuit</w:t>
+      </w:r>
+      <w:r>
+        <w:t>). Trkaća staza smještena je u gradu Melbourne u pokrajini Vitorija. Sami park preuređen je u razdoblju utrke, ograđen i optimiziran kako bi njime mogli voziti formule. Tema je izabrana jer želim izraditi detaljniji prikaz same scene</w:t>
+      </w:r>
+      <w:r>
+        <w:t xml:space="preserve"> parka</w:t>
+      </w:r>
+      <w:r>
+        <w:t xml:space="preserve"> kako on izgleda u razdoblju kada su utrke</w:t>
       </w:r>
       <w:r>
         <w:t>.</w:t>
@@ -2560,10 +3069,100 @@
     </w:p>
     <w:p>
       <w:pPr>
-        <w:spacing w:after="160" w:line="259" w:lineRule="auto"/>
-        <w:ind w:firstLine="0"/>
-        <w:jc w:val="left"/>
-      </w:pPr>
+        <w:ind w:left="360"/>
+      </w:pPr>
+    </w:p>
+    <w:p>
+      <w:pPr>
+        <w:keepNext/>
+        <w:jc w:val="center"/>
+      </w:pPr>
+      <w:r>
+        <w:rPr>
+          <w:noProof/>
+        </w:rPr>
+        <w:drawing>
+          <wp:inline distT="0" distB="0" distL="0" distR="0" wp14:anchorId="00F3A35E" wp14:editId="3B70E571">
+            <wp:extent cx="4742180" cy="5924550"/>
+            <wp:effectExtent l="0" t="0" r="0" b="0"/>
+            <wp:docPr id="314462858" name="Picture 1"/>
+            <wp:cNvGraphicFramePr>
+              <a:graphicFrameLocks xmlns:a="http://schemas.openxmlformats.org/drawingml/2006/main" noChangeAspect="1"/>
+            </wp:cNvGraphicFramePr>
+            <a:graphic xmlns:a="http://schemas.openxmlformats.org/drawingml/2006/main">
+              <a:graphicData uri="http://schemas.openxmlformats.org/drawingml/2006/picture">
+                <pic:pic xmlns:pic="http://schemas.openxmlformats.org/drawingml/2006/picture">
+                  <pic:nvPicPr>
+                    <pic:cNvPr id="0" name="Picture 1"/>
+                    <pic:cNvPicPr>
+                      <a:picLocks noChangeAspect="1" noChangeArrowheads="1"/>
+                    </pic:cNvPicPr>
+                  </pic:nvPicPr>
+                  <pic:blipFill>
+                    <a:blip r:embed="rId8">
+                      <a:extLst>
+                        <a:ext uri="{28A0092B-C50C-407E-A947-70E740481C1C}">
+                          <a14:useLocalDpi xmlns:a14="http://schemas.microsoft.com/office/drawing/2010/main" val="0"/>
+                        </a:ext>
+                      </a:extLst>
+                    </a:blip>
+                    <a:srcRect/>
+                    <a:stretch>
+                      <a:fillRect/>
+                    </a:stretch>
+                  </pic:blipFill>
+                  <pic:spPr bwMode="auto">
+                    <a:xfrm>
+                      <a:off x="0" y="0"/>
+                      <a:ext cx="4742180" cy="5924550"/>
+                    </a:xfrm>
+                    <a:prstGeom prst="rect">
+                      <a:avLst/>
+                    </a:prstGeom>
+                    <a:noFill/>
+                    <a:ln>
+                      <a:noFill/>
+                    </a:ln>
+                  </pic:spPr>
+                </pic:pic>
+              </a:graphicData>
+            </a:graphic>
+          </wp:inline>
+        </w:drawing>
+      </w:r>
+    </w:p>
+    <w:p>
+      <w:pPr>
+        <w:pStyle w:val="Caption"/>
+        <w:jc w:val="center"/>
+      </w:pPr>
+      <w:r>
+        <w:t xml:space="preserve">Slika </w:t>
+      </w:r>
+      <w:r>
+        <w:fldChar w:fldCharType="begin"/>
+      </w:r>
+      <w:r>
+        <w:instrText xml:space="preserve"> SEQ Slika \* ARABIC </w:instrText>
+      </w:r>
+      <w:r>
+        <w:fldChar w:fldCharType="separate"/>
+      </w:r>
+      <w:r>
+        <w:rPr>
+          <w:noProof/>
+        </w:rPr>
+        <w:t>1</w:t>
+      </w:r>
+      <w:r>
+        <w:fldChar w:fldCharType="end"/>
+      </w:r>
+      <w:r>
+        <w:t xml:space="preserve"> prikaz Albert parka iz zraka</w:t>
+      </w:r>
+      <w:r>
+        <w:br w:type="page"/>
+      </w:r>
     </w:p>
     <w:p>
       <w:pPr>
@@ -2579,7 +3178,7 @@
           <w:szCs w:val="28"/>
         </w:rPr>
       </w:pPr>
-      <w:bookmarkStart w:id="5" w:name="_Toc202018875"/>
+      <w:bookmarkStart w:id="6" w:name="_Toc202185095"/>
       <w:r>
         <w:rPr>
           <w:rFonts w:ascii="Arial" w:hAnsi="Arial" w:cs="Arial"/>
@@ -2587,9 +3186,56 @@
           <w:sz w:val="28"/>
           <w:szCs w:val="28"/>
         </w:rPr>
-        <w:t>Izbor teme</w:t>
-      </w:r>
-      <w:bookmarkEnd w:id="5"/>
+        <w:lastRenderedPageBreak/>
+        <w:t>Istraživanje i priprema</w:t>
+      </w:r>
+      <w:bookmarkEnd w:id="6"/>
+    </w:p>
+    <w:p>
+      <w:pPr>
+        <w:ind w:left="436"/>
+      </w:pPr>
+      <w:r>
+        <w:t>Sa temom određenom krenuo je pronalazak izvora i referenci</w:t>
+      </w:r>
+      <w:r>
+        <w:t>.</w:t>
+      </w:r>
+      <w:r>
+        <w:t xml:space="preserve"> </w:t>
+      </w:r>
+      <w:r>
+        <w:t>B</w:t>
+      </w:r>
+      <w:r>
+        <w:t>uduć</w:t>
+      </w:r>
+      <w:r>
+        <w:t xml:space="preserve">i mi je zadatak i kreirati te </w:t>
+      </w:r>
+      <w:r>
+        <w:t xml:space="preserve">modele </w:t>
+      </w:r>
+      <w:r>
+        <w:t>nastojao sam pronaći dostojne izvore i detaljnije prikaze</w:t>
+      </w:r>
+      <w:r>
+        <w:t xml:space="preserve"> svih elemenata – tip </w:t>
+      </w:r>
+      <w:r>
+        <w:t>vegetacije, jezero</w:t>
+      </w:r>
+      <w:r>
+        <w:t xml:space="preserve"> izgled parka, zgrade, zavoji, tribine, ograda, oprema i ostali djelovi staze</w:t>
+      </w:r>
+      <w:r>
+        <w:t>. Sa njima je izrada lakša za vizualizirat i generirati ideju na koji način ih realizirati.</w:t>
+      </w:r>
+    </w:p>
+    <w:p>
+      <w:pPr>
+        <w:ind w:left="436"/>
+      </w:pPr>
     </w:p>
     <w:p>
       <w:pPr>
@@ -2605,7 +3251,7 @@
           <w:szCs w:val="28"/>
         </w:rPr>
       </w:pPr>
-      <w:bookmarkStart w:id="6" w:name="_Toc202018876"/>
+      <w:bookmarkStart w:id="7" w:name="_Toc202185096"/>
       <w:r>
         <w:rPr>
           <w:rFonts w:ascii="Arial" w:hAnsi="Arial" w:cs="Arial"/>
@@ -2613,9 +3259,1366 @@
           <w:sz w:val="28"/>
           <w:szCs w:val="28"/>
         </w:rPr>
-        <w:t>Istraživanje i priprema</w:t>
-      </w:r>
-      <w:bookmarkEnd w:id="6"/>
+        <w:t>Planiranje potrebnih elemenata</w:t>
+      </w:r>
+      <w:bookmarkEnd w:id="7"/>
+    </w:p>
+    <w:p>
+      <w:pPr>
+        <w:ind w:left="360"/>
+      </w:pPr>
+      <w:r>
+        <w:t>Podjelio sam izradu u 3 segmenta - izrada formule koja bi trebala biti glavni motiv, izrada okolnih elemenata i na posljetku izrada scene nakon čega ide postavljanje istih elemenata u</w:t>
+      </w:r>
+      <w:r>
+        <w:t>nutar nje</w:t>
+      </w:r>
+      <w:r>
+        <w:t>.</w:t>
+      </w:r>
+      <w:r>
+        <w:t xml:space="preserve"> Stil izrade bio je baziran na što detaljnijem prikazu jer je to grafika za koju nije bila potrebna optimizacija na razini koja bi trebala video igrici. Unatoč tomu nastojao sam optimizirati modele kako se nebi pojavljivali suvišni poligoni.</w:t>
+      </w:r>
+    </w:p>
+    <w:tbl>
+      <w:tblPr>
+        <w:tblStyle w:val="GridTable4-Accent3"/>
+        <w:tblpPr w:leftFromText="180" w:rightFromText="180" w:vertAnchor="text" w:tblpY="1"/>
+        <w:tblW w:w="5000" w:type="pct"/>
+        <w:tblLook w:val="04A0" w:firstRow="1" w:lastRow="0" w:firstColumn="1" w:lastColumn="0" w:noHBand="0" w:noVBand="1"/>
+      </w:tblPr>
+      <w:tblGrid>
+        <w:gridCol w:w="692"/>
+        <w:gridCol w:w="2390"/>
+        <w:gridCol w:w="691"/>
+        <w:gridCol w:w="2390"/>
+        <w:gridCol w:w="691"/>
+        <w:gridCol w:w="2388"/>
+      </w:tblGrid>
+      <w:tr>
+        <w:trPr>
+          <w:cnfStyle w:val="100000000000" w:firstRow="1" w:lastRow="0" w:firstColumn="0" w:lastColumn="0" w:oddVBand="0" w:evenVBand="0" w:oddHBand="0" w:evenHBand="0" w:firstRowFirstColumn="0" w:firstRowLastColumn="0" w:lastRowFirstColumn="0" w:lastRowLastColumn="0"/>
+        </w:trPr>
+        <w:tc>
+          <w:tcPr>
+            <w:cnfStyle w:val="001000000000" w:firstRow="0" w:lastRow="0" w:firstColumn="1" w:lastColumn="0" w:oddVBand="0" w:evenVBand="0" w:oddHBand="0" w:evenHBand="0" w:firstRowFirstColumn="0" w:firstRowLastColumn="0" w:lastRowFirstColumn="0" w:lastRowLastColumn="0"/>
+            <w:tcW w:w="374" w:type="pct"/>
+            <w:vAlign w:val="center"/>
+          </w:tcPr>
+          <w:p>
+            <w:pPr>
+              <w:ind w:firstLine="0"/>
+              <w:jc w:val="center"/>
+            </w:pPr>
+          </w:p>
+        </w:tc>
+        <w:tc>
+          <w:tcPr>
+            <w:tcW w:w="1293" w:type="pct"/>
+            <w:vAlign w:val="center"/>
+          </w:tcPr>
+          <w:p>
+            <w:pPr>
+              <w:ind w:firstLine="0"/>
+              <w:jc w:val="center"/>
+              <w:cnfStyle w:val="100000000000" w:firstRow="1" w:lastRow="0" w:firstColumn="0" w:lastColumn="0" w:oddVBand="0" w:evenVBand="0" w:oddHBand="0" w:evenHBand="0" w:firstRowFirstColumn="0" w:firstRowLastColumn="0" w:lastRowFirstColumn="0" w:lastRowLastColumn="0"/>
+            </w:pPr>
+            <w:r>
+              <w:t>Naziv elementa</w:t>
+            </w:r>
+          </w:p>
+        </w:tc>
+        <w:tc>
+          <w:tcPr>
+            <w:tcW w:w="374" w:type="pct"/>
+            <w:vAlign w:val="center"/>
+          </w:tcPr>
+          <w:p>
+            <w:pPr>
+              <w:ind w:firstLine="0"/>
+              <w:jc w:val="center"/>
+              <w:cnfStyle w:val="100000000000" w:firstRow="1" w:lastRow="0" w:firstColumn="0" w:lastColumn="0" w:oddVBand="0" w:evenVBand="0" w:oddHBand="0" w:evenHBand="0" w:firstRowFirstColumn="0" w:firstRowLastColumn="0" w:lastRowFirstColumn="0" w:lastRowLastColumn="0"/>
+            </w:pPr>
+          </w:p>
+        </w:tc>
+        <w:tc>
+          <w:tcPr>
+            <w:tcW w:w="1293" w:type="pct"/>
+            <w:vAlign w:val="center"/>
+          </w:tcPr>
+          <w:p>
+            <w:pPr>
+              <w:ind w:firstLine="0"/>
+              <w:jc w:val="center"/>
+              <w:cnfStyle w:val="100000000000" w:firstRow="1" w:lastRow="0" w:firstColumn="0" w:lastColumn="0" w:oddVBand="0" w:evenVBand="0" w:oddHBand="0" w:evenHBand="0" w:firstRowFirstColumn="0" w:firstRowLastColumn="0" w:lastRowFirstColumn="0" w:lastRowLastColumn="0"/>
+            </w:pPr>
+            <w:r>
+              <w:t>Naziv elementa</w:t>
+            </w:r>
+          </w:p>
+        </w:tc>
+        <w:tc>
+          <w:tcPr>
+            <w:tcW w:w="374" w:type="pct"/>
+            <w:vAlign w:val="center"/>
+          </w:tcPr>
+          <w:p>
+            <w:pPr>
+              <w:ind w:firstLine="0"/>
+              <w:jc w:val="center"/>
+              <w:cnfStyle w:val="100000000000" w:firstRow="1" w:lastRow="0" w:firstColumn="0" w:lastColumn="0" w:oddVBand="0" w:evenVBand="0" w:oddHBand="0" w:evenHBand="0" w:firstRowFirstColumn="0" w:firstRowLastColumn="0" w:lastRowFirstColumn="0" w:lastRowLastColumn="0"/>
+            </w:pPr>
+          </w:p>
+        </w:tc>
+        <w:tc>
+          <w:tcPr>
+            <w:tcW w:w="1292" w:type="pct"/>
+            <w:vAlign w:val="center"/>
+          </w:tcPr>
+          <w:p>
+            <w:pPr>
+              <w:ind w:firstLine="0"/>
+              <w:jc w:val="center"/>
+              <w:cnfStyle w:val="100000000000" w:firstRow="1" w:lastRow="0" w:firstColumn="0" w:lastColumn="0" w:oddVBand="0" w:evenVBand="0" w:oddHBand="0" w:evenHBand="0" w:firstRowFirstColumn="0" w:firstRowLastColumn="0" w:lastRowFirstColumn="0" w:lastRowLastColumn="0"/>
+            </w:pPr>
+            <w:r>
+              <w:t>Naziv elementa</w:t>
+            </w:r>
+          </w:p>
+        </w:tc>
+      </w:tr>
+      <w:tr>
+        <w:trPr>
+          <w:cnfStyle w:val="000000100000" w:firstRow="0" w:lastRow="0" w:firstColumn="0" w:lastColumn="0" w:oddVBand="0" w:evenVBand="0" w:oddHBand="1" w:evenHBand="0" w:firstRowFirstColumn="0" w:firstRowLastColumn="0" w:lastRowFirstColumn="0" w:lastRowLastColumn="0"/>
+        </w:trPr>
+        <w:tc>
+          <w:tcPr>
+            <w:cnfStyle w:val="001000000000" w:firstRow="0" w:lastRow="0" w:firstColumn="1" w:lastColumn="0" w:oddVBand="0" w:evenVBand="0" w:oddHBand="0" w:evenHBand="0" w:firstRowFirstColumn="0" w:firstRowLastColumn="0" w:lastRowFirstColumn="0" w:lastRowLastColumn="0"/>
+            <w:tcW w:w="374" w:type="pct"/>
+            <w:vAlign w:val="center"/>
+          </w:tcPr>
+          <w:p>
+            <w:pPr>
+              <w:ind w:firstLine="0"/>
+              <w:jc w:val="center"/>
+            </w:pPr>
+            <w:r>
+              <w:t>1.</w:t>
+            </w:r>
+          </w:p>
+        </w:tc>
+        <w:tc>
+          <w:tcPr>
+            <w:tcW w:w="1293" w:type="pct"/>
+            <w:vAlign w:val="center"/>
+          </w:tcPr>
+          <w:p>
+            <w:pPr>
+              <w:ind w:firstLine="0"/>
+              <w:jc w:val="center"/>
+              <w:cnfStyle w:val="000000100000" w:firstRow="0" w:lastRow="0" w:firstColumn="0" w:lastColumn="0" w:oddVBand="0" w:evenVBand="0" w:oddHBand="1" w:evenHBand="0" w:firstRowFirstColumn="0" w:firstRowLastColumn="0" w:lastRowFirstColumn="0" w:lastRowLastColumn="0"/>
+            </w:pPr>
+            <w:r>
+              <w:t>Ograda</w:t>
+            </w:r>
+          </w:p>
+        </w:tc>
+        <w:tc>
+          <w:tcPr>
+            <w:tcW w:w="374" w:type="pct"/>
+            <w:vAlign w:val="center"/>
+          </w:tcPr>
+          <w:p>
+            <w:pPr>
+              <w:ind w:firstLine="0"/>
+              <w:jc w:val="center"/>
+              <w:cnfStyle w:val="000000100000" w:firstRow="0" w:lastRow="0" w:firstColumn="0" w:lastColumn="0" w:oddVBand="0" w:evenVBand="0" w:oddHBand="1" w:evenHBand="0" w:firstRowFirstColumn="0" w:firstRowLastColumn="0" w:lastRowFirstColumn="0" w:lastRowLastColumn="0"/>
+            </w:pPr>
+            <w:r>
+              <w:t>13.</w:t>
+            </w:r>
+          </w:p>
+        </w:tc>
+        <w:tc>
+          <w:tcPr>
+            <w:tcW w:w="1293" w:type="pct"/>
+            <w:vAlign w:val="center"/>
+          </w:tcPr>
+          <w:p>
+            <w:pPr>
+              <w:ind w:firstLine="0"/>
+              <w:jc w:val="center"/>
+              <w:cnfStyle w:val="000000100000" w:firstRow="0" w:lastRow="0" w:firstColumn="0" w:lastColumn="0" w:oddVBand="0" w:evenVBand="0" w:oddHBand="1" w:evenHBand="0" w:firstRowFirstColumn="0" w:firstRowLastColumn="0" w:lastRowFirstColumn="0" w:lastRowLastColumn="0"/>
+            </w:pPr>
+            <w:r>
+              <w:t>Kombi</w:t>
+            </w:r>
+          </w:p>
+        </w:tc>
+        <w:tc>
+          <w:tcPr>
+            <w:tcW w:w="374" w:type="pct"/>
+            <w:vAlign w:val="center"/>
+          </w:tcPr>
+          <w:p>
+            <w:pPr>
+              <w:ind w:firstLine="0"/>
+              <w:jc w:val="center"/>
+              <w:cnfStyle w:val="000000100000" w:firstRow="0" w:lastRow="0" w:firstColumn="0" w:lastColumn="0" w:oddVBand="0" w:evenVBand="0" w:oddHBand="1" w:evenHBand="0" w:firstRowFirstColumn="0" w:firstRowLastColumn="0" w:lastRowFirstColumn="0" w:lastRowLastColumn="0"/>
+            </w:pPr>
+            <w:r>
+              <w:t>25.</w:t>
+            </w:r>
+          </w:p>
+        </w:tc>
+        <w:tc>
+          <w:tcPr>
+            <w:tcW w:w="1292" w:type="pct"/>
+            <w:vAlign w:val="center"/>
+          </w:tcPr>
+          <w:p>
+            <w:pPr>
+              <w:ind w:firstLine="0"/>
+              <w:jc w:val="center"/>
+              <w:cnfStyle w:val="000000100000" w:firstRow="0" w:lastRow="0" w:firstColumn="0" w:lastColumn="0" w:oddVBand="0" w:evenVBand="0" w:oddHBand="1" w:evenHBand="0" w:firstRowFirstColumn="0" w:firstRowLastColumn="0" w:lastRowFirstColumn="0" w:lastRowLastColumn="0"/>
+            </w:pPr>
+            <w:r>
+              <w:t>Reklama</w:t>
+            </w:r>
+          </w:p>
+        </w:tc>
+      </w:tr>
+      <w:tr>
+        <w:tc>
+          <w:tcPr>
+            <w:cnfStyle w:val="001000000000" w:firstRow="0" w:lastRow="0" w:firstColumn="1" w:lastColumn="0" w:oddVBand="0" w:evenVBand="0" w:oddHBand="0" w:evenHBand="0" w:firstRowFirstColumn="0" w:firstRowLastColumn="0" w:lastRowFirstColumn="0" w:lastRowLastColumn="0"/>
+            <w:tcW w:w="374" w:type="pct"/>
+            <w:vAlign w:val="center"/>
+          </w:tcPr>
+          <w:p>
+            <w:pPr>
+              <w:ind w:firstLine="0"/>
+              <w:jc w:val="center"/>
+            </w:pPr>
+            <w:r>
+              <w:t>2.</w:t>
+            </w:r>
+          </w:p>
+        </w:tc>
+        <w:tc>
+          <w:tcPr>
+            <w:tcW w:w="1293" w:type="pct"/>
+            <w:vAlign w:val="center"/>
+          </w:tcPr>
+          <w:p>
+            <w:pPr>
+              <w:ind w:firstLine="0"/>
+              <w:jc w:val="center"/>
+              <w:cnfStyle w:val="000000000000" w:firstRow="0" w:lastRow="0" w:firstColumn="0" w:lastColumn="0" w:oddVBand="0" w:evenVBand="0" w:oddHBand="0" w:evenHBand="0" w:firstRowFirstColumn="0" w:firstRowLastColumn="0" w:lastRowFirstColumn="0" w:lastRowLastColumn="0"/>
+            </w:pPr>
+            <w:r>
+              <w:t>Zid guma</w:t>
+            </w:r>
+          </w:p>
+        </w:tc>
+        <w:tc>
+          <w:tcPr>
+            <w:tcW w:w="374" w:type="pct"/>
+            <w:vAlign w:val="center"/>
+          </w:tcPr>
+          <w:p>
+            <w:pPr>
+              <w:ind w:firstLine="0"/>
+              <w:jc w:val="center"/>
+              <w:cnfStyle w:val="000000000000" w:firstRow="0" w:lastRow="0" w:firstColumn="0" w:lastColumn="0" w:oddVBand="0" w:evenVBand="0" w:oddHBand="0" w:evenHBand="0" w:firstRowFirstColumn="0" w:firstRowLastColumn="0" w:lastRowFirstColumn="0" w:lastRowLastColumn="0"/>
+            </w:pPr>
+            <w:r>
+              <w:t>14.</w:t>
+            </w:r>
+          </w:p>
+        </w:tc>
+        <w:tc>
+          <w:tcPr>
+            <w:tcW w:w="1293" w:type="pct"/>
+            <w:vAlign w:val="center"/>
+          </w:tcPr>
+          <w:p>
+            <w:pPr>
+              <w:ind w:firstLine="0"/>
+              <w:jc w:val="center"/>
+              <w:cnfStyle w:val="000000000000" w:firstRow="0" w:lastRow="0" w:firstColumn="0" w:lastColumn="0" w:oddVBand="0" w:evenVBand="0" w:oddHBand="0" w:evenHBand="0" w:firstRowFirstColumn="0" w:firstRowLastColumn="0" w:lastRowFirstColumn="0" w:lastRowLastColumn="0"/>
+            </w:pPr>
+            <w:r>
+              <w:t>Terasa</w:t>
+            </w:r>
+          </w:p>
+        </w:tc>
+        <w:tc>
+          <w:tcPr>
+            <w:tcW w:w="374" w:type="pct"/>
+            <w:vAlign w:val="center"/>
+          </w:tcPr>
+          <w:p>
+            <w:pPr>
+              <w:ind w:firstLine="0"/>
+              <w:jc w:val="center"/>
+              <w:cnfStyle w:val="000000000000" w:firstRow="0" w:lastRow="0" w:firstColumn="0" w:lastColumn="0" w:oddVBand="0" w:evenVBand="0" w:oddHBand="0" w:evenHBand="0" w:firstRowFirstColumn="0" w:firstRowLastColumn="0" w:lastRowFirstColumn="0" w:lastRowLastColumn="0"/>
+            </w:pPr>
+            <w:r>
+              <w:t>26.</w:t>
+            </w:r>
+          </w:p>
+        </w:tc>
+        <w:tc>
+          <w:tcPr>
+            <w:tcW w:w="1292" w:type="pct"/>
+            <w:vAlign w:val="center"/>
+          </w:tcPr>
+          <w:p>
+            <w:pPr>
+              <w:ind w:firstLine="0"/>
+              <w:jc w:val="center"/>
+              <w:cnfStyle w:val="000000000000" w:firstRow="0" w:lastRow="0" w:firstColumn="0" w:lastColumn="0" w:oddVBand="0" w:evenVBand="0" w:oddHBand="0" w:evenHBand="0" w:firstRowFirstColumn="0" w:firstRowLastColumn="0" w:lastRowFirstColumn="0" w:lastRowLastColumn="0"/>
+            </w:pPr>
+            <w:r>
+              <w:t>Lampa</w:t>
+            </w:r>
+          </w:p>
+        </w:tc>
+      </w:tr>
+      <w:tr>
+        <w:trPr>
+          <w:cnfStyle w:val="000000100000" w:firstRow="0" w:lastRow="0" w:firstColumn="0" w:lastColumn="0" w:oddVBand="0" w:evenVBand="0" w:oddHBand="1" w:evenHBand="0" w:firstRowFirstColumn="0" w:firstRowLastColumn="0" w:lastRowFirstColumn="0" w:lastRowLastColumn="0"/>
+        </w:trPr>
+        <w:tc>
+          <w:tcPr>
+            <w:cnfStyle w:val="001000000000" w:firstRow="0" w:lastRow="0" w:firstColumn="1" w:lastColumn="0" w:oddVBand="0" w:evenVBand="0" w:oddHBand="0" w:evenHBand="0" w:firstRowFirstColumn="0" w:firstRowLastColumn="0" w:lastRowFirstColumn="0" w:lastRowLastColumn="0"/>
+            <w:tcW w:w="374" w:type="pct"/>
+            <w:vAlign w:val="center"/>
+          </w:tcPr>
+          <w:p>
+            <w:pPr>
+              <w:ind w:firstLine="0"/>
+              <w:jc w:val="center"/>
+            </w:pPr>
+            <w:r>
+              <w:t>3.</w:t>
+            </w:r>
+          </w:p>
+        </w:tc>
+        <w:tc>
+          <w:tcPr>
+            <w:tcW w:w="1293" w:type="pct"/>
+            <w:vAlign w:val="center"/>
+          </w:tcPr>
+          <w:p>
+            <w:pPr>
+              <w:ind w:firstLine="0"/>
+              <w:jc w:val="center"/>
+              <w:cnfStyle w:val="000000100000" w:firstRow="0" w:lastRow="0" w:firstColumn="0" w:lastColumn="0" w:oddVBand="0" w:evenVBand="0" w:oddHBand="1" w:evenHBand="0" w:firstRowFirstColumn="0" w:firstRowLastColumn="0" w:lastRowFirstColumn="0" w:lastRowLastColumn="0"/>
+            </w:pPr>
+            <w:r>
+              <w:t>Reklama most</w:t>
+            </w:r>
+          </w:p>
+        </w:tc>
+        <w:tc>
+          <w:tcPr>
+            <w:tcW w:w="374" w:type="pct"/>
+            <w:vAlign w:val="center"/>
+          </w:tcPr>
+          <w:p>
+            <w:pPr>
+              <w:ind w:firstLine="0"/>
+              <w:jc w:val="center"/>
+              <w:cnfStyle w:val="000000100000" w:firstRow="0" w:lastRow="0" w:firstColumn="0" w:lastColumn="0" w:oddVBand="0" w:evenVBand="0" w:oddHBand="1" w:evenHBand="0" w:firstRowFirstColumn="0" w:firstRowLastColumn="0" w:lastRowFirstColumn="0" w:lastRowLastColumn="0"/>
+            </w:pPr>
+            <w:r>
+              <w:t>15.</w:t>
+            </w:r>
+          </w:p>
+        </w:tc>
+        <w:tc>
+          <w:tcPr>
+            <w:tcW w:w="1293" w:type="pct"/>
+            <w:vAlign w:val="center"/>
+          </w:tcPr>
+          <w:p>
+            <w:pPr>
+              <w:ind w:firstLine="0"/>
+              <w:jc w:val="center"/>
+              <w:cnfStyle w:val="000000100000" w:firstRow="0" w:lastRow="0" w:firstColumn="0" w:lastColumn="0" w:oddVBand="0" w:evenVBand="0" w:oddHBand="1" w:evenHBand="0" w:firstRowFirstColumn="0" w:firstRowLastColumn="0" w:lastRowFirstColumn="0" w:lastRowLastColumn="0"/>
+            </w:pPr>
+            <w:r>
+              <w:t>Zaslon v1</w:t>
+            </w:r>
+          </w:p>
+        </w:tc>
+        <w:tc>
+          <w:tcPr>
+            <w:tcW w:w="374" w:type="pct"/>
+            <w:vAlign w:val="center"/>
+          </w:tcPr>
+          <w:p>
+            <w:pPr>
+              <w:ind w:firstLine="0"/>
+              <w:jc w:val="center"/>
+              <w:cnfStyle w:val="000000100000" w:firstRow="0" w:lastRow="0" w:firstColumn="0" w:lastColumn="0" w:oddVBand="0" w:evenVBand="0" w:oddHBand="1" w:evenHBand="0" w:firstRowFirstColumn="0" w:firstRowLastColumn="0" w:lastRowFirstColumn="0" w:lastRowLastColumn="0"/>
+            </w:pPr>
+            <w:r>
+              <w:t>27.</w:t>
+            </w:r>
+          </w:p>
+        </w:tc>
+        <w:tc>
+          <w:tcPr>
+            <w:tcW w:w="1292" w:type="pct"/>
+            <w:vAlign w:val="center"/>
+          </w:tcPr>
+          <w:p>
+            <w:pPr>
+              <w:ind w:firstLine="0"/>
+              <w:jc w:val="center"/>
+              <w:cnfStyle w:val="000000100000" w:firstRow="0" w:lastRow="0" w:firstColumn="0" w:lastColumn="0" w:oddVBand="0" w:evenVBand="0" w:oddHBand="1" w:evenHBand="0" w:firstRowFirstColumn="0" w:firstRowLastColumn="0" w:lastRowFirstColumn="0" w:lastRowLastColumn="0"/>
+            </w:pPr>
+            <w:r>
+              <w:t>Drvo</w:t>
+            </w:r>
+          </w:p>
+        </w:tc>
+      </w:tr>
+      <w:tr>
+        <w:tc>
+          <w:tcPr>
+            <w:cnfStyle w:val="001000000000" w:firstRow="0" w:lastRow="0" w:firstColumn="1" w:lastColumn="0" w:oddVBand="0" w:evenVBand="0" w:oddHBand="0" w:evenHBand="0" w:firstRowFirstColumn="0" w:firstRowLastColumn="0" w:lastRowFirstColumn="0" w:lastRowLastColumn="0"/>
+            <w:tcW w:w="374" w:type="pct"/>
+            <w:vAlign w:val="center"/>
+          </w:tcPr>
+          <w:p>
+            <w:pPr>
+              <w:ind w:firstLine="0"/>
+              <w:jc w:val="center"/>
+            </w:pPr>
+            <w:r>
+              <w:t>4.</w:t>
+            </w:r>
+          </w:p>
+        </w:tc>
+        <w:tc>
+          <w:tcPr>
+            <w:tcW w:w="1293" w:type="pct"/>
+            <w:vAlign w:val="center"/>
+          </w:tcPr>
+          <w:p>
+            <w:pPr>
+              <w:ind w:firstLine="0"/>
+              <w:jc w:val="center"/>
+              <w:cnfStyle w:val="000000000000" w:firstRow="0" w:lastRow="0" w:firstColumn="0" w:lastColumn="0" w:oddVBand="0" w:evenVBand="0" w:oddHBand="0" w:evenHBand="0" w:firstRowFirstColumn="0" w:firstRowLastColumn="0" w:lastRowFirstColumn="0" w:lastRowLastColumn="0"/>
+            </w:pPr>
+            <w:r>
+              <w:t>Tribina v1</w:t>
+            </w:r>
+          </w:p>
+        </w:tc>
+        <w:tc>
+          <w:tcPr>
+            <w:tcW w:w="374" w:type="pct"/>
+            <w:vAlign w:val="center"/>
+          </w:tcPr>
+          <w:p>
+            <w:pPr>
+              <w:ind w:firstLine="0"/>
+              <w:jc w:val="center"/>
+              <w:cnfStyle w:val="000000000000" w:firstRow="0" w:lastRow="0" w:firstColumn="0" w:lastColumn="0" w:oddVBand="0" w:evenVBand="0" w:oddHBand="0" w:evenHBand="0" w:firstRowFirstColumn="0" w:firstRowLastColumn="0" w:lastRowFirstColumn="0" w:lastRowLastColumn="0"/>
+            </w:pPr>
+            <w:r>
+              <w:t>16.</w:t>
+            </w:r>
+          </w:p>
+        </w:tc>
+        <w:tc>
+          <w:tcPr>
+            <w:tcW w:w="1293" w:type="pct"/>
+            <w:vAlign w:val="center"/>
+          </w:tcPr>
+          <w:p>
+            <w:pPr>
+              <w:ind w:firstLine="0"/>
+              <w:jc w:val="center"/>
+              <w:cnfStyle w:val="000000000000" w:firstRow="0" w:lastRow="0" w:firstColumn="0" w:lastColumn="0" w:oddVBand="0" w:evenVBand="0" w:oddHBand="0" w:evenHBand="0" w:firstRowFirstColumn="0" w:firstRowLastColumn="0" w:lastRowFirstColumn="0" w:lastRowLastColumn="0"/>
+            </w:pPr>
+            <w:r>
+              <w:t>Zaslon v2</w:t>
+            </w:r>
+          </w:p>
+        </w:tc>
+        <w:tc>
+          <w:tcPr>
+            <w:tcW w:w="374" w:type="pct"/>
+            <w:vAlign w:val="center"/>
+          </w:tcPr>
+          <w:p>
+            <w:pPr>
+              <w:ind w:firstLine="0"/>
+              <w:jc w:val="center"/>
+              <w:cnfStyle w:val="000000000000" w:firstRow="0" w:lastRow="0" w:firstColumn="0" w:lastColumn="0" w:oddVBand="0" w:evenVBand="0" w:oddHBand="0" w:evenHBand="0" w:firstRowFirstColumn="0" w:firstRowLastColumn="0" w:lastRowFirstColumn="0" w:lastRowLastColumn="0"/>
+            </w:pPr>
+            <w:r>
+              <w:t>28.</w:t>
+            </w:r>
+          </w:p>
+        </w:tc>
+        <w:tc>
+          <w:tcPr>
+            <w:tcW w:w="1292" w:type="pct"/>
+            <w:vAlign w:val="center"/>
+          </w:tcPr>
+          <w:p>
+            <w:pPr>
+              <w:ind w:firstLine="0"/>
+              <w:jc w:val="center"/>
+              <w:cnfStyle w:val="000000000000" w:firstRow="0" w:lastRow="0" w:firstColumn="0" w:lastColumn="0" w:oddVBand="0" w:evenVBand="0" w:oddHBand="0" w:evenHBand="0" w:firstRowFirstColumn="0" w:firstRowLastColumn="0" w:lastRowFirstColumn="0" w:lastRowLastColumn="0"/>
+            </w:pPr>
+            <w:r>
+              <w:t>WC</w:t>
+            </w:r>
+          </w:p>
+        </w:tc>
+      </w:tr>
+      <w:tr>
+        <w:trPr>
+          <w:cnfStyle w:val="000000100000" w:firstRow="0" w:lastRow="0" w:firstColumn="0" w:lastColumn="0" w:oddVBand="0" w:evenVBand="0" w:oddHBand="1" w:evenHBand="0" w:firstRowFirstColumn="0" w:firstRowLastColumn="0" w:lastRowFirstColumn="0" w:lastRowLastColumn="0"/>
+        </w:trPr>
+        <w:tc>
+          <w:tcPr>
+            <w:cnfStyle w:val="001000000000" w:firstRow="0" w:lastRow="0" w:firstColumn="1" w:lastColumn="0" w:oddVBand="0" w:evenVBand="0" w:oddHBand="0" w:evenHBand="0" w:firstRowFirstColumn="0" w:firstRowLastColumn="0" w:lastRowFirstColumn="0" w:lastRowLastColumn="0"/>
+            <w:tcW w:w="374" w:type="pct"/>
+            <w:vAlign w:val="center"/>
+          </w:tcPr>
+          <w:p>
+            <w:pPr>
+              <w:ind w:firstLine="0"/>
+              <w:jc w:val="center"/>
+            </w:pPr>
+            <w:r>
+              <w:t>5.</w:t>
+            </w:r>
+          </w:p>
+        </w:tc>
+        <w:tc>
+          <w:tcPr>
+            <w:tcW w:w="1293" w:type="pct"/>
+            <w:vAlign w:val="center"/>
+          </w:tcPr>
+          <w:p>
+            <w:pPr>
+              <w:ind w:firstLine="0"/>
+              <w:jc w:val="center"/>
+              <w:cnfStyle w:val="000000100000" w:firstRow="0" w:lastRow="0" w:firstColumn="0" w:lastColumn="0" w:oddVBand="0" w:evenVBand="0" w:oddHBand="1" w:evenHBand="0" w:firstRowFirstColumn="0" w:firstRowLastColumn="0" w:lastRowFirstColumn="0" w:lastRowLastColumn="0"/>
+            </w:pPr>
+            <w:r>
+              <w:t>Tribina v2</w:t>
+            </w:r>
+          </w:p>
+        </w:tc>
+        <w:tc>
+          <w:tcPr>
+            <w:tcW w:w="374" w:type="pct"/>
+            <w:vAlign w:val="center"/>
+          </w:tcPr>
+          <w:p>
+            <w:pPr>
+              <w:ind w:firstLine="0"/>
+              <w:jc w:val="center"/>
+              <w:cnfStyle w:val="000000100000" w:firstRow="0" w:lastRow="0" w:firstColumn="0" w:lastColumn="0" w:oddVBand="0" w:evenVBand="0" w:oddHBand="1" w:evenHBand="0" w:firstRowFirstColumn="0" w:firstRowLastColumn="0" w:lastRowFirstColumn="0" w:lastRowLastColumn="0"/>
+            </w:pPr>
+            <w:r>
+              <w:t>17.</w:t>
+            </w:r>
+          </w:p>
+        </w:tc>
+        <w:tc>
+          <w:tcPr>
+            <w:tcW w:w="1293" w:type="pct"/>
+            <w:vAlign w:val="center"/>
+          </w:tcPr>
+          <w:p>
+            <w:pPr>
+              <w:ind w:firstLine="0"/>
+              <w:jc w:val="center"/>
+              <w:cnfStyle w:val="000000100000" w:firstRow="0" w:lastRow="0" w:firstColumn="0" w:lastColumn="0" w:oddVBand="0" w:evenVBand="0" w:oddHBand="1" w:evenHBand="0" w:firstRowFirstColumn="0" w:firstRowLastColumn="0" w:lastRowFirstColumn="0" w:lastRowLastColumn="0"/>
+            </w:pPr>
+            <w:r>
+              <w:t>Stop zid</w:t>
+            </w:r>
+          </w:p>
+        </w:tc>
+        <w:tc>
+          <w:tcPr>
+            <w:tcW w:w="374" w:type="pct"/>
+            <w:vAlign w:val="center"/>
+          </w:tcPr>
+          <w:p>
+            <w:pPr>
+              <w:ind w:firstLine="0"/>
+              <w:jc w:val="center"/>
+              <w:cnfStyle w:val="000000100000" w:firstRow="0" w:lastRow="0" w:firstColumn="0" w:lastColumn="0" w:oddVBand="0" w:evenVBand="0" w:oddHBand="1" w:evenHBand="0" w:firstRowFirstColumn="0" w:firstRowLastColumn="0" w:lastRowFirstColumn="0" w:lastRowLastColumn="0"/>
+            </w:pPr>
+            <w:r>
+              <w:t>29.</w:t>
+            </w:r>
+          </w:p>
+        </w:tc>
+        <w:tc>
+          <w:tcPr>
+            <w:tcW w:w="1292" w:type="pct"/>
+            <w:vAlign w:val="center"/>
+          </w:tcPr>
+          <w:p>
+            <w:pPr>
+              <w:ind w:firstLine="0"/>
+              <w:jc w:val="center"/>
+              <w:cnfStyle w:val="000000100000" w:firstRow="0" w:lastRow="0" w:firstColumn="0" w:lastColumn="0" w:oddVBand="0" w:evenVBand="0" w:oddHBand="1" w:evenHBand="0" w:firstRowFirstColumn="0" w:firstRowLastColumn="0" w:lastRowFirstColumn="0" w:lastRowLastColumn="0"/>
+            </w:pPr>
+            <w:r>
+              <w:t>Pitbox</w:t>
+            </w:r>
+          </w:p>
+        </w:tc>
+      </w:tr>
+      <w:tr>
+        <w:tc>
+          <w:tcPr>
+            <w:cnfStyle w:val="001000000000" w:firstRow="0" w:lastRow="0" w:firstColumn="1" w:lastColumn="0" w:oddVBand="0" w:evenVBand="0" w:oddHBand="0" w:evenHBand="0" w:firstRowFirstColumn="0" w:firstRowLastColumn="0" w:lastRowFirstColumn="0" w:lastRowLastColumn="0"/>
+            <w:tcW w:w="374" w:type="pct"/>
+            <w:vAlign w:val="center"/>
+          </w:tcPr>
+          <w:p>
+            <w:pPr>
+              <w:ind w:firstLine="0"/>
+              <w:jc w:val="center"/>
+            </w:pPr>
+            <w:r>
+              <w:t>6.</w:t>
+            </w:r>
+          </w:p>
+        </w:tc>
+        <w:tc>
+          <w:tcPr>
+            <w:tcW w:w="1293" w:type="pct"/>
+            <w:vAlign w:val="center"/>
+          </w:tcPr>
+          <w:p>
+            <w:pPr>
+              <w:ind w:firstLine="0"/>
+              <w:jc w:val="center"/>
+              <w:cnfStyle w:val="000000000000" w:firstRow="0" w:lastRow="0" w:firstColumn="0" w:lastColumn="0" w:oddVBand="0" w:evenVBand="0" w:oddHBand="0" w:evenHBand="0" w:firstRowFirstColumn="0" w:firstRowLastColumn="0" w:lastRowFirstColumn="0" w:lastRowLastColumn="0"/>
+            </w:pPr>
+            <w:r>
+              <w:t>Tribina luksuzna</w:t>
+            </w:r>
+          </w:p>
+        </w:tc>
+        <w:tc>
+          <w:tcPr>
+            <w:tcW w:w="374" w:type="pct"/>
+            <w:vAlign w:val="center"/>
+          </w:tcPr>
+          <w:p>
+            <w:pPr>
+              <w:ind w:firstLine="0"/>
+              <w:jc w:val="center"/>
+              <w:cnfStyle w:val="000000000000" w:firstRow="0" w:lastRow="0" w:firstColumn="0" w:lastColumn="0" w:oddVBand="0" w:evenVBand="0" w:oddHBand="0" w:evenHBand="0" w:firstRowFirstColumn="0" w:firstRowLastColumn="0" w:lastRowFirstColumn="0" w:lastRowLastColumn="0"/>
+            </w:pPr>
+            <w:r>
+              <w:t>18.</w:t>
+            </w:r>
+          </w:p>
+        </w:tc>
+        <w:tc>
+          <w:tcPr>
+            <w:tcW w:w="1293" w:type="pct"/>
+            <w:vAlign w:val="center"/>
+          </w:tcPr>
+          <w:p>
+            <w:pPr>
+              <w:ind w:firstLine="0"/>
+              <w:jc w:val="center"/>
+              <w:cnfStyle w:val="000000000000" w:firstRow="0" w:lastRow="0" w:firstColumn="0" w:lastColumn="0" w:oddVBand="0" w:evenVBand="0" w:oddHBand="0" w:evenHBand="0" w:firstRowFirstColumn="0" w:firstRowLastColumn="0" w:lastRowFirstColumn="0" w:lastRowLastColumn="0"/>
+            </w:pPr>
+            <w:r>
+              <w:t>Zgrada v1</w:t>
+            </w:r>
+          </w:p>
+        </w:tc>
+        <w:tc>
+          <w:tcPr>
+            <w:tcW w:w="374" w:type="pct"/>
+            <w:vAlign w:val="center"/>
+          </w:tcPr>
+          <w:p>
+            <w:pPr>
+              <w:ind w:firstLine="0"/>
+              <w:jc w:val="center"/>
+              <w:cnfStyle w:val="000000000000" w:firstRow="0" w:lastRow="0" w:firstColumn="0" w:lastColumn="0" w:oddVBand="0" w:evenVBand="0" w:oddHBand="0" w:evenHBand="0" w:firstRowFirstColumn="0" w:firstRowLastColumn="0" w:lastRowFirstColumn="0" w:lastRowLastColumn="0"/>
+            </w:pPr>
+            <w:r>
+              <w:t>30.</w:t>
+            </w:r>
+          </w:p>
+        </w:tc>
+        <w:tc>
+          <w:tcPr>
+            <w:tcW w:w="1292" w:type="pct"/>
+            <w:vAlign w:val="center"/>
+          </w:tcPr>
+          <w:p>
+            <w:pPr>
+              <w:ind w:firstLine="0"/>
+              <w:jc w:val="center"/>
+              <w:cnfStyle w:val="000000000000" w:firstRow="0" w:lastRow="0" w:firstColumn="0" w:lastColumn="0" w:oddVBand="0" w:evenVBand="0" w:oddHBand="0" w:evenHBand="0" w:firstRowFirstColumn="0" w:firstRowLastColumn="0" w:lastRowFirstColumn="0" w:lastRowLastColumn="0"/>
+            </w:pPr>
+            <w:r>
+              <w:t>Pozornica</w:t>
+            </w:r>
+          </w:p>
+        </w:tc>
+      </w:tr>
+      <w:tr>
+        <w:trPr>
+          <w:cnfStyle w:val="000000100000" w:firstRow="0" w:lastRow="0" w:firstColumn="0" w:lastColumn="0" w:oddVBand="0" w:evenVBand="0" w:oddHBand="1" w:evenHBand="0" w:firstRowFirstColumn="0" w:firstRowLastColumn="0" w:lastRowFirstColumn="0" w:lastRowLastColumn="0"/>
+        </w:trPr>
+        <w:tc>
+          <w:tcPr>
+            <w:cnfStyle w:val="001000000000" w:firstRow="0" w:lastRow="0" w:firstColumn="1" w:lastColumn="0" w:oddVBand="0" w:evenVBand="0" w:oddHBand="0" w:evenHBand="0" w:firstRowFirstColumn="0" w:firstRowLastColumn="0" w:lastRowFirstColumn="0" w:lastRowLastColumn="0"/>
+            <w:tcW w:w="374" w:type="pct"/>
+            <w:vAlign w:val="center"/>
+          </w:tcPr>
+          <w:p>
+            <w:pPr>
+              <w:ind w:firstLine="0"/>
+              <w:jc w:val="center"/>
+            </w:pPr>
+            <w:r>
+              <w:t>7.</w:t>
+            </w:r>
+          </w:p>
+        </w:tc>
+        <w:tc>
+          <w:tcPr>
+            <w:tcW w:w="1293" w:type="pct"/>
+            <w:vAlign w:val="center"/>
+          </w:tcPr>
+          <w:p>
+            <w:pPr>
+              <w:ind w:firstLine="0"/>
+              <w:jc w:val="center"/>
+              <w:cnfStyle w:val="000000100000" w:firstRow="0" w:lastRow="0" w:firstColumn="0" w:lastColumn="0" w:oddVBand="0" w:evenVBand="0" w:oddHBand="1" w:evenHBand="0" w:firstRowFirstColumn="0" w:firstRowLastColumn="0" w:lastRowFirstColumn="0" w:lastRowLastColumn="0"/>
+            </w:pPr>
+            <w:r>
+              <w:t>Rubnjak</w:t>
+            </w:r>
+          </w:p>
+        </w:tc>
+        <w:tc>
+          <w:tcPr>
+            <w:tcW w:w="374" w:type="pct"/>
+            <w:vAlign w:val="center"/>
+          </w:tcPr>
+          <w:p>
+            <w:pPr>
+              <w:ind w:firstLine="0"/>
+              <w:jc w:val="center"/>
+              <w:cnfStyle w:val="000000100000" w:firstRow="0" w:lastRow="0" w:firstColumn="0" w:lastColumn="0" w:oddVBand="0" w:evenVBand="0" w:oddHBand="1" w:evenHBand="0" w:firstRowFirstColumn="0" w:firstRowLastColumn="0" w:lastRowFirstColumn="0" w:lastRowLastColumn="0"/>
+            </w:pPr>
+            <w:r>
+              <w:t>19.</w:t>
+            </w:r>
+          </w:p>
+        </w:tc>
+        <w:tc>
+          <w:tcPr>
+            <w:tcW w:w="1293" w:type="pct"/>
+            <w:vAlign w:val="center"/>
+          </w:tcPr>
+          <w:p>
+            <w:pPr>
+              <w:ind w:firstLine="0"/>
+              <w:jc w:val="center"/>
+              <w:cnfStyle w:val="000000100000" w:firstRow="0" w:lastRow="0" w:firstColumn="0" w:lastColumn="0" w:oddVBand="0" w:evenVBand="0" w:oddHBand="1" w:evenHBand="0" w:firstRowFirstColumn="0" w:firstRowLastColumn="0" w:lastRowFirstColumn="0" w:lastRowLastColumn="0"/>
+            </w:pPr>
+            <w:r>
+              <w:t>Zgrada v2</w:t>
+            </w:r>
+          </w:p>
+        </w:tc>
+        <w:tc>
+          <w:tcPr>
+            <w:tcW w:w="374" w:type="pct"/>
+            <w:vAlign w:val="center"/>
+          </w:tcPr>
+          <w:p>
+            <w:pPr>
+              <w:ind w:firstLine="0"/>
+              <w:jc w:val="center"/>
+              <w:cnfStyle w:val="000000100000" w:firstRow="0" w:lastRow="0" w:firstColumn="0" w:lastColumn="0" w:oddVBand="0" w:evenVBand="0" w:oddHBand="1" w:evenHBand="0" w:firstRowFirstColumn="0" w:firstRowLastColumn="0" w:lastRowFirstColumn="0" w:lastRowLastColumn="0"/>
+            </w:pPr>
+            <w:r>
+              <w:t>31.</w:t>
+            </w:r>
+          </w:p>
+        </w:tc>
+        <w:tc>
+          <w:tcPr>
+            <w:tcW w:w="1292" w:type="pct"/>
+            <w:vAlign w:val="center"/>
+          </w:tcPr>
+          <w:p>
+            <w:pPr>
+              <w:ind w:firstLine="0"/>
+              <w:jc w:val="center"/>
+              <w:cnfStyle w:val="000000100000" w:firstRow="0" w:lastRow="0" w:firstColumn="0" w:lastColumn="0" w:oddVBand="0" w:evenVBand="0" w:oddHBand="1" w:evenHBand="0" w:firstRowFirstColumn="0" w:firstRowLastColumn="0" w:lastRowFirstColumn="0" w:lastRowLastColumn="0"/>
+            </w:pPr>
+            <w:r>
+              <w:t>Skladište</w:t>
+            </w:r>
+          </w:p>
+        </w:tc>
+      </w:tr>
+      <w:tr>
+        <w:tc>
+          <w:tcPr>
+            <w:cnfStyle w:val="001000000000" w:firstRow="0" w:lastRow="0" w:firstColumn="1" w:lastColumn="0" w:oddVBand="0" w:evenVBand="0" w:oddHBand="0" w:evenHBand="0" w:firstRowFirstColumn="0" w:firstRowLastColumn="0" w:lastRowFirstColumn="0" w:lastRowLastColumn="0"/>
+            <w:tcW w:w="374" w:type="pct"/>
+            <w:vAlign w:val="center"/>
+          </w:tcPr>
+          <w:p>
+            <w:pPr>
+              <w:ind w:firstLine="0"/>
+              <w:jc w:val="center"/>
+            </w:pPr>
+            <w:r>
+              <w:t>8.</w:t>
+            </w:r>
+          </w:p>
+        </w:tc>
+        <w:tc>
+          <w:tcPr>
+            <w:tcW w:w="1293" w:type="pct"/>
+            <w:vAlign w:val="center"/>
+          </w:tcPr>
+          <w:p>
+            <w:pPr>
+              <w:ind w:firstLine="0"/>
+              <w:jc w:val="center"/>
+              <w:cnfStyle w:val="000000000000" w:firstRow="0" w:lastRow="0" w:firstColumn="0" w:lastColumn="0" w:oddVBand="0" w:evenVBand="0" w:oddHBand="0" w:evenHBand="0" w:firstRowFirstColumn="0" w:firstRowLastColumn="0" w:lastRowFirstColumn="0" w:lastRowLastColumn="0"/>
+            </w:pPr>
+            <w:r>
+              <w:t>Šator manji</w:t>
+            </w:r>
+          </w:p>
+        </w:tc>
+        <w:tc>
+          <w:tcPr>
+            <w:tcW w:w="374" w:type="pct"/>
+            <w:vAlign w:val="center"/>
+          </w:tcPr>
+          <w:p>
+            <w:pPr>
+              <w:ind w:firstLine="0"/>
+              <w:jc w:val="center"/>
+              <w:cnfStyle w:val="000000000000" w:firstRow="0" w:lastRow="0" w:firstColumn="0" w:lastColumn="0" w:oddVBand="0" w:evenVBand="0" w:oddHBand="0" w:evenHBand="0" w:firstRowFirstColumn="0" w:firstRowLastColumn="0" w:lastRowFirstColumn="0" w:lastRowLastColumn="0"/>
+            </w:pPr>
+            <w:r>
+              <w:t>20.</w:t>
+            </w:r>
+          </w:p>
+        </w:tc>
+        <w:tc>
+          <w:tcPr>
+            <w:tcW w:w="1293" w:type="pct"/>
+            <w:vAlign w:val="center"/>
+          </w:tcPr>
+          <w:p>
+            <w:pPr>
+              <w:ind w:firstLine="0"/>
+              <w:jc w:val="center"/>
+              <w:cnfStyle w:val="000000000000" w:firstRow="0" w:lastRow="0" w:firstColumn="0" w:lastColumn="0" w:oddVBand="0" w:evenVBand="0" w:oddHBand="0" w:evenHBand="0" w:firstRowFirstColumn="0" w:firstRowLastColumn="0" w:lastRowFirstColumn="0" w:lastRowLastColumn="0"/>
+            </w:pPr>
+            <w:r>
+              <w:t>Zgrada centar</w:t>
+            </w:r>
+          </w:p>
+        </w:tc>
+        <w:tc>
+          <w:tcPr>
+            <w:tcW w:w="374" w:type="pct"/>
+            <w:vAlign w:val="center"/>
+          </w:tcPr>
+          <w:p>
+            <w:pPr>
+              <w:ind w:firstLine="0"/>
+              <w:jc w:val="center"/>
+              <w:cnfStyle w:val="000000000000" w:firstRow="0" w:lastRow="0" w:firstColumn="0" w:lastColumn="0" w:oddVBand="0" w:evenVBand="0" w:oddHBand="0" w:evenHBand="0" w:firstRowFirstColumn="0" w:firstRowLastColumn="0" w:lastRowFirstColumn="0" w:lastRowLastColumn="0"/>
+            </w:pPr>
+            <w:r>
+              <w:t>32.</w:t>
+            </w:r>
+          </w:p>
+        </w:tc>
+        <w:tc>
+          <w:tcPr>
+            <w:tcW w:w="1292" w:type="pct"/>
+            <w:vAlign w:val="center"/>
+          </w:tcPr>
+          <w:p>
+            <w:pPr>
+              <w:ind w:firstLine="0"/>
+              <w:jc w:val="center"/>
+              <w:cnfStyle w:val="000000000000" w:firstRow="0" w:lastRow="0" w:firstColumn="0" w:lastColumn="0" w:oddVBand="0" w:evenVBand="0" w:oddHBand="0" w:evenHBand="0" w:firstRowFirstColumn="0" w:firstRowLastColumn="0" w:lastRowFirstColumn="0" w:lastRowLastColumn="0"/>
+            </w:pPr>
+            <w:r>
+              <w:t>Centar</w:t>
+            </w:r>
+          </w:p>
+        </w:tc>
+      </w:tr>
+      <w:tr>
+        <w:trPr>
+          <w:cnfStyle w:val="000000100000" w:firstRow="0" w:lastRow="0" w:firstColumn="0" w:lastColumn="0" w:oddVBand="0" w:evenVBand="0" w:oddHBand="1" w:evenHBand="0" w:firstRowFirstColumn="0" w:firstRowLastColumn="0" w:lastRowFirstColumn="0" w:lastRowLastColumn="0"/>
+        </w:trPr>
+        <w:tc>
+          <w:tcPr>
+            <w:cnfStyle w:val="001000000000" w:firstRow="0" w:lastRow="0" w:firstColumn="1" w:lastColumn="0" w:oddVBand="0" w:evenVBand="0" w:oddHBand="0" w:evenHBand="0" w:firstRowFirstColumn="0" w:firstRowLastColumn="0" w:lastRowFirstColumn="0" w:lastRowLastColumn="0"/>
+            <w:tcW w:w="374" w:type="pct"/>
+            <w:vAlign w:val="center"/>
+          </w:tcPr>
+          <w:p>
+            <w:pPr>
+              <w:ind w:firstLine="0"/>
+              <w:jc w:val="center"/>
+            </w:pPr>
+            <w:r>
+              <w:t>9.</w:t>
+            </w:r>
+          </w:p>
+        </w:tc>
+        <w:tc>
+          <w:tcPr>
+            <w:tcW w:w="1293" w:type="pct"/>
+            <w:vAlign w:val="center"/>
+          </w:tcPr>
+          <w:p>
+            <w:pPr>
+              <w:ind w:firstLine="0"/>
+              <w:jc w:val="center"/>
+              <w:cnfStyle w:val="000000100000" w:firstRow="0" w:lastRow="0" w:firstColumn="0" w:lastColumn="0" w:oddVBand="0" w:evenVBand="0" w:oddHBand="1" w:evenHBand="0" w:firstRowFirstColumn="0" w:firstRowLastColumn="0" w:lastRowFirstColumn="0" w:lastRowLastColumn="0"/>
+            </w:pPr>
+            <w:r>
+              <w:t>Šator veći</w:t>
+            </w:r>
+          </w:p>
+        </w:tc>
+        <w:tc>
+          <w:tcPr>
+            <w:tcW w:w="374" w:type="pct"/>
+            <w:vAlign w:val="center"/>
+          </w:tcPr>
+          <w:p>
+            <w:pPr>
+              <w:ind w:firstLine="0"/>
+              <w:jc w:val="center"/>
+              <w:cnfStyle w:val="000000100000" w:firstRow="0" w:lastRow="0" w:firstColumn="0" w:lastColumn="0" w:oddVBand="0" w:evenVBand="0" w:oddHBand="1" w:evenHBand="0" w:firstRowFirstColumn="0" w:firstRowLastColumn="0" w:lastRowFirstColumn="0" w:lastRowLastColumn="0"/>
+            </w:pPr>
+            <w:r>
+              <w:t>21.</w:t>
+            </w:r>
+          </w:p>
+        </w:tc>
+        <w:tc>
+          <w:tcPr>
+            <w:tcW w:w="1293" w:type="pct"/>
+            <w:vAlign w:val="center"/>
+          </w:tcPr>
+          <w:p>
+            <w:pPr>
+              <w:ind w:firstLine="0"/>
+              <w:jc w:val="center"/>
+              <w:cnfStyle w:val="000000100000" w:firstRow="0" w:lastRow="0" w:firstColumn="0" w:lastColumn="0" w:oddVBand="0" w:evenVBand="0" w:oddHBand="1" w:evenHBand="0" w:firstRowFirstColumn="0" w:firstRowLastColumn="0" w:lastRowFirstColumn="0" w:lastRowLastColumn="0"/>
+            </w:pPr>
+            <w:r>
+              <w:t>Zgrada izlaz</w:t>
+            </w:r>
+          </w:p>
+        </w:tc>
+        <w:tc>
+          <w:tcPr>
+            <w:tcW w:w="374" w:type="pct"/>
+            <w:vAlign w:val="center"/>
+          </w:tcPr>
+          <w:p>
+            <w:pPr>
+              <w:ind w:firstLine="0"/>
+              <w:jc w:val="center"/>
+              <w:cnfStyle w:val="000000100000" w:firstRow="0" w:lastRow="0" w:firstColumn="0" w:lastColumn="0" w:oddVBand="0" w:evenVBand="0" w:oddHBand="1" w:evenHBand="0" w:firstRowFirstColumn="0" w:firstRowLastColumn="0" w:lastRowFirstColumn="0" w:lastRowLastColumn="0"/>
+            </w:pPr>
+            <w:r>
+              <w:t>33.</w:t>
+            </w:r>
+          </w:p>
+        </w:tc>
+        <w:tc>
+          <w:tcPr>
+            <w:tcW w:w="1292" w:type="pct"/>
+            <w:vAlign w:val="center"/>
+          </w:tcPr>
+          <w:p>
+            <w:pPr>
+              <w:ind w:firstLine="0"/>
+              <w:jc w:val="center"/>
+              <w:cnfStyle w:val="000000100000" w:firstRow="0" w:lastRow="0" w:firstColumn="0" w:lastColumn="0" w:oddVBand="0" w:evenVBand="0" w:oddHBand="1" w:evenHBand="0" w:firstRowFirstColumn="0" w:firstRowLastColumn="0" w:lastRowFirstColumn="0" w:lastRowLastColumn="0"/>
+            </w:pPr>
+            <w:r>
+              <w:t>Bazen</w:t>
+            </w:r>
+          </w:p>
+        </w:tc>
+      </w:tr>
+      <w:tr>
+        <w:tc>
+          <w:tcPr>
+            <w:cnfStyle w:val="001000000000" w:firstRow="0" w:lastRow="0" w:firstColumn="1" w:lastColumn="0" w:oddVBand="0" w:evenVBand="0" w:oddHBand="0" w:evenHBand="0" w:firstRowFirstColumn="0" w:firstRowLastColumn="0" w:lastRowFirstColumn="0" w:lastRowLastColumn="0"/>
+            <w:tcW w:w="374" w:type="pct"/>
+            <w:vAlign w:val="center"/>
+          </w:tcPr>
+          <w:p>
+            <w:pPr>
+              <w:ind w:firstLine="0"/>
+              <w:jc w:val="center"/>
+            </w:pPr>
+            <w:r>
+              <w:t>10.</w:t>
+            </w:r>
+          </w:p>
+        </w:tc>
+        <w:tc>
+          <w:tcPr>
+            <w:tcW w:w="1293" w:type="pct"/>
+            <w:vAlign w:val="center"/>
+          </w:tcPr>
+          <w:p>
+            <w:pPr>
+              <w:ind w:firstLine="0"/>
+              <w:jc w:val="center"/>
+              <w:cnfStyle w:val="000000000000" w:firstRow="0" w:lastRow="0" w:firstColumn="0" w:lastColumn="0" w:oddVBand="0" w:evenVBand="0" w:oddHBand="0" w:evenHBand="0" w:firstRowFirstColumn="0" w:firstRowLastColumn="0" w:lastRowFirstColumn="0" w:lastRowLastColumn="0"/>
+            </w:pPr>
+            <w:r>
+              <w:t>Šator luksuzni</w:t>
+            </w:r>
+          </w:p>
+        </w:tc>
+        <w:tc>
+          <w:tcPr>
+            <w:tcW w:w="374" w:type="pct"/>
+            <w:vAlign w:val="center"/>
+          </w:tcPr>
+          <w:p>
+            <w:pPr>
+              <w:ind w:firstLine="0"/>
+              <w:jc w:val="center"/>
+              <w:cnfStyle w:val="000000000000" w:firstRow="0" w:lastRow="0" w:firstColumn="0" w:lastColumn="0" w:oddVBand="0" w:evenVBand="0" w:oddHBand="0" w:evenHBand="0" w:firstRowFirstColumn="0" w:firstRowLastColumn="0" w:lastRowFirstColumn="0" w:lastRowLastColumn="0"/>
+            </w:pPr>
+            <w:r>
+              <w:t>22</w:t>
+            </w:r>
+          </w:p>
+        </w:tc>
+        <w:tc>
+          <w:tcPr>
+            <w:tcW w:w="1293" w:type="pct"/>
+            <w:vAlign w:val="center"/>
+          </w:tcPr>
+          <w:p>
+            <w:pPr>
+              <w:ind w:firstLine="0"/>
+              <w:jc w:val="center"/>
+              <w:cnfStyle w:val="000000000000" w:firstRow="0" w:lastRow="0" w:firstColumn="0" w:lastColumn="0" w:oddVBand="0" w:evenVBand="0" w:oddHBand="0" w:evenHBand="0" w:firstRowFirstColumn="0" w:firstRowLastColumn="0" w:lastRowFirstColumn="0" w:lastRowLastColumn="0"/>
+            </w:pPr>
+            <w:r>
+              <w:t>Crvena Zgrada</w:t>
+            </w:r>
+          </w:p>
+        </w:tc>
+        <w:tc>
+          <w:tcPr>
+            <w:tcW w:w="374" w:type="pct"/>
+            <w:vAlign w:val="center"/>
+          </w:tcPr>
+          <w:p>
+            <w:pPr>
+              <w:ind w:firstLine="0"/>
+              <w:jc w:val="center"/>
+              <w:cnfStyle w:val="000000000000" w:firstRow="0" w:lastRow="0" w:firstColumn="0" w:lastColumn="0" w:oddVBand="0" w:evenVBand="0" w:oddHBand="0" w:evenHBand="0" w:firstRowFirstColumn="0" w:firstRowLastColumn="0" w:lastRowFirstColumn="0" w:lastRowLastColumn="0"/>
+            </w:pPr>
+            <w:r>
+              <w:t>34.</w:t>
+            </w:r>
+          </w:p>
+        </w:tc>
+        <w:tc>
+          <w:tcPr>
+            <w:tcW w:w="1292" w:type="pct"/>
+            <w:vAlign w:val="center"/>
+          </w:tcPr>
+          <w:p>
+            <w:pPr>
+              <w:ind w:firstLine="0"/>
+              <w:jc w:val="center"/>
+              <w:cnfStyle w:val="000000000000" w:firstRow="0" w:lastRow="0" w:firstColumn="0" w:lastColumn="0" w:oddVBand="0" w:evenVBand="0" w:oddHBand="0" w:evenHBand="0" w:firstRowFirstColumn="0" w:firstRowLastColumn="0" w:lastRowFirstColumn="0" w:lastRowLastColumn="0"/>
+            </w:pPr>
+            <w:r>
+              <w:t>Kuća v1</w:t>
+            </w:r>
+          </w:p>
+        </w:tc>
+      </w:tr>
+      <w:tr>
+        <w:trPr>
+          <w:cnfStyle w:val="000000100000" w:firstRow="0" w:lastRow="0" w:firstColumn="0" w:lastColumn="0" w:oddVBand="0" w:evenVBand="0" w:oddHBand="1" w:evenHBand="0" w:firstRowFirstColumn="0" w:firstRowLastColumn="0" w:lastRowFirstColumn="0" w:lastRowLastColumn="0"/>
+        </w:trPr>
+        <w:tc>
+          <w:tcPr>
+            <w:cnfStyle w:val="001000000000" w:firstRow="0" w:lastRow="0" w:firstColumn="1" w:lastColumn="0" w:oddVBand="0" w:evenVBand="0" w:oddHBand="0" w:evenHBand="0" w:firstRowFirstColumn="0" w:firstRowLastColumn="0" w:lastRowFirstColumn="0" w:lastRowLastColumn="0"/>
+            <w:tcW w:w="374" w:type="pct"/>
+            <w:vAlign w:val="center"/>
+          </w:tcPr>
+          <w:p>
+            <w:pPr>
+              <w:ind w:firstLine="0"/>
+              <w:jc w:val="center"/>
+            </w:pPr>
+            <w:r>
+              <w:t>11.</w:t>
+            </w:r>
+          </w:p>
+        </w:tc>
+        <w:tc>
+          <w:tcPr>
+            <w:tcW w:w="1293" w:type="pct"/>
+            <w:vAlign w:val="center"/>
+          </w:tcPr>
+          <w:p>
+            <w:pPr>
+              <w:ind w:firstLine="0"/>
+              <w:jc w:val="center"/>
+              <w:cnfStyle w:val="000000100000" w:firstRow="0" w:lastRow="0" w:firstColumn="0" w:lastColumn="0" w:oddVBand="0" w:evenVBand="0" w:oddHBand="1" w:evenHBand="0" w:firstRowFirstColumn="0" w:firstRowLastColumn="0" w:lastRowFirstColumn="0" w:lastRowLastColumn="0"/>
+            </w:pPr>
+            <w:r>
+              <w:t>Dizalica</w:t>
+            </w:r>
+          </w:p>
+        </w:tc>
+        <w:tc>
+          <w:tcPr>
+            <w:tcW w:w="374" w:type="pct"/>
+            <w:vAlign w:val="center"/>
+          </w:tcPr>
+          <w:p>
+            <w:pPr>
+              <w:ind w:firstLine="0"/>
+              <w:jc w:val="center"/>
+              <w:cnfStyle w:val="000000100000" w:firstRow="0" w:lastRow="0" w:firstColumn="0" w:lastColumn="0" w:oddVBand="0" w:evenVBand="0" w:oddHBand="1" w:evenHBand="0" w:firstRowFirstColumn="0" w:firstRowLastColumn="0" w:lastRowFirstColumn="0" w:lastRowLastColumn="0"/>
+            </w:pPr>
+            <w:r>
+              <w:t>23</w:t>
+            </w:r>
+          </w:p>
+        </w:tc>
+        <w:tc>
+          <w:tcPr>
+            <w:tcW w:w="1293" w:type="pct"/>
+            <w:vAlign w:val="center"/>
+          </w:tcPr>
+          <w:p>
+            <w:pPr>
+              <w:ind w:firstLine="0"/>
+              <w:jc w:val="center"/>
+              <w:cnfStyle w:val="000000100000" w:firstRow="0" w:lastRow="0" w:firstColumn="0" w:lastColumn="0" w:oddVBand="0" w:evenVBand="0" w:oddHBand="1" w:evenHBand="0" w:firstRowFirstColumn="0" w:firstRowLastColumn="0" w:lastRowFirstColumn="0" w:lastRowLastColumn="0"/>
+            </w:pPr>
+            <w:r>
+              <w:t>Stadion kompleks</w:t>
+            </w:r>
+          </w:p>
+        </w:tc>
+        <w:tc>
+          <w:tcPr>
+            <w:tcW w:w="374" w:type="pct"/>
+            <w:vAlign w:val="center"/>
+          </w:tcPr>
+          <w:p>
+            <w:pPr>
+              <w:ind w:firstLine="0"/>
+              <w:jc w:val="center"/>
+              <w:cnfStyle w:val="000000100000" w:firstRow="0" w:lastRow="0" w:firstColumn="0" w:lastColumn="0" w:oddVBand="0" w:evenVBand="0" w:oddHBand="1" w:evenHBand="0" w:firstRowFirstColumn="0" w:firstRowLastColumn="0" w:lastRowFirstColumn="0" w:lastRowLastColumn="0"/>
+            </w:pPr>
+            <w:r>
+              <w:t>35.</w:t>
+            </w:r>
+          </w:p>
+        </w:tc>
+        <w:tc>
+          <w:tcPr>
+            <w:tcW w:w="1292" w:type="pct"/>
+            <w:vAlign w:val="center"/>
+          </w:tcPr>
+          <w:p>
+            <w:pPr>
+              <w:ind w:firstLine="0"/>
+              <w:jc w:val="center"/>
+              <w:cnfStyle w:val="000000100000" w:firstRow="0" w:lastRow="0" w:firstColumn="0" w:lastColumn="0" w:oddVBand="0" w:evenVBand="0" w:oddHBand="1" w:evenHBand="0" w:firstRowFirstColumn="0" w:firstRowLastColumn="0" w:lastRowFirstColumn="0" w:lastRowLastColumn="0"/>
+            </w:pPr>
+            <w:r>
+              <w:t>Kuća v2</w:t>
+            </w:r>
+          </w:p>
+        </w:tc>
+      </w:tr>
+      <w:tr>
+        <w:tc>
+          <w:tcPr>
+            <w:cnfStyle w:val="001000000000" w:firstRow="0" w:lastRow="0" w:firstColumn="1" w:lastColumn="0" w:oddVBand="0" w:evenVBand="0" w:oddHBand="0" w:evenHBand="0" w:firstRowFirstColumn="0" w:firstRowLastColumn="0" w:lastRowFirstColumn="0" w:lastRowLastColumn="0"/>
+            <w:tcW w:w="374" w:type="pct"/>
+            <w:vAlign w:val="center"/>
+          </w:tcPr>
+          <w:p>
+            <w:pPr>
+              <w:ind w:firstLine="0"/>
+              <w:jc w:val="center"/>
+            </w:pPr>
+            <w:r>
+              <w:t>12.</w:t>
+            </w:r>
+          </w:p>
+        </w:tc>
+        <w:tc>
+          <w:tcPr>
+            <w:tcW w:w="1293" w:type="pct"/>
+            <w:vAlign w:val="center"/>
+          </w:tcPr>
+          <w:p>
+            <w:pPr>
+              <w:ind w:firstLine="0"/>
+              <w:jc w:val="center"/>
+              <w:cnfStyle w:val="000000000000" w:firstRow="0" w:lastRow="0" w:firstColumn="0" w:lastColumn="0" w:oddVBand="0" w:evenVBand="0" w:oddHBand="0" w:evenHBand="0" w:firstRowFirstColumn="0" w:firstRowLastColumn="0" w:lastRowFirstColumn="0" w:lastRowLastColumn="0"/>
+            </w:pPr>
+            <w:r>
+              <w:t>Cisterna</w:t>
+            </w:r>
+          </w:p>
+        </w:tc>
+        <w:tc>
+          <w:tcPr>
+            <w:tcW w:w="374" w:type="pct"/>
+            <w:vAlign w:val="center"/>
+          </w:tcPr>
+          <w:p>
+            <w:pPr>
+              <w:ind w:firstLine="0"/>
+              <w:jc w:val="center"/>
+              <w:cnfStyle w:val="000000000000" w:firstRow="0" w:lastRow="0" w:firstColumn="0" w:lastColumn="0" w:oddVBand="0" w:evenVBand="0" w:oddHBand="0" w:evenHBand="0" w:firstRowFirstColumn="0" w:firstRowLastColumn="0" w:lastRowFirstColumn="0" w:lastRowLastColumn="0"/>
+            </w:pPr>
+            <w:r>
+              <w:t>24</w:t>
+            </w:r>
+          </w:p>
+        </w:tc>
+        <w:tc>
+          <w:tcPr>
+            <w:tcW w:w="1293" w:type="pct"/>
+            <w:vAlign w:val="center"/>
+          </w:tcPr>
+          <w:p>
+            <w:pPr>
+              <w:ind w:firstLine="0"/>
+              <w:jc w:val="center"/>
+              <w:cnfStyle w:val="000000000000" w:firstRow="0" w:lastRow="0" w:firstColumn="0" w:lastColumn="0" w:oddVBand="0" w:evenVBand="0" w:oddHBand="0" w:evenHBand="0" w:firstRowFirstColumn="0" w:firstRowLastColumn="0" w:lastRowFirstColumn="0" w:lastRowLastColumn="0"/>
+            </w:pPr>
+            <w:r>
+              <w:t>Semafor</w:t>
+            </w:r>
+          </w:p>
+        </w:tc>
+        <w:tc>
+          <w:tcPr>
+            <w:tcW w:w="374" w:type="pct"/>
+            <w:vAlign w:val="center"/>
+          </w:tcPr>
+          <w:p>
+            <w:pPr>
+              <w:ind w:firstLine="0"/>
+              <w:jc w:val="center"/>
+              <w:cnfStyle w:val="000000000000" w:firstRow="0" w:lastRow="0" w:firstColumn="0" w:lastColumn="0" w:oddVBand="0" w:evenVBand="0" w:oddHBand="0" w:evenHBand="0" w:firstRowFirstColumn="0" w:firstRowLastColumn="0" w:lastRowFirstColumn="0" w:lastRowLastColumn="0"/>
+            </w:pPr>
+            <w:r>
+              <w:t>36.</w:t>
+            </w:r>
+          </w:p>
+        </w:tc>
+        <w:tc>
+          <w:tcPr>
+            <w:tcW w:w="1292" w:type="pct"/>
+            <w:vAlign w:val="center"/>
+          </w:tcPr>
+          <w:p>
+            <w:pPr>
+              <w:ind w:firstLine="0"/>
+              <w:jc w:val="center"/>
+              <w:cnfStyle w:val="000000000000" w:firstRow="0" w:lastRow="0" w:firstColumn="0" w:lastColumn="0" w:oddVBand="0" w:evenVBand="0" w:oddHBand="0" w:evenHBand="0" w:firstRowFirstColumn="0" w:firstRowLastColumn="0" w:lastRowFirstColumn="0" w:lastRowLastColumn="0"/>
+            </w:pPr>
+            <w:r>
+              <w:t>Aqua centar</w:t>
+            </w:r>
+          </w:p>
+        </w:tc>
+      </w:tr>
+    </w:tbl>
+    <w:p>
+      <w:pPr>
+        <w:ind w:left="360"/>
+      </w:pPr>
+      <w:r>
+        <w:br w:type="textWrapping" w:clear="all"/>
+      </w:r>
+    </w:p>
+    <w:p>
+      <w:pPr>
+        <w:pStyle w:val="Heading1"/>
+        <w:numPr>
+          <w:ilvl w:val="0"/>
+          <w:numId w:val="19"/>
+        </w:numPr>
+        <w:rPr>
+          <w:rFonts w:ascii="Arial" w:hAnsi="Arial" w:cs="Arial"/>
+          <w:color w:val="auto"/>
+        </w:rPr>
+      </w:pPr>
+      <w:bookmarkStart w:id="8" w:name="_Toc202185097"/>
+      <w:r>
+        <w:rPr>
+          <w:rFonts w:ascii="Arial" w:hAnsi="Arial" w:cs="Arial"/>
+          <w:color w:val="auto"/>
+        </w:rPr>
+        <w:lastRenderedPageBreak/>
+        <w:t>Izrada 3D modela</w:t>
+      </w:r>
+      <w:r>
+        <w:rPr>
+          <w:rFonts w:ascii="Arial" w:hAnsi="Arial" w:cs="Arial"/>
+          <w:color w:val="auto"/>
+        </w:rPr>
+        <w:t xml:space="preserve"> u sceni</w:t>
+      </w:r>
+      <w:bookmarkEnd w:id="8"/>
     </w:p>
     <w:p>
       <w:pPr>
@@ -2631,7 +4634,7 @@
           <w:szCs w:val="28"/>
         </w:rPr>
       </w:pPr>
-      <w:bookmarkStart w:id="7" w:name="_Toc202018877"/>
+      <w:bookmarkStart w:id="9" w:name="_Toc202185098"/>
       <w:r>
         <w:rPr>
           <w:rFonts w:ascii="Arial" w:hAnsi="Arial" w:cs="Arial"/>
@@ -2639,9 +4642,61 @@
           <w:sz w:val="28"/>
           <w:szCs w:val="28"/>
         </w:rPr>
-        <w:t>Planiranje potrebnih elemenata</w:t>
-      </w:r>
-      <w:bookmarkEnd w:id="7"/>
+        <w:t>Koraci izrade modela</w:t>
+      </w:r>
+      <w:bookmarkEnd w:id="9"/>
+    </w:p>
+    <w:p>
+      <w:pPr>
+        <w:pStyle w:val="Heading3"/>
+        <w:numPr>
+          <w:ilvl w:val="1"/>
+          <w:numId w:val="19"/>
+        </w:numPr>
+        <w:rPr>
+          <w:rFonts w:ascii="Arial" w:hAnsi="Arial" w:cs="Arial"/>
+          <w:color w:val="auto"/>
+          <w:sz w:val="28"/>
+          <w:szCs w:val="28"/>
+        </w:rPr>
+      </w:pPr>
+      <w:bookmarkStart w:id="10" w:name="_Toc202185099"/>
+      <w:r>
+        <w:rPr>
+          <w:rFonts w:ascii="Arial" w:hAnsi="Arial" w:cs="Arial"/>
+          <w:color w:val="auto"/>
+          <w:sz w:val="28"/>
+          <w:szCs w:val="28"/>
+        </w:rPr>
+        <w:t>Specifičnosti i detalji</w:t>
+      </w:r>
+      <w:bookmarkEnd w:id="10"/>
+    </w:p>
+    <w:p>
+      <w:pPr>
+        <w:pStyle w:val="Heading3"/>
+        <w:numPr>
+          <w:ilvl w:val="1"/>
+          <w:numId w:val="19"/>
+        </w:numPr>
+        <w:rPr>
+          <w:rFonts w:ascii="Arial" w:hAnsi="Arial" w:cs="Arial"/>
+          <w:color w:val="auto"/>
+          <w:sz w:val="28"/>
+          <w:szCs w:val="28"/>
+        </w:rPr>
+      </w:pPr>
+      <w:bookmarkStart w:id="11" w:name="_Toc202185100"/>
+      <w:r>
+        <w:rPr>
+          <w:rFonts w:ascii="Arial" w:hAnsi="Arial" w:cs="Arial"/>
+          <w:color w:val="auto"/>
+          <w:sz w:val="28"/>
+          <w:szCs w:val="28"/>
+        </w:rPr>
+        <w:t>Izrada tekstura i materijala za 3D modele</w:t>
+      </w:r>
+      <w:bookmarkEnd w:id="11"/>
     </w:p>
     <w:p>
       <w:pPr>
@@ -2655,22 +4710,15 @@
           <w:color w:val="auto"/>
         </w:rPr>
       </w:pPr>
-      <w:bookmarkStart w:id="8" w:name="_Toc202018878"/>
+      <w:bookmarkStart w:id="12" w:name="_Toc202185101"/>
       <w:r>
         <w:rPr>
           <w:rFonts w:ascii="Arial" w:hAnsi="Arial" w:cs="Arial"/>
           <w:color w:val="auto"/>
         </w:rPr>
-        <w:t>Izrada 3D modela</w:t>
-      </w:r>
-      <w:bookmarkEnd w:id="8"/>
-      <w:r>
-        <w:rPr>
-          <w:rFonts w:ascii="Arial" w:hAnsi="Arial" w:cs="Arial"/>
-          <w:color w:val="auto"/>
-        </w:rPr>
-        <w:t xml:space="preserve"> u sceni</w:t>
-      </w:r>
+        <w:t>Izrada okoliša i scene</w:t>
+      </w:r>
+      <w:bookmarkEnd w:id="12"/>
     </w:p>
     <w:p>
       <w:pPr>
@@ -2686,6 +4734,7 @@
           <w:szCs w:val="28"/>
         </w:rPr>
       </w:pPr>
+      <w:bookmarkStart w:id="13" w:name="_Toc202185102"/>
       <w:r>
         <w:rPr>
           <w:rFonts w:ascii="Arial" w:hAnsi="Arial" w:cs="Arial"/>
@@ -2693,8 +4742,9 @@
           <w:sz w:val="28"/>
           <w:szCs w:val="28"/>
         </w:rPr>
-        <w:t>Koraci izrade modela</w:t>
-      </w:r>
+        <w:t>Koraci izrade okoline</w:t>
+      </w:r>
+      <w:bookmarkEnd w:id="13"/>
     </w:p>
     <w:p>
       <w:pPr>
@@ -2710,6 +4760,7 @@
           <w:szCs w:val="28"/>
         </w:rPr>
       </w:pPr>
+      <w:bookmarkStart w:id="14" w:name="_Toc202185103"/>
       <w:r>
         <w:rPr>
           <w:rFonts w:ascii="Arial" w:hAnsi="Arial" w:cs="Arial"/>
@@ -2717,8 +4768,9 @@
           <w:sz w:val="28"/>
           <w:szCs w:val="28"/>
         </w:rPr>
-        <w:t>Specifičnosti i detalji</w:t>
-      </w:r>
+        <w:t>Izrada tekstura i materijala</w:t>
+      </w:r>
+      <w:bookmarkEnd w:id="14"/>
     </w:p>
     <w:p>
       <w:pPr>
@@ -2734,6 +4786,7 @@
           <w:szCs w:val="28"/>
         </w:rPr>
       </w:pPr>
+      <w:bookmarkStart w:id="15" w:name="_Toc202185104"/>
       <w:r>
         <w:rPr>
           <w:rFonts w:ascii="Arial" w:hAnsi="Arial" w:cs="Arial"/>
@@ -2741,8 +4794,9 @@
           <w:sz w:val="28"/>
           <w:szCs w:val="28"/>
         </w:rPr>
-        <w:t>Izrada tekstura i materijala za 3D modele</w:t>
-      </w:r>
+        <w:t>Izrada efekata za vodu</w:t>
+      </w:r>
+      <w:bookmarkEnd w:id="15"/>
     </w:p>
     <w:p>
       <w:pPr>
@@ -2756,85 +4810,371 @@
           <w:color w:val="auto"/>
         </w:rPr>
       </w:pPr>
+      <w:bookmarkStart w:id="16" w:name="_Toc202185105"/>
       <w:r>
         <w:rPr>
           <w:rFonts w:ascii="Arial" w:hAnsi="Arial" w:cs="Arial"/>
           <w:color w:val="auto"/>
         </w:rPr>
-        <w:t>Izrada okoliša i scene</w:t>
-      </w:r>
-    </w:p>
-    <w:p>
-      <w:pPr>
-        <w:pStyle w:val="Heading3"/>
-        <w:numPr>
-          <w:ilvl w:val="1"/>
-          <w:numId w:val="19"/>
-        </w:numPr>
-        <w:rPr>
-          <w:rFonts w:ascii="Arial" w:hAnsi="Arial" w:cs="Arial"/>
-          <w:color w:val="auto"/>
-          <w:sz w:val="28"/>
-          <w:szCs w:val="28"/>
-        </w:rPr>
-      </w:pPr>
-      <w:r>
-        <w:rPr>
-          <w:rFonts w:ascii="Arial" w:hAnsi="Arial" w:cs="Arial"/>
-          <w:color w:val="auto"/>
-          <w:sz w:val="28"/>
-          <w:szCs w:val="28"/>
-        </w:rPr>
-        <w:t>Koraci izrade okoline</w:t>
-      </w:r>
-    </w:p>
-    <w:p>
-      <w:pPr>
-        <w:pStyle w:val="Heading3"/>
-        <w:numPr>
-          <w:ilvl w:val="1"/>
-          <w:numId w:val="19"/>
-        </w:numPr>
-        <w:rPr>
-          <w:rFonts w:ascii="Arial" w:hAnsi="Arial" w:cs="Arial"/>
-          <w:color w:val="auto"/>
-          <w:sz w:val="28"/>
-          <w:szCs w:val="28"/>
-        </w:rPr>
-      </w:pPr>
-      <w:r>
-        <w:rPr>
-          <w:rFonts w:ascii="Arial" w:hAnsi="Arial" w:cs="Arial"/>
-          <w:color w:val="auto"/>
-          <w:sz w:val="28"/>
-          <w:szCs w:val="28"/>
-        </w:rPr>
-        <w:t>Izrada tekstura i materijala</w:t>
-      </w:r>
-    </w:p>
-    <w:p>
-      <w:pPr>
-        <w:pStyle w:val="Heading3"/>
-        <w:numPr>
-          <w:ilvl w:val="1"/>
-          <w:numId w:val="19"/>
-        </w:numPr>
-        <w:rPr>
-          <w:rFonts w:ascii="Arial" w:hAnsi="Arial" w:cs="Arial"/>
-          <w:color w:val="auto"/>
-          <w:sz w:val="28"/>
-          <w:szCs w:val="28"/>
-        </w:rPr>
-      </w:pPr>
-      <w:r>
-        <w:rPr>
-          <w:rFonts w:ascii="Arial" w:hAnsi="Arial" w:cs="Arial"/>
-          <w:color w:val="auto"/>
-          <w:sz w:val="28"/>
-          <w:szCs w:val="28"/>
-        </w:rPr>
-        <w:t>Izrada efekata za vodu</w:t>
-      </w:r>
+        <w:t>Zaključak</w:t>
+      </w:r>
+      <w:bookmarkEnd w:id="16"/>
+    </w:p>
+    <w:p/>
+    <w:p/>
+    <w:p>
+      <w:r>
+        <w:br w:type="page"/>
+      </w:r>
+    </w:p>
+    <w:p>
+      <w:pPr>
+        <w:spacing w:after="0"/>
+        <w:rPr>
+          <w:noProof/>
+          <w:lang w:eastAsia="en-GB"/>
+        </w:rPr>
+      </w:pPr>
+      <w:r>
+        <w:rPr>
+          <w:noProof/>
+          <w:color w:val="000000"/>
+          <w:lang w:eastAsia="en-GB"/>
+        </w:rPr>
+        <w:lastRenderedPageBreak/>
+        <w:t>Temeljno poslovanje poduzeća sastoji se od projektiranja i proizvodnje energetskih transformatora – različitih vrsta, tipova i snaga (veličina) – kako standardnih rijednosti, tako i specijalnih izvedbi za posebne korisnike.</w:t>
+      </w:r>
+    </w:p>
+    <w:p>
+      <w:pPr>
+        <w:pStyle w:val="Naslovnica"/>
+        <w:spacing w:after="0"/>
+        <w:jc w:val="both"/>
+        <w:rPr>
+          <w:b w:val="0"/>
+          <w:noProof/>
+          <w:sz w:val="24"/>
+          <w:szCs w:val="24"/>
+          <w:lang w:eastAsia="en-GB"/>
+        </w:rPr>
+      </w:pPr>
+      <w:r>
+        <w:rPr>
+          <w:b w:val="0"/>
+          <w:noProof/>
+          <w:sz w:val="24"/>
+          <w:szCs w:val="24"/>
+          <w:lang w:eastAsia="en-GB"/>
+        </w:rPr>
+        <w:t>Tvrtka je smještena</w:t>
+      </w:r>
+      <w:r>
+        <w:rPr>
+          <w:b w:val="0"/>
+          <w:noProof/>
+          <w:sz w:val="24"/>
+          <w:szCs w:val="24"/>
+          <w:lang w:eastAsia="en-GB"/>
+        </w:rPr>
+        <w:t xml:space="preserve"> </w:t>
+      </w:r>
+      <w:r>
+        <w:rPr>
+          <w:b w:val="0"/>
+          <w:noProof/>
+          <w:sz w:val="24"/>
+          <w:szCs w:val="24"/>
+          <w:lang w:eastAsia="en-GB"/>
+        </w:rPr>
+        <w:t>na tri prostorno</w:t>
+      </w:r>
+      <w:r>
+        <w:rPr>
+          <w:b w:val="0"/>
+          <w:noProof/>
+          <w:sz w:val="24"/>
+          <w:szCs w:val="24"/>
+          <w:lang w:eastAsia="en-GB"/>
+        </w:rPr>
+        <w:t xml:space="preserve"> </w:t>
+      </w:r>
+      <w:r>
+        <w:rPr>
+          <w:b w:val="0"/>
+          <w:noProof/>
+          <w:sz w:val="24"/>
+          <w:szCs w:val="24"/>
+          <w:lang w:eastAsia="en-GB"/>
+        </w:rPr>
+        <w:t>udaljene  lokacije (lokacija "A", lokacija "B", lokacija</w:t>
+      </w:r>
+      <w:r>
+        <w:rPr>
+          <w:b w:val="0"/>
+          <w:noProof/>
+          <w:sz w:val="24"/>
+          <w:szCs w:val="24"/>
+          <w:lang w:eastAsia="en-GB"/>
+        </w:rPr>
+        <w:t xml:space="preserve"> </w:t>
+      </w:r>
+      <w:r>
+        <w:rPr>
+          <w:b w:val="0"/>
+          <w:noProof/>
+          <w:sz w:val="24"/>
+          <w:szCs w:val="24"/>
+          <w:lang w:eastAsia="en-GB"/>
+        </w:rPr>
+        <w:t>"C"). Na glavnoj</w:t>
+      </w:r>
+      <w:r>
+        <w:rPr>
+          <w:b w:val="0"/>
+          <w:noProof/>
+          <w:sz w:val="24"/>
+          <w:szCs w:val="24"/>
+          <w:lang w:eastAsia="en-GB"/>
+        </w:rPr>
+        <w:t xml:space="preserve"> </w:t>
+      </w:r>
+      <w:r>
+        <w:rPr>
+          <w:b w:val="0"/>
+          <w:noProof/>
+          <w:sz w:val="24"/>
+          <w:szCs w:val="24"/>
+          <w:lang w:eastAsia="en-GB"/>
+        </w:rPr>
+        <w:t>lokaciji "A" nalazi se Uprava, sa</w:t>
+      </w:r>
+      <w:r>
+        <w:rPr>
+          <w:b w:val="0"/>
+          <w:noProof/>
+          <w:sz w:val="24"/>
+          <w:szCs w:val="24"/>
+          <w:lang w:eastAsia="en-GB"/>
+        </w:rPr>
+        <w:t xml:space="preserve"> </w:t>
+      </w:r>
+      <w:r>
+        <w:rPr>
+          <w:b w:val="0"/>
+          <w:noProof/>
+          <w:sz w:val="24"/>
+          <w:szCs w:val="24"/>
+          <w:lang w:eastAsia="en-GB"/>
+        </w:rPr>
+        <w:t>svim</w:t>
+      </w:r>
+      <w:r>
+        <w:rPr>
+          <w:b w:val="0"/>
+          <w:noProof/>
+          <w:sz w:val="24"/>
+          <w:szCs w:val="24"/>
+          <w:lang w:eastAsia="en-GB"/>
+        </w:rPr>
+        <w:t xml:space="preserve"> </w:t>
+      </w:r>
+      <w:r>
+        <w:rPr>
+          <w:b w:val="0"/>
+          <w:noProof/>
+          <w:sz w:val="24"/>
+          <w:szCs w:val="24"/>
+          <w:lang w:eastAsia="en-GB"/>
+        </w:rPr>
+        <w:t>upravnim</w:t>
+      </w:r>
+      <w:r>
+        <w:rPr>
+          <w:b w:val="0"/>
+          <w:noProof/>
+          <w:sz w:val="24"/>
+          <w:szCs w:val="24"/>
+          <w:lang w:eastAsia="en-GB"/>
+        </w:rPr>
+        <w:t xml:space="preserve"> </w:t>
+      </w:r>
+      <w:r>
+        <w:rPr>
+          <w:b w:val="0"/>
+          <w:noProof/>
+          <w:sz w:val="24"/>
+          <w:szCs w:val="24"/>
+          <w:lang w:eastAsia="en-GB"/>
+        </w:rPr>
+        <w:t>elementima</w:t>
+      </w:r>
+      <w:r>
+        <w:rPr>
+          <w:b w:val="0"/>
+          <w:noProof/>
+          <w:sz w:val="24"/>
+          <w:szCs w:val="24"/>
+          <w:lang w:eastAsia="en-GB"/>
+        </w:rPr>
+        <w:t xml:space="preserve"> </w:t>
+      </w:r>
+      <w:r>
+        <w:rPr>
+          <w:b w:val="0"/>
+          <w:noProof/>
+          <w:sz w:val="24"/>
+          <w:szCs w:val="24"/>
+          <w:lang w:eastAsia="en-GB"/>
+        </w:rPr>
+        <w:t>tvrtke ("Uprava", uključujući i "Plansko-projektni</w:t>
+      </w:r>
+      <w:r>
+        <w:rPr>
+          <w:b w:val="0"/>
+          <w:noProof/>
+          <w:sz w:val="24"/>
+          <w:szCs w:val="24"/>
+          <w:lang w:eastAsia="en-GB"/>
+        </w:rPr>
+        <w:t xml:space="preserve"> </w:t>
+      </w:r>
+      <w:r>
+        <w:rPr>
+          <w:b w:val="0"/>
+          <w:noProof/>
+          <w:sz w:val="24"/>
+          <w:szCs w:val="24"/>
+          <w:lang w:eastAsia="en-GB"/>
+        </w:rPr>
+        <w:t xml:space="preserve">odjel"), Na dislociranoj lokaciji "B" nalaze se proizvodni pogoni („Proizvodnja“) dok se na  na trećoj "C" lokaciji, u samoj blizini prometnog (cestovnog, željezničkog/zračnog/pomorskog) čvorišta nalaze skladišni distribucijski prostor („Nabava“/“Prodaja“) preko kojeg se vrši ulaz materijala, strojeva i dijelova važnih za proizvodnju, te izlaz proizvodnog asortimana. </w:t>
+      </w:r>
+    </w:p>
+    <w:p>
+      <w:pPr>
+        <w:pStyle w:val="Naslovnica"/>
+        <w:spacing w:after="0"/>
+        <w:jc w:val="both"/>
+        <w:rPr>
+          <w:b w:val="0"/>
+          <w:noProof/>
+          <w:sz w:val="24"/>
+          <w:szCs w:val="24"/>
+          <w:lang w:eastAsia="en-GB"/>
+        </w:rPr>
+      </w:pPr>
+      <w:r>
+        <w:rPr>
+          <w:b w:val="0"/>
+          <w:noProof/>
+          <w:sz w:val="24"/>
+          <w:szCs w:val="24"/>
+          <w:lang w:eastAsia="en-GB"/>
+        </w:rPr>
+        <w:t>Za učinkovitost poslovanja važno je telekomunikacijski povezati sve tri geografski međusobno udaljene  lokacije, sa poslovnim okruženjem  u kojem se ne</w:t>
+      </w:r>
+      <w:r>
+        <w:rPr>
+          <w:b w:val="0"/>
+          <w:noProof/>
+          <w:sz w:val="24"/>
+          <w:szCs w:val="24"/>
+          <w:lang w:eastAsia="en-GB"/>
+        </w:rPr>
+        <w:t>će</w:t>
+      </w:r>
+      <w:r>
+        <w:rPr>
+          <w:b w:val="0"/>
+          <w:noProof/>
+          <w:sz w:val="24"/>
+          <w:szCs w:val="24"/>
+          <w:lang w:eastAsia="en-GB"/>
+        </w:rPr>
+        <w:t xml:space="preserve"> osjeti</w:t>
+      </w:r>
+      <w:r>
+        <w:rPr>
+          <w:b w:val="0"/>
+          <w:noProof/>
+          <w:sz w:val="24"/>
+          <w:szCs w:val="24"/>
+          <w:lang w:eastAsia="en-GB"/>
+        </w:rPr>
+        <w:t>ti</w:t>
+      </w:r>
+      <w:r>
+        <w:rPr>
+          <w:b w:val="0"/>
+          <w:noProof/>
+          <w:sz w:val="24"/>
+          <w:szCs w:val="24"/>
+          <w:lang w:eastAsia="en-GB"/>
+        </w:rPr>
+        <w:t xml:space="preserve"> fizička raspršenost tako postavljene organizacije. </w:t>
+      </w:r>
+    </w:p>
+    <w:p>
+      <w:pPr>
+        <w:spacing w:after="0"/>
+      </w:pPr>
+      <w:r>
+        <w:t>Cilj projekta jest dobro osmišljenom, a zatim i ICT optimalno dizajniranom poslovnom mrežom i pripadajućim komunikacijsko-informacijskim uslugama, odnosno funkcionalnim servisima  pospješiti učinkovitost rada unutar  poduzeća. Glavni poslovni procesi odnose se na upravljanje (poslovno odlučivanje</w:t>
+      </w:r>
+      <w:r>
+        <w:rPr>
+          <w:rStyle w:val="FootnoteReference"/>
+        </w:rPr>
+        <w:footnoteReference w:id="1"/>
+      </w:r>
+      <w:r>
+        <w:t>, tijekove novca – financije/računovodstvo, upravljanje osobljem</w:t>
+      </w:r>
+      <w:r>
+        <w:rPr>
+          <w:rStyle w:val="FootnoteReference"/>
+        </w:rPr>
+        <w:footnoteReference w:id="2"/>
+      </w:r>
+      <w:r>
+        <w:t>), nabavu materijala i opreme, proizvodnju</w:t>
+      </w:r>
+      <w:r>
+        <w:rPr>
+          <w:rStyle w:val="FootnoteReference"/>
+        </w:rPr>
+        <w:footnoteReference w:id="3"/>
+      </w:r>
+      <w:r>
+        <w:t>, marketing i prodaju</w:t>
+      </w:r>
+      <w:r>
+        <w:rPr>
+          <w:rStyle w:val="FootnoteReference"/>
+        </w:rPr>
+        <w:footnoteReference w:id="4"/>
+      </w:r>
+      <w:r>
+        <w:t>, te sigurnost (i zaštitu)</w:t>
+      </w:r>
+      <w:r>
+        <w:rPr>
+          <w:rStyle w:val="FootnoteReference"/>
+        </w:rPr>
+        <w:footnoteReference w:id="5"/>
+      </w:r>
+      <w:r>
+        <w:t>.</w:t>
+      </w:r>
+    </w:p>
+    <w:p>
+      <w:pPr>
+        <w:spacing w:after="0"/>
+      </w:pPr>
+    </w:p>
+    <w:p>
+      <w:pPr>
+        <w:spacing w:after="0"/>
+      </w:pPr>
     </w:p>
     <w:p>
       <w:pPr>
@@ -2844,969 +5184,21 @@
           <w:numId w:val="19"/>
         </w:numPr>
         <w:rPr>
-          <w:rFonts w:ascii="Arial" w:hAnsi="Arial" w:cs="Arial"/>
-          <w:color w:val="auto"/>
-        </w:rPr>
-      </w:pPr>
-      <w:r>
-        <w:rPr>
-          <w:rFonts w:ascii="Arial" w:hAnsi="Arial" w:cs="Arial"/>
-          <w:color w:val="auto"/>
-        </w:rPr>
-        <w:t>Zaključak</w:t>
-      </w:r>
-    </w:p>
-    <w:p/>
-    <w:p/>
-    <w:p>
-      <w:r>
-        <w:br w:type="page"/>
-      </w:r>
-    </w:p>
-    <w:p>
-      <w:pPr>
-        <w:ind w:left="284" w:firstLine="0"/>
-      </w:pPr>
-    </w:p>
-    <w:p>
-      <w:pPr>
-        <w:spacing w:after="160" w:line="259" w:lineRule="auto"/>
-        <w:ind w:firstLine="0"/>
-        <w:jc w:val="left"/>
-      </w:pPr>
-    </w:p>
-    <w:p>
-      <w:pPr>
-        <w:spacing w:after="160" w:line="259" w:lineRule="auto"/>
-        <w:ind w:firstLine="0"/>
-        <w:jc w:val="left"/>
-      </w:pPr>
-    </w:p>
-    <w:p>
-      <w:pPr>
-        <w:pStyle w:val="Heading1"/>
-        <w:numPr>
-          <w:ilvl w:val="0"/>
-          <w:numId w:val="19"/>
-        </w:numPr>
-        <w:rPr>
           <w:b/>
           <w:bCs/>
           <w:color w:val="auto"/>
         </w:rPr>
       </w:pPr>
-      <w:bookmarkStart w:id="9" w:name="_Toc202018879"/>
+      <w:bookmarkStart w:id="17" w:name="_Toc202185106"/>
       <w:r>
         <w:rPr>
           <w:b/>
           <w:bCs/>
           <w:color w:val="auto"/>
         </w:rPr>
-        <w:t>Plansko projektni alati u dizajniranju računalne mreže</w:t>
-      </w:r>
-      <w:bookmarkEnd w:id="9"/>
-    </w:p>
-    <w:p>
-      <w:pPr>
-        <w:pStyle w:val="Naslovnica"/>
-        <w:ind w:firstLine="644"/>
-        <w:jc w:val="both"/>
-        <w:rPr>
-          <w:b w:val="0"/>
-          <w:sz w:val="24"/>
-          <w:szCs w:val="24"/>
-        </w:rPr>
-      </w:pPr>
-      <w:r>
-        <w:rPr>
-          <w:b w:val="0"/>
-          <w:sz w:val="24"/>
-          <w:szCs w:val="24"/>
-        </w:rPr>
-        <w:t>Prilikom izrade maturskog rada, osim osnovnog "MicroSoft"-ovog (MS) uredskog ("Office") paketa alata (tektualno-tablični "Word", tablično-kalkulacijski "Excell" i prezentacijski  "PowerPoint") korištene su aplikacije usko vezane za planiranje i projektiranje komunikacijske mreže. To su:</w:t>
-      </w:r>
-    </w:p>
-    <w:p>
-      <w:pPr>
-        <w:pStyle w:val="Naslovnica"/>
-        <w:ind w:firstLine="0"/>
-        <w:jc w:val="both"/>
-        <w:rPr>
-          <w:b w:val="0"/>
-          <w:sz w:val="24"/>
-          <w:szCs w:val="24"/>
-        </w:rPr>
-      </w:pPr>
-      <w:r>
-        <w:rPr>
-          <w:b w:val="0"/>
-          <w:sz w:val="24"/>
-          <w:szCs w:val="24"/>
-        </w:rPr>
-        <w:t>•</w:t>
-      </w:r>
-      <w:r>
-        <w:rPr>
-          <w:b w:val="0"/>
-          <w:sz w:val="24"/>
-          <w:szCs w:val="24"/>
-        </w:rPr>
-        <w:tab/>
-        <w:t>"MS Visio" - za izradu mrežnih dijagrama (shema),</w:t>
-      </w:r>
-    </w:p>
-    <w:p>
-      <w:pPr>
-        <w:pStyle w:val="Naslovnica"/>
-        <w:ind w:firstLine="0"/>
-        <w:jc w:val="both"/>
-        <w:rPr>
-          <w:b w:val="0"/>
-          <w:sz w:val="24"/>
-          <w:szCs w:val="24"/>
-        </w:rPr>
-      </w:pPr>
-      <w:r>
-        <w:rPr>
-          <w:b w:val="0"/>
-          <w:sz w:val="24"/>
-          <w:szCs w:val="24"/>
-        </w:rPr>
-        <w:t>•</w:t>
-      </w:r>
-      <w:r>
-        <w:rPr>
-          <w:b w:val="0"/>
-          <w:sz w:val="24"/>
-          <w:szCs w:val="24"/>
-        </w:rPr>
-        <w:tab/>
-        <w:t>"Cisco Packet Tracer" - simulator za izradu i konfiguraciju mreža,</w:t>
-      </w:r>
-    </w:p>
-    <w:p>
-      <w:pPr>
-        <w:pStyle w:val="Naslovnica"/>
-        <w:ind w:firstLine="0"/>
-        <w:jc w:val="both"/>
-        <w:rPr>
-          <w:b w:val="0"/>
-          <w:sz w:val="24"/>
-          <w:szCs w:val="24"/>
-        </w:rPr>
-      </w:pPr>
-      <w:r>
-        <w:rPr>
-          <w:b w:val="0"/>
-          <w:sz w:val="24"/>
-          <w:szCs w:val="24"/>
-        </w:rPr>
-        <w:t>•</w:t>
-      </w:r>
-      <w:r>
-        <w:rPr>
-          <w:b w:val="0"/>
-          <w:sz w:val="24"/>
-          <w:szCs w:val="24"/>
-        </w:rPr>
-        <w:tab/>
-        <w:t>"Wireshark" - mrežni analizator.</w:t>
-      </w:r>
-    </w:p>
-    <w:p>
-      <w:pPr>
-        <w:pStyle w:val="Naslovnica"/>
-        <w:ind w:firstLine="720"/>
-        <w:jc w:val="both"/>
-        <w:rPr>
-          <w:b w:val="0"/>
-          <w:sz w:val="24"/>
-          <w:szCs w:val="24"/>
-        </w:rPr>
-      </w:pPr>
-      <w:r>
-        <w:rPr>
-          <w:b w:val="0"/>
-          <w:sz w:val="24"/>
-          <w:szCs w:val="24"/>
-        </w:rPr>
-        <w:t xml:space="preserve">"MS Visio" jest grafička aplikacija koja služi za crtanje mrežnih dijagrama (shema mrežnog povezivanja) prilikom planiranja i projektiranja komunikacijsko-informacijskog sustava neke organizacije.  Unutar velikog broja raspoloživih predložaka raspolaže sa mapama sa gotovim međunarodno prihvaćenim simbolima mrežnih elemenata, odnosno komunikacijske opreme. Crteži shema pohranjuju se unutar VSD datoteka, koje se  nakon finalizacije uratka mogu snimiti u nekome od pogodnih grafičkih formata poput JPG-a (što se poslije toga više ne može mijenjati). </w:t>
-      </w:r>
-    </w:p>
-    <w:p>
-      <w:pPr>
-        <w:pStyle w:val="Naslovnica"/>
-        <w:ind w:firstLine="720"/>
-        <w:jc w:val="both"/>
-        <w:rPr>
-          <w:b w:val="0"/>
-          <w:sz w:val="24"/>
-          <w:szCs w:val="24"/>
-        </w:rPr>
-      </w:pPr>
-      <w:r>
-        <w:rPr>
-          <w:b w:val="0"/>
-          <w:sz w:val="24"/>
-          <w:szCs w:val="24"/>
-        </w:rPr>
-        <w:t xml:space="preserve">Ovom aplikacijom, u inačici "2007 Ultimate" nacrtan je dijagram mrežnog povezivanja korisnika komunikacijsko-informacijskih usluga/servisa unutar poduzeća "Transformatori". </w:t>
-      </w:r>
-    </w:p>
-    <w:p>
-      <w:pPr>
-        <w:pStyle w:val="Naslovnica"/>
-        <w:ind w:firstLine="720"/>
-        <w:jc w:val="both"/>
-        <w:rPr>
-          <w:b w:val="0"/>
-          <w:sz w:val="24"/>
-          <w:szCs w:val="24"/>
-        </w:rPr>
-      </w:pPr>
-      <w:r>
-        <w:rPr>
-          <w:b w:val="0"/>
-          <w:sz w:val="24"/>
-          <w:szCs w:val="24"/>
-        </w:rPr>
-        <w:t>"Cisco Packet Tracer" jest višeplatformski</w:t>
-      </w:r>
-      <w:r>
-        <w:rPr>
-          <w:rStyle w:val="FootnoteReference"/>
-          <w:b w:val="0"/>
-          <w:sz w:val="24"/>
-          <w:szCs w:val="24"/>
-        </w:rPr>
-        <w:footnoteReference w:id="1"/>
-      </w:r>
-      <w:r>
-        <w:rPr>
-          <w:b w:val="0"/>
-          <w:sz w:val="24"/>
-          <w:szCs w:val="24"/>
-        </w:rPr>
-        <w:t xml:space="preserve"> programski alat  za vizualnu simulaciju mreža. Omogućuje kreiranje mrežnih topologija, te oponašanje računalnih mreža - kroz simuliranje rada stvarnih međusobno povezanih usmjerivača i preklopnika koristeći virtualno sučelje naredbenog retka. Vrlo je jednostavan za uporabu - po načelu "povuci i ispusti" korisničkog sučelja, uz dodavanje, uklanjanje, odnosno zamjenu simuliranih uređaja s postojećim značajkama. Razvijen je prvenstveno za potrebe studenata nekog od certificiranih tečaja "Cisco Akademije </w:t>
-      </w:r>
-      <w:r>
-        <w:rPr>
-          <w:b w:val="0"/>
-          <w:sz w:val="24"/>
-          <w:szCs w:val="24"/>
-        </w:rPr>
-        <w:lastRenderedPageBreak/>
-        <w:t xml:space="preserve">mrežnih tehnologija". Isto tako, kao virtualan nadomjestak upotrebljiv je i u inženjerske svrhe - ponajviše zbog razvoja, eksperimentiranja i dizajniranja većih vrlo složenih mreža, posebice kada to, najčešće  zbog velikih troškova, nije izvedivo sa fizičkim hardverom. Iz tog razloga, ovim alatom se vrši  simulacija ispravnog rada </w:t>
-      </w:r>
-    </w:p>
-    <w:p>
-      <w:pPr>
-        <w:pStyle w:val="Naslovnica"/>
-        <w:ind w:firstLine="720"/>
-        <w:jc w:val="both"/>
-        <w:rPr>
-          <w:b w:val="0"/>
-          <w:sz w:val="24"/>
-          <w:szCs w:val="24"/>
-        </w:rPr>
-      </w:pPr>
-      <w:r>
-        <w:rPr>
-          <w:b w:val="0"/>
-          <w:sz w:val="24"/>
-          <w:szCs w:val="24"/>
-        </w:rPr>
-        <w:t>niz protokola - ponajviše mrežnog sloja zaduženih za usmjerivanje podataka, kao što su RIP, OSPF, EIGRP, BGP.</w:t>
-      </w:r>
-    </w:p>
-    <w:p>
-      <w:pPr>
-        <w:pStyle w:val="Naslovnica"/>
-        <w:ind w:firstLine="720"/>
-        <w:jc w:val="both"/>
-        <w:rPr>
-          <w:b w:val="0"/>
-          <w:sz w:val="24"/>
-          <w:szCs w:val="24"/>
-        </w:rPr>
-      </w:pPr>
-      <w:r>
-        <w:rPr>
-          <w:b w:val="0"/>
-          <w:sz w:val="24"/>
-          <w:szCs w:val="24"/>
-        </w:rPr>
-        <w:t xml:space="preserve">Ovim alatom, u inačici </w:t>
-      </w:r>
-      <w:r>
-        <w:rPr>
-          <w:b w:val="0"/>
-          <w:sz w:val="24"/>
-          <w:szCs w:val="24"/>
-        </w:rPr>
-        <w:t>8.1.1.</w:t>
-      </w:r>
-      <w:r>
-        <w:rPr>
-          <w:b w:val="0"/>
-          <w:sz w:val="24"/>
-          <w:szCs w:val="24"/>
-        </w:rPr>
-        <w:t xml:space="preserve"> dizajnirao sam i na ispravan način konfigurirao prethodno definiranu poslovnu mrežu - u formi logičkog i fizičkog prostora. U logičkom smislu, kroz postavljanje, povezivanje i grupiranje uređaja izradio sam logičku topologiju mreže. U fizičkom smislu, pomoću ovoga programskog alata nastojao sam približiti stvarno okruženje funkcioniranja geografski prostorno razmještenih (na tri udaljene lokacije) usmjerivača, preklopnika i terminalne opreme (engl. host). To sam uspio praćenjem rada paketa od izvorišta do odredišta (između krajnje korisničke terminalne opreme) kroz prethodno postavljena sučelja mrežnih čvorova i spojnih linkova. </w:t>
-      </w:r>
-    </w:p>
-    <w:p>
-      <w:pPr>
-        <w:pStyle w:val="Naslovnica"/>
-        <w:ind w:firstLine="720"/>
-        <w:jc w:val="both"/>
-        <w:rPr>
-          <w:b w:val="0"/>
-          <w:sz w:val="24"/>
-          <w:szCs w:val="24"/>
-        </w:rPr>
-      </w:pPr>
-      <w:r>
-        <w:rPr>
-          <w:b w:val="0"/>
-          <w:sz w:val="24"/>
-          <w:szCs w:val="24"/>
-        </w:rPr>
-        <w:t>"Wireshark" jest višeplatformski programski alat koji analizom mrežnih paketa doprinosi otklanjanju raznih  mrežnih problema, vezanih za njihovo funkcioniranje uključujući i sigurnosne ranjivosti. Osim za razvoj i implementaciju novih služi za učenje o mrežnim protokolima. Radi na principu hvatanja podataka koji u formi paketa putuju mrežom - i zatim ih prikazuje na najdetaljniji mogući način. To se može zahvaliti "Wireshark"-ovoj sposobnosti "razumijevanja" strukture različitih mrežnih protokola - iz kojih proizlaze tehnike kojima se omogućuje pretraga i filtriranje paketa po različitim kriterijima, uz otvaranje i spremanje paketa, uvoz i izvoz podataka u druge slične programe,  te kreiranje različitih statistika.</w:t>
-      </w:r>
-    </w:p>
-    <w:p>
-      <w:pPr>
-        <w:pStyle w:val="Naslovnica"/>
-        <w:ind w:left="720" w:firstLine="0"/>
-        <w:jc w:val="both"/>
-        <w:rPr>
-          <w:b w:val="0"/>
-          <w:sz w:val="24"/>
-          <w:szCs w:val="24"/>
-        </w:rPr>
-      </w:pPr>
-      <w:r>
-        <w:rPr>
-          <w:b w:val="0"/>
-          <w:sz w:val="24"/>
-          <w:szCs w:val="24"/>
-        </w:rPr>
-        <w:t>Ovom aplikacijom analizirao sam uspješnost prolaza paketa kroz mrežu.</w:t>
-      </w:r>
-    </w:p>
-    <w:p>
-      <w:pPr>
-        <w:spacing w:after="160" w:line="259" w:lineRule="auto"/>
-        <w:ind w:firstLine="0"/>
-        <w:jc w:val="left"/>
-        <w:rPr>
-          <w:sz w:val="28"/>
-          <w:szCs w:val="28"/>
-        </w:rPr>
-      </w:pPr>
-    </w:p>
-    <w:p>
-      <w:pPr>
-        <w:pStyle w:val="Heading1"/>
-        <w:numPr>
-          <w:ilvl w:val="0"/>
-          <w:numId w:val="19"/>
-        </w:numPr>
-        <w:rPr>
-          <w:b/>
-          <w:bCs/>
-          <w:color w:val="auto"/>
-        </w:rPr>
-      </w:pPr>
-      <w:bookmarkStart w:id="10" w:name="_Toc202018880"/>
-      <w:r>
-        <w:rPr>
-          <w:b/>
-          <w:bCs/>
-          <w:color w:val="auto"/>
-        </w:rPr>
-        <w:t>Opis organizacije</w:t>
-      </w:r>
-      <w:bookmarkEnd w:id="10"/>
-    </w:p>
-    <w:p>
-      <w:pPr>
-        <w:spacing w:after="0"/>
-        <w:rPr>
-          <w:noProof/>
-          <w:color w:val="000000"/>
-          <w:lang w:eastAsia="en-GB"/>
-        </w:rPr>
-      </w:pPr>
-      <w:r>
-        <w:rPr>
-          <w:bCs/>
-          <w:noProof/>
-          <w:color w:val="000000"/>
-          <w:lang w:eastAsia="en-GB"/>
-        </w:rPr>
-        <w:t>Ovaj rad dio je projektnog zadatka</w:t>
-      </w:r>
-      <w:r>
-        <w:rPr>
-          <w:bCs/>
-          <w:noProof/>
-          <w:color w:val="000000"/>
-          <w:lang w:eastAsia="en-GB"/>
-        </w:rPr>
-        <w:t xml:space="preserve"> </w:t>
-      </w:r>
-      <w:r>
-        <w:rPr>
-          <w:bCs/>
-          <w:noProof/>
-          <w:color w:val="000000"/>
-          <w:lang w:eastAsia="en-GB"/>
-        </w:rPr>
-        <w:t>u</w:t>
-      </w:r>
-      <w:r>
-        <w:rPr>
-          <w:noProof/>
-          <w:color w:val="000000"/>
-          <w:lang w:eastAsia="en-GB"/>
-        </w:rPr>
-        <w:t>mrežavanja</w:t>
-      </w:r>
-      <w:r>
-        <w:rPr>
-          <w:noProof/>
-          <w:color w:val="000000"/>
-          <w:lang w:eastAsia="en-GB"/>
-        </w:rPr>
-        <w:t xml:space="preserve"> </w:t>
-      </w:r>
-      <w:r>
-        <w:rPr>
-          <w:noProof/>
-          <w:color w:val="000000"/>
-          <w:lang w:eastAsia="en-GB"/>
-        </w:rPr>
-        <w:t>organizacijskih</w:t>
-      </w:r>
-      <w:r>
-        <w:rPr>
-          <w:noProof/>
-          <w:color w:val="000000"/>
-          <w:lang w:eastAsia="en-GB"/>
-        </w:rPr>
-        <w:t xml:space="preserve"> </w:t>
-      </w:r>
-      <w:r>
-        <w:rPr>
-          <w:noProof/>
-          <w:color w:val="000000"/>
-          <w:lang w:eastAsia="en-GB"/>
-        </w:rPr>
-        <w:t>cjelina unutar</w:t>
-      </w:r>
-      <w:r>
-        <w:rPr>
-          <w:noProof/>
-          <w:color w:val="000000"/>
-          <w:lang w:eastAsia="en-GB"/>
-        </w:rPr>
-        <w:t xml:space="preserve"> </w:t>
-      </w:r>
-      <w:r>
-        <w:rPr>
-          <w:noProof/>
-          <w:color w:val="000000"/>
-          <w:lang w:eastAsia="en-GB"/>
-        </w:rPr>
-        <w:t>tvrtke "Transformatori"</w:t>
-      </w:r>
-      <w:r>
-        <w:rPr>
-          <w:noProof/>
-          <w:color w:val="000000"/>
-          <w:lang w:eastAsia="en-GB"/>
-        </w:rPr>
-        <w:t xml:space="preserve"> </w:t>
-      </w:r>
-      <w:r>
-        <w:rPr>
-          <w:noProof/>
-          <w:color w:val="000000"/>
-          <w:lang w:eastAsia="en-GB"/>
-        </w:rPr>
-        <w:t>– u cilju osiguranja</w:t>
-      </w:r>
-      <w:r>
-        <w:rPr>
-          <w:noProof/>
-          <w:color w:val="000000"/>
-          <w:lang w:eastAsia="en-GB"/>
-        </w:rPr>
-        <w:t xml:space="preserve"> </w:t>
-      </w:r>
-      <w:r>
-        <w:rPr>
-          <w:noProof/>
-          <w:color w:val="000000"/>
-          <w:lang w:eastAsia="en-GB"/>
-        </w:rPr>
-        <w:t>svih</w:t>
-      </w:r>
-      <w:r>
-        <w:rPr>
-          <w:noProof/>
-          <w:color w:val="000000"/>
-          <w:lang w:eastAsia="en-GB"/>
-        </w:rPr>
-        <w:t xml:space="preserve"> </w:t>
-      </w:r>
-      <w:r>
-        <w:rPr>
-          <w:noProof/>
-          <w:color w:val="000000"/>
-          <w:lang w:eastAsia="en-GB"/>
-        </w:rPr>
-        <w:t>potrebnih</w:t>
-      </w:r>
-      <w:r>
-        <w:rPr>
-          <w:noProof/>
-          <w:color w:val="000000"/>
-          <w:lang w:eastAsia="en-GB"/>
-        </w:rPr>
-        <w:t xml:space="preserve"> </w:t>
-      </w:r>
-      <w:r>
-        <w:rPr>
-          <w:noProof/>
-          <w:color w:val="000000"/>
-          <w:lang w:eastAsia="en-GB"/>
-        </w:rPr>
-        <w:t>komunikacijsko-informacijskih</w:t>
-      </w:r>
-      <w:r>
-        <w:rPr>
-          <w:noProof/>
-          <w:color w:val="000000"/>
-          <w:lang w:eastAsia="en-GB"/>
-        </w:rPr>
-        <w:t xml:space="preserve"> </w:t>
-      </w:r>
-      <w:r>
-        <w:rPr>
-          <w:noProof/>
-          <w:color w:val="000000"/>
-          <w:lang w:eastAsia="en-GB"/>
-        </w:rPr>
-        <w:t>usluga</w:t>
-      </w:r>
-      <w:r>
-        <w:rPr>
-          <w:noProof/>
-          <w:color w:val="000000"/>
-          <w:lang w:eastAsia="en-GB"/>
-        </w:rPr>
-        <w:t xml:space="preserve"> </w:t>
-      </w:r>
-      <w:r>
-        <w:rPr>
-          <w:noProof/>
-          <w:color w:val="000000"/>
-          <w:lang w:eastAsia="en-GB"/>
-        </w:rPr>
-        <w:t>neophodnih za njezino</w:t>
-      </w:r>
-      <w:r>
-        <w:rPr>
-          <w:noProof/>
-          <w:color w:val="000000"/>
-          <w:lang w:eastAsia="en-GB"/>
-        </w:rPr>
-        <w:t xml:space="preserve"> </w:t>
-      </w:r>
-      <w:r>
-        <w:rPr>
-          <w:noProof/>
-          <w:color w:val="000000"/>
-          <w:lang w:eastAsia="en-GB"/>
-        </w:rPr>
-        <w:t>poslovanje.</w:t>
-      </w:r>
-    </w:p>
-    <w:p>
-      <w:pPr>
-        <w:spacing w:after="0"/>
-        <w:rPr>
-          <w:noProof/>
-          <w:lang w:eastAsia="en-GB"/>
-        </w:rPr>
-      </w:pPr>
-      <w:r>
-        <w:rPr>
-          <w:noProof/>
-          <w:color w:val="000000"/>
-          <w:lang w:eastAsia="en-GB"/>
-        </w:rPr>
-        <w:lastRenderedPageBreak/>
-        <w:t>Temeljno poslovanje poduzeća sastoji se od projektiranja i proizvodnje energetskih transformatora – različitih vrsta, tipova i snaga (veličina) – kako standardnih rijednosti, tako i specijalnih izvedbi za posebne korisnike.</w:t>
-      </w:r>
-    </w:p>
-    <w:p>
-      <w:pPr>
-        <w:pStyle w:val="Naslovnica"/>
-        <w:spacing w:after="0"/>
-        <w:jc w:val="both"/>
-        <w:rPr>
-          <w:b w:val="0"/>
-          <w:noProof/>
-          <w:sz w:val="24"/>
-          <w:szCs w:val="24"/>
-          <w:lang w:eastAsia="en-GB"/>
-        </w:rPr>
-      </w:pPr>
-      <w:r>
-        <w:rPr>
-          <w:b w:val="0"/>
-          <w:noProof/>
-          <w:sz w:val="24"/>
-          <w:szCs w:val="24"/>
-          <w:lang w:eastAsia="en-GB"/>
-        </w:rPr>
-        <w:t>Tvrtka je smještena</w:t>
-      </w:r>
-      <w:r>
-        <w:rPr>
-          <w:b w:val="0"/>
-          <w:noProof/>
-          <w:sz w:val="24"/>
-          <w:szCs w:val="24"/>
-          <w:lang w:eastAsia="en-GB"/>
-        </w:rPr>
-        <w:t xml:space="preserve"> </w:t>
-      </w:r>
-      <w:r>
-        <w:rPr>
-          <w:b w:val="0"/>
-          <w:noProof/>
-          <w:sz w:val="24"/>
-          <w:szCs w:val="24"/>
-          <w:lang w:eastAsia="en-GB"/>
-        </w:rPr>
-        <w:t>na tri prostorno</w:t>
-      </w:r>
-      <w:r>
-        <w:rPr>
-          <w:b w:val="0"/>
-          <w:noProof/>
-          <w:sz w:val="24"/>
-          <w:szCs w:val="24"/>
-          <w:lang w:eastAsia="en-GB"/>
-        </w:rPr>
-        <w:t xml:space="preserve"> </w:t>
-      </w:r>
-      <w:r>
-        <w:rPr>
-          <w:b w:val="0"/>
-          <w:noProof/>
-          <w:sz w:val="24"/>
-          <w:szCs w:val="24"/>
-          <w:lang w:eastAsia="en-GB"/>
-        </w:rPr>
-        <w:t>udaljene  lokacije (lokacija "A", lokacija "B", lokacija</w:t>
-      </w:r>
-      <w:r>
-        <w:rPr>
-          <w:b w:val="0"/>
-          <w:noProof/>
-          <w:sz w:val="24"/>
-          <w:szCs w:val="24"/>
-          <w:lang w:eastAsia="en-GB"/>
-        </w:rPr>
-        <w:t xml:space="preserve"> </w:t>
-      </w:r>
-      <w:r>
-        <w:rPr>
-          <w:b w:val="0"/>
-          <w:noProof/>
-          <w:sz w:val="24"/>
-          <w:szCs w:val="24"/>
-          <w:lang w:eastAsia="en-GB"/>
-        </w:rPr>
-        <w:t>"C"). Na glavnoj</w:t>
-      </w:r>
-      <w:r>
-        <w:rPr>
-          <w:b w:val="0"/>
-          <w:noProof/>
-          <w:sz w:val="24"/>
-          <w:szCs w:val="24"/>
-          <w:lang w:eastAsia="en-GB"/>
-        </w:rPr>
-        <w:t xml:space="preserve"> </w:t>
-      </w:r>
-      <w:r>
-        <w:rPr>
-          <w:b w:val="0"/>
-          <w:noProof/>
-          <w:sz w:val="24"/>
-          <w:szCs w:val="24"/>
-          <w:lang w:eastAsia="en-GB"/>
-        </w:rPr>
-        <w:t>lokaciji "A" nalazi se Uprava, sa</w:t>
-      </w:r>
-      <w:r>
-        <w:rPr>
-          <w:b w:val="0"/>
-          <w:noProof/>
-          <w:sz w:val="24"/>
-          <w:szCs w:val="24"/>
-          <w:lang w:eastAsia="en-GB"/>
-        </w:rPr>
-        <w:t xml:space="preserve"> </w:t>
-      </w:r>
-      <w:r>
-        <w:rPr>
-          <w:b w:val="0"/>
-          <w:noProof/>
-          <w:sz w:val="24"/>
-          <w:szCs w:val="24"/>
-          <w:lang w:eastAsia="en-GB"/>
-        </w:rPr>
-        <w:t>svim</w:t>
-      </w:r>
-      <w:r>
-        <w:rPr>
-          <w:b w:val="0"/>
-          <w:noProof/>
-          <w:sz w:val="24"/>
-          <w:szCs w:val="24"/>
-          <w:lang w:eastAsia="en-GB"/>
-        </w:rPr>
-        <w:t xml:space="preserve"> </w:t>
-      </w:r>
-      <w:r>
-        <w:rPr>
-          <w:b w:val="0"/>
-          <w:noProof/>
-          <w:sz w:val="24"/>
-          <w:szCs w:val="24"/>
-          <w:lang w:eastAsia="en-GB"/>
-        </w:rPr>
-        <w:t>upravnim</w:t>
-      </w:r>
-      <w:r>
-        <w:rPr>
-          <w:b w:val="0"/>
-          <w:noProof/>
-          <w:sz w:val="24"/>
-          <w:szCs w:val="24"/>
-          <w:lang w:eastAsia="en-GB"/>
-        </w:rPr>
-        <w:t xml:space="preserve"> </w:t>
-      </w:r>
-      <w:r>
-        <w:rPr>
-          <w:b w:val="0"/>
-          <w:noProof/>
-          <w:sz w:val="24"/>
-          <w:szCs w:val="24"/>
-          <w:lang w:eastAsia="en-GB"/>
-        </w:rPr>
-        <w:t>elementima</w:t>
-      </w:r>
-      <w:r>
-        <w:rPr>
-          <w:b w:val="0"/>
-          <w:noProof/>
-          <w:sz w:val="24"/>
-          <w:szCs w:val="24"/>
-          <w:lang w:eastAsia="en-GB"/>
-        </w:rPr>
-        <w:t xml:space="preserve"> </w:t>
-      </w:r>
-      <w:r>
-        <w:rPr>
-          <w:b w:val="0"/>
-          <w:noProof/>
-          <w:sz w:val="24"/>
-          <w:szCs w:val="24"/>
-          <w:lang w:eastAsia="en-GB"/>
-        </w:rPr>
-        <w:t>tvrtke ("Uprava", uključujući i "Plansko-projektni</w:t>
-      </w:r>
-      <w:r>
-        <w:rPr>
-          <w:b w:val="0"/>
-          <w:noProof/>
-          <w:sz w:val="24"/>
-          <w:szCs w:val="24"/>
-          <w:lang w:eastAsia="en-GB"/>
-        </w:rPr>
-        <w:t xml:space="preserve"> </w:t>
-      </w:r>
-      <w:r>
-        <w:rPr>
-          <w:b w:val="0"/>
-          <w:noProof/>
-          <w:sz w:val="24"/>
-          <w:szCs w:val="24"/>
-          <w:lang w:eastAsia="en-GB"/>
-        </w:rPr>
-        <w:t xml:space="preserve">odjel"), Na dislociranoj lokaciji "B" nalaze se proizvodni pogoni („Proizvodnja“) dok se na  na trećoj "C" lokaciji, u samoj blizini prometnog (cestovnog, željezničkog/zračnog/pomorskog) čvorišta nalaze skladišni distribucijski prostor („Nabava“/“Prodaja“) preko kojeg se vrši ulaz materijala, strojeva i dijelova važnih za proizvodnju, te izlaz proizvodnog asortimana. </w:t>
-      </w:r>
-    </w:p>
-    <w:p>
-      <w:pPr>
-        <w:pStyle w:val="Naslovnica"/>
-        <w:spacing w:after="0"/>
-        <w:jc w:val="both"/>
-        <w:rPr>
-          <w:b w:val="0"/>
-          <w:noProof/>
-          <w:sz w:val="24"/>
-          <w:szCs w:val="24"/>
-          <w:lang w:eastAsia="en-GB"/>
-        </w:rPr>
-      </w:pPr>
-      <w:r>
-        <w:rPr>
-          <w:b w:val="0"/>
-          <w:noProof/>
-          <w:sz w:val="24"/>
-          <w:szCs w:val="24"/>
-          <w:lang w:eastAsia="en-GB"/>
-        </w:rPr>
-        <w:t>Za učinkovitost poslovanja važno je telekomunikacijski povezati sve tri geografski međusobno udaljene  lokacije, sa poslovnim okruženjem  u kojem se ne</w:t>
-      </w:r>
-      <w:r>
-        <w:rPr>
-          <w:b w:val="0"/>
-          <w:noProof/>
-          <w:sz w:val="24"/>
-          <w:szCs w:val="24"/>
-          <w:lang w:eastAsia="en-GB"/>
-        </w:rPr>
-        <w:t>će</w:t>
-      </w:r>
-      <w:r>
-        <w:rPr>
-          <w:b w:val="0"/>
-          <w:noProof/>
-          <w:sz w:val="24"/>
-          <w:szCs w:val="24"/>
-          <w:lang w:eastAsia="en-GB"/>
-        </w:rPr>
-        <w:t xml:space="preserve"> osjeti</w:t>
-      </w:r>
-      <w:r>
-        <w:rPr>
-          <w:b w:val="0"/>
-          <w:noProof/>
-          <w:sz w:val="24"/>
-          <w:szCs w:val="24"/>
-          <w:lang w:eastAsia="en-GB"/>
-        </w:rPr>
-        <w:t>ti</w:t>
-      </w:r>
-      <w:r>
-        <w:rPr>
-          <w:b w:val="0"/>
-          <w:noProof/>
-          <w:sz w:val="24"/>
-          <w:szCs w:val="24"/>
-          <w:lang w:eastAsia="en-GB"/>
-        </w:rPr>
-        <w:t xml:space="preserve"> fizička raspršenost tako postavljene organizacije. </w:t>
-      </w:r>
-    </w:p>
-    <w:p>
-      <w:pPr>
-        <w:spacing w:after="0"/>
-      </w:pPr>
-      <w:r>
-        <w:t>Cilj projekta jest dobro osmišljenom, a zatim i ICT optimalno dizajniranom poslovnom mrežom i pripadajućim komunikacijsko-informacijskim uslugama, odnosno funkcionalnim servisima  pospješiti učinkovitost rada unutar  poduzeća. Glavni poslovni procesi odnose se na upravljanje (poslovno odlučivanje</w:t>
-      </w:r>
-      <w:r>
-        <w:rPr>
-          <w:rStyle w:val="FootnoteReference"/>
-        </w:rPr>
-        <w:footnoteReference w:id="2"/>
-      </w:r>
-      <w:r>
-        <w:t>, tijekove novca – financije/računovodstvo, upravljanje osobljem</w:t>
-      </w:r>
-      <w:r>
-        <w:rPr>
-          <w:rStyle w:val="FootnoteReference"/>
-        </w:rPr>
-        <w:footnoteReference w:id="3"/>
-      </w:r>
-      <w:r>
-        <w:t>), nabavu materijala i opreme, proizvodnju</w:t>
-      </w:r>
-      <w:r>
-        <w:rPr>
-          <w:rStyle w:val="FootnoteReference"/>
-        </w:rPr>
-        <w:footnoteReference w:id="4"/>
-      </w:r>
-      <w:r>
-        <w:t>, marketing i prodaju</w:t>
-      </w:r>
-      <w:r>
-        <w:rPr>
-          <w:rStyle w:val="FootnoteReference"/>
-        </w:rPr>
-        <w:footnoteReference w:id="5"/>
-      </w:r>
-      <w:r>
-        <w:t>, te sigurnost (i zaštitu)</w:t>
-      </w:r>
-      <w:r>
-        <w:rPr>
-          <w:rStyle w:val="FootnoteReference"/>
-        </w:rPr>
-        <w:footnoteReference w:id="6"/>
-      </w:r>
-      <w:r>
-        <w:t>.</w:t>
-      </w:r>
-    </w:p>
-    <w:p>
-      <w:pPr>
-        <w:spacing w:after="0"/>
-      </w:pPr>
-    </w:p>
-    <w:p>
-      <w:pPr>
-        <w:spacing w:after="0"/>
-      </w:pPr>
-    </w:p>
-    <w:p>
-      <w:pPr>
-        <w:pStyle w:val="Heading1"/>
-        <w:numPr>
-          <w:ilvl w:val="0"/>
-          <w:numId w:val="19"/>
-        </w:numPr>
-        <w:rPr>
-          <w:b/>
-          <w:bCs/>
-          <w:color w:val="auto"/>
-        </w:rPr>
-      </w:pPr>
-      <w:bookmarkStart w:id="11" w:name="_Toc202018881"/>
-      <w:r>
-        <w:rPr>
-          <w:b/>
-          <w:bCs/>
-          <w:color w:val="auto"/>
-        </w:rPr>
         <w:t>Poslovni informacijski sustavi</w:t>
       </w:r>
-      <w:bookmarkEnd w:id="11"/>
+      <w:bookmarkEnd w:id="17"/>
     </w:p>
     <w:p>
       <w:pPr>
@@ -3960,7 +5352,7 @@
                     </pic:cNvPicPr>
                   </pic:nvPicPr>
                   <pic:blipFill>
-                    <a:blip r:embed="rId8" cstate="print">
+                    <a:blip r:embed="rId9" cstate="print">
                       <a:extLst>
                         <a:ext uri="{28A0092B-C50C-407E-A947-70E740481C1C}">
                           <a14:useLocalDpi xmlns:a14="http://schemas.microsoft.com/office/drawing/2010/main" val="0"/>
@@ -6565,7 +7957,7 @@
           <w:color w:val="auto"/>
         </w:rPr>
       </w:pPr>
-      <w:bookmarkStart w:id="12" w:name="_Toc202018882"/>
+      <w:bookmarkStart w:id="18" w:name="_Toc202185107"/>
       <w:r>
         <w:rPr>
           <w:b/>
@@ -6573,1096 +7965,108 @@
           <w:color w:val="auto"/>
         </w:rPr>
         <w:lastRenderedPageBreak/>
-        <w:t>Komponente računalne mreže</w:t>
-      </w:r>
-      <w:bookmarkEnd w:id="12"/>
-    </w:p>
-    <w:p>
-      <w:pPr>
-        <w:pStyle w:val="Naslovnica"/>
-        <w:jc w:val="both"/>
-        <w:rPr>
-          <w:b w:val="0"/>
-        </w:rPr>
-      </w:pPr>
-      <w:r>
-        <w:rPr>
-          <w:b w:val="0"/>
-        </w:rPr>
-        <w:t>Mrežu obuhvaćenu ovim radom/projektom čini slijedeća oprema</w:t>
-      </w:r>
-      <w:r>
-        <w:rPr>
-          <w:b w:val="0"/>
-        </w:rPr>
-        <w:t xml:space="preserve"> i materijal</w:t>
-      </w:r>
-      <w:r>
-        <w:rPr>
-          <w:b w:val="0"/>
-        </w:rPr>
-        <w:t>:</w:t>
-      </w:r>
-    </w:p>
-    <w:p>
-      <w:pPr>
-        <w:pStyle w:val="Naslovnica"/>
+        <w:t>Testiranje</w:t>
+      </w:r>
+      <w:r>
+        <w:rPr>
+          <w:b/>
+          <w:bCs/>
+          <w:color w:val="auto"/>
+        </w:rPr>
+        <w:t xml:space="preserve"> mreže</w:t>
+      </w:r>
+      <w:bookmarkEnd w:id="18"/>
+    </w:p>
+    <w:p>
+      <w:pPr>
+        <w:spacing w:after="160" w:line="259" w:lineRule="auto"/>
+        <w:ind w:firstLine="0"/>
         <w:jc w:val="left"/>
-        <w:rPr>
-          <w:b w:val="0"/>
-        </w:rPr>
-      </w:pPr>
-      <w:r>
-        <w:rPr>
-          <w:b w:val="0"/>
-        </w:rPr>
-        <w:t>•</w:t>
-      </w:r>
-      <w:r>
-        <w:rPr>
-          <w:b w:val="0"/>
-        </w:rPr>
-        <w:tab/>
-        <w:t xml:space="preserve">usmjerivači, </w:t>
-      </w:r>
-    </w:p>
-    <w:p>
-      <w:pPr>
-        <w:pStyle w:val="Naslovnica"/>
+      </w:pPr>
+      <w:r>
+        <w:t>Testiranje uspješnosti konfiguracije mreže provjereno je kroz sljedeće korake:</w:t>
+      </w:r>
+    </w:p>
+    <w:p>
+      <w:pPr>
+        <w:spacing w:after="160" w:line="259" w:lineRule="auto"/>
         <w:jc w:val="left"/>
-        <w:rPr>
-          <w:b w:val="0"/>
-        </w:rPr>
-      </w:pPr>
-      <w:r>
-        <w:rPr>
-          <w:b w:val="0"/>
-        </w:rPr>
-        <w:t>•</w:t>
-      </w:r>
-      <w:r>
-        <w:rPr>
-          <w:b w:val="0"/>
-        </w:rPr>
-        <w:tab/>
-        <w:t>preklopnici</w:t>
-      </w:r>
-      <w:r>
-        <w:rPr>
-          <w:b w:val="0"/>
-        </w:rPr>
-        <w:t xml:space="preserve">, </w:t>
-      </w:r>
-    </w:p>
-    <w:p>
-      <w:pPr>
-        <w:pStyle w:val="Naslovnica"/>
+      </w:pPr>
+      <w:r>
+        <w:t>Propusnost mreže od izvorišta (host u lokalnoj mreži A) do odredišta (host u lokalnoj mreži B) te između host-ova lokalne mreže A i lokalne mreže C kao i host-ova između lokalnih mreža B i C – provedena je slanjem paketa informacija ili pinga</w:t>
+      </w:r>
+      <w:r>
+        <w:t xml:space="preserve"> </w:t>
+      </w:r>
+      <w:r>
+        <w:t>sa host-a u npr. VLAN-u 10 (PPO)</w:t>
+      </w:r>
+      <w:r>
+        <w:t>.</w:t>
+      </w:r>
+      <w:r>
+        <w:t xml:space="preserve"> </w:t>
+      </w:r>
+      <w:r>
+        <w:t>S</w:t>
+      </w:r>
+      <w:r>
+        <w:t>amo host-ovi koji imaju pristup tome VLAN-u</w:t>
+      </w:r>
+      <w:r>
+        <w:t xml:space="preserve"> (VLAN 10)</w:t>
+      </w:r>
+      <w:r>
+        <w:t xml:space="preserve"> </w:t>
+      </w:r>
+      <w:r>
+        <w:t>primili su</w:t>
+      </w:r>
+      <w:r>
+        <w:t xml:space="preserve"> taj ping ili paket informacija</w:t>
+      </w:r>
+      <w:r>
+        <w:t>, što je potvrdilo da je mreža cijelim putem (usmjerivač, preklopnik i spojni linkovi) uspješno konfigurirana</w:t>
+      </w:r>
+      <w:r>
+        <w:t>.</w:t>
+      </w:r>
+    </w:p>
+    <w:p>
+      <w:pPr>
+        <w:spacing w:after="160" w:line="259" w:lineRule="auto"/>
+        <w:ind w:firstLine="0"/>
         <w:jc w:val="left"/>
         <w:rPr>
-          <w:b w:val="0"/>
-        </w:rPr>
-      </w:pPr>
-      <w:r>
-        <w:rPr>
-          <w:b w:val="0"/>
-        </w:rPr>
-        <w:t>•</w:t>
-      </w:r>
-      <w:r>
-        <w:rPr>
-          <w:b w:val="0"/>
-        </w:rPr>
-        <w:tab/>
-        <w:t>poslužitelji,</w:t>
-      </w:r>
-    </w:p>
-    <w:p>
-      <w:pPr>
-        <w:pStyle w:val="Naslovnica"/>
+          <w:b/>
+          <w:bCs/>
+        </w:rPr>
+      </w:pPr>
+    </w:p>
+    <w:p>
+      <w:pPr>
+        <w:spacing w:after="160" w:line="259" w:lineRule="auto"/>
+        <w:ind w:firstLine="0"/>
         <w:jc w:val="left"/>
         <w:rPr>
-          <w:b w:val="0"/>
-        </w:rPr>
-      </w:pPr>
-      <w:r>
-        <w:rPr>
-          <w:b w:val="0"/>
-        </w:rPr>
-        <w:t>•</w:t>
-      </w:r>
-      <w:r>
-        <w:rPr>
-          <w:b w:val="0"/>
-        </w:rPr>
-        <w:tab/>
-        <w:t>terminalna oprema:</w:t>
-      </w:r>
-      <w:r>
-        <w:rPr>
-          <w:b w:val="0"/>
-        </w:rPr>
-        <w:t xml:space="preserve"> telefoni, računala (stolna i prijenosna), pisači (višefunkcijski uređaji (pisači/skeneri),</w:t>
-      </w:r>
-    </w:p>
-    <w:p>
-      <w:pPr>
-        <w:pStyle w:val="Naslovnica"/>
+          <w:b/>
+          <w:bCs/>
+        </w:rPr>
+      </w:pPr>
+    </w:p>
+    <w:p>
+      <w:pPr>
+        <w:spacing w:after="160" w:line="259" w:lineRule="auto"/>
+        <w:ind w:firstLine="0"/>
         <w:jc w:val="left"/>
         <w:rPr>
-          <w:b w:val="0"/>
-        </w:rPr>
-      </w:pPr>
-      <w:r>
-        <w:rPr>
-          <w:b w:val="0"/>
-        </w:rPr>
-        <w:t>•</w:t>
-      </w:r>
-      <w:r>
-        <w:rPr>
-          <w:b w:val="0"/>
-        </w:rPr>
-        <w:tab/>
-        <w:t>strukturno kabliranje mreže</w:t>
-      </w:r>
-      <w:r>
-        <w:rPr>
-          <w:b w:val="0"/>
-        </w:rPr>
-        <w:t xml:space="preserve"> (komunikacijski ormari, komunikacijski kabeli i kanalice).</w:t>
-      </w:r>
-    </w:p>
-    <w:p>
-      <w:pPr>
-        <w:pStyle w:val="Naslovnica"/>
-        <w:jc w:val="both"/>
-        <w:rPr>
-          <w:b w:val="0"/>
-        </w:rPr>
-      </w:pPr>
-      <w:r>
-        <w:rPr>
-          <w:b w:val="0"/>
-        </w:rPr>
-        <w:t>K</w:t>
-      </w:r>
-      <w:r>
-        <w:rPr>
-          <w:b w:val="0"/>
-        </w:rPr>
-        <w:t>onačna k</w:t>
-      </w:r>
-      <w:r>
-        <w:rPr>
-          <w:b w:val="0"/>
-        </w:rPr>
-        <w:t xml:space="preserve">oličinska specifikacija opreme, prema lokacijama i ukupno - prikazana je </w:t>
-      </w:r>
-      <w:r>
-        <w:rPr>
-          <w:b w:val="0"/>
-          <w:i/>
-          <w:iCs/>
-        </w:rPr>
-        <w:t>tablicom 1</w:t>
-      </w:r>
-      <w:r>
-        <w:rPr>
-          <w:b w:val="0"/>
-        </w:rPr>
-        <w:t>.</w:t>
-      </w:r>
-    </w:p>
-    <w:p>
-      <w:pPr>
-        <w:pStyle w:val="Naslovnica"/>
-        <w:jc w:val="both"/>
-        <w:rPr>
-          <w:b w:val="0"/>
-        </w:rPr>
-      </w:pPr>
-      <w:r>
-        <w:rPr>
-          <w:b w:val="0"/>
-        </w:rPr>
-        <w:t xml:space="preserve">Okosnicu mreže čine usmjerivači sa integriranim uslugama Cisco 2911 i preklopnici  2960-24TT. </w:t>
-      </w:r>
-    </w:p>
-    <w:p>
-      <w:pPr>
-        <w:pStyle w:val="Naslovnica"/>
-        <w:jc w:val="both"/>
-        <w:rPr>
-          <w:b w:val="0"/>
-        </w:rPr>
-      </w:pPr>
-      <w:r>
-        <w:rPr>
-          <w:b w:val="0"/>
-        </w:rPr>
-        <w:t>Temeljne tehničke značajke ove opreme su slijedeće:</w:t>
-      </w:r>
-    </w:p>
-    <w:p>
-      <w:pPr>
-        <w:pStyle w:val="Naslovnica"/>
-        <w:jc w:val="both"/>
-        <w:rPr>
-          <w:b w:val="0"/>
-        </w:rPr>
-      </w:pPr>
-      <w:r>
-        <w:rPr>
-          <w:b w:val="0"/>
-        </w:rPr>
-        <w:t xml:space="preserve">Usmjerivač sa integriranim uslugama CISCO 2911 </w:t>
-      </w:r>
-      <w:r>
-        <w:rPr>
-          <w:b w:val="0"/>
-        </w:rPr>
-        <w:t xml:space="preserve">(slika 2) </w:t>
-      </w:r>
-      <w:r>
-        <w:rPr>
-          <w:b w:val="0"/>
-        </w:rPr>
-        <w:t>osigurava usmjeravanje štićenih podataka, glasovnih, video i aplikativnih usluga/servisa kroz mrežu. Ključne značajke:</w:t>
-      </w:r>
-    </w:p>
-    <w:p>
-      <w:pPr>
-        <w:pStyle w:val="Naslovnica"/>
-        <w:jc w:val="both"/>
-        <w:rPr>
-          <w:b w:val="0"/>
-        </w:rPr>
-      </w:pPr>
-      <w:r>
-        <w:rPr>
-          <w:b w:val="0"/>
-        </w:rPr>
-        <w:t>•</w:t>
-      </w:r>
-      <w:r>
-        <w:rPr>
-          <w:b w:val="0"/>
-        </w:rPr>
-        <w:tab/>
-        <w:t>3 integrirana 10/100/1000 Ethernet porta (samo RJ-45),</w:t>
-      </w:r>
-    </w:p>
-    <w:p>
-      <w:pPr>
-        <w:pStyle w:val="Naslovnica"/>
-        <w:jc w:val="both"/>
-        <w:rPr>
-          <w:b w:val="0"/>
-        </w:rPr>
-      </w:pPr>
-      <w:r>
-        <w:rPr>
-          <w:b w:val="0"/>
-        </w:rPr>
-        <w:t>•</w:t>
-      </w:r>
-      <w:r>
-        <w:rPr>
-          <w:b w:val="0"/>
-        </w:rPr>
-        <w:tab/>
-        <w:t>1 utor (engl. slot) za servisni modul,</w:t>
-      </w:r>
-    </w:p>
-    <w:p>
-      <w:pPr>
-        <w:pStyle w:val="Naslovnica"/>
-        <w:jc w:val="both"/>
-        <w:rPr>
-          <w:b w:val="0"/>
-        </w:rPr>
-      </w:pPr>
-      <w:r>
-        <w:rPr>
-          <w:b w:val="0"/>
-        </w:rPr>
-        <w:t>•</w:t>
-      </w:r>
-      <w:r>
-        <w:rPr>
-          <w:b w:val="0"/>
-        </w:rPr>
-        <w:tab/>
-        <w:t>4 poboljšana utora za kartice WAN sučelja velike brzine,</w:t>
-      </w:r>
-    </w:p>
-    <w:p>
-      <w:pPr>
-        <w:pStyle w:val="Naslovnica"/>
-        <w:ind w:left="719" w:hanging="435"/>
-        <w:jc w:val="both"/>
-        <w:rPr>
-          <w:b w:val="0"/>
-        </w:rPr>
-      </w:pPr>
-      <w:r>
-        <w:rPr>
-          <w:b w:val="0"/>
-        </w:rPr>
-        <w:t>•</w:t>
-      </w:r>
-      <w:r>
-        <w:rPr>
-          <w:b w:val="0"/>
-        </w:rPr>
-        <w:tab/>
-        <w:t xml:space="preserve">2 utora za ugradnju procesora digitalnih signala (DSP od engl. </w:t>
-      </w:r>
-      <w:r>
-        <w:rPr>
-          <w:b w:val="0"/>
-          <w:i/>
-          <w:iCs/>
-        </w:rPr>
-        <w:t>digital signal processor</w:t>
-      </w:r>
-      <w:r>
-        <w:rPr>
-          <w:b w:val="0"/>
-        </w:rPr>
-        <w:t>).</w:t>
-      </w:r>
-    </w:p>
-    <w:p>
-      <w:pPr>
-        <w:pStyle w:val="Naslovnica"/>
-        <w:jc w:val="both"/>
-        <w:rPr>
-          <w:b w:val="0"/>
-        </w:rPr>
-      </w:pPr>
-      <w:r>
-        <w:rPr>
-          <w:b w:val="0"/>
-        </w:rPr>
-        <w:t>•</w:t>
-      </w:r>
-      <w:r>
-        <w:rPr>
-          <w:b w:val="0"/>
-        </w:rPr>
-        <w:tab/>
-        <w:t>1 utor za interni servisni modul za aplikacijske usluge</w:t>
-      </w:r>
-    </w:p>
-    <w:p>
-      <w:pPr>
-        <w:pStyle w:val="Naslovnica"/>
-        <w:ind w:left="719" w:hanging="435"/>
-        <w:jc w:val="both"/>
-        <w:rPr>
-          <w:b w:val="0"/>
-        </w:rPr>
-      </w:pPr>
-      <w:r>
-        <w:rPr>
-          <w:b w:val="0"/>
-        </w:rPr>
-        <w:lastRenderedPageBreak/>
-        <w:t>•</w:t>
-      </w:r>
-      <w:r>
-        <w:rPr>
-          <w:b w:val="0"/>
-        </w:rPr>
-        <w:tab/>
-        <w:t>potpuno integrirana distribucija energije na module koji podržavaju 802.3af Power over Ethernet (PoE) i Cisco Enhanced PoE</w:t>
-      </w:r>
-    </w:p>
-    <w:p>
-      <w:pPr>
-        <w:pStyle w:val="Naslovnica"/>
-        <w:ind w:left="719" w:hanging="435"/>
-        <w:jc w:val="both"/>
-        <w:rPr>
-          <w:b w:val="0"/>
-        </w:rPr>
-      </w:pPr>
-      <w:r>
-        <w:rPr>
-          <w:b w:val="0"/>
-        </w:rPr>
-        <w:t>•</w:t>
-      </w:r>
-      <w:r>
-        <w:rPr>
-          <w:b w:val="0"/>
-        </w:rPr>
-        <w:tab/>
-        <w:t>Ugrađena hardverski ubrzana VPN enkripcija za sigurnu povezanost i kolaborativnu komunikaciju Integrirana kontrola prijetnji pomoću Cisco IOS vatrozida, Cisco IOS zonskog vatrozida, Cisco IOS IPS i Cisco IOS filtriranja sadržaja</w:t>
-      </w:r>
-    </w:p>
-    <w:p>
-      <w:pPr>
-        <w:pStyle w:val="Naslovnica"/>
-        <w:ind w:left="719" w:hanging="435"/>
-        <w:jc w:val="both"/>
-        <w:rPr>
-          <w:b w:val="0"/>
-        </w:rPr>
-      </w:pPr>
-      <w:r>
-        <w:rPr>
-          <w:b w:val="0"/>
-        </w:rPr>
-        <w:t>•</w:t>
-      </w:r>
-      <w:r>
-        <w:rPr>
-          <w:b w:val="0"/>
-        </w:rPr>
-        <w:tab/>
-        <w:t xml:space="preserve">Upravljanje identitetom pomoću provjere autentičnosti, autorizacije i naplate troškova (AAA od engl. </w:t>
-      </w:r>
-      <w:r>
-        <w:rPr>
-          <w:b w:val="0"/>
-          <w:i/>
-          <w:iCs/>
-        </w:rPr>
-        <w:t>authentication, authorization, and accounting</w:t>
-      </w:r>
-      <w:r>
-        <w:rPr>
-          <w:b w:val="0"/>
-        </w:rPr>
-        <w:t>), te infrastrukture javnih ključeva (PKI od engl.</w:t>
-      </w:r>
-      <w:r>
-        <w:rPr>
-          <w:b w:val="0"/>
-          <w:i/>
-          <w:iCs/>
-        </w:rPr>
-        <w:t xml:space="preserve"> Public Key Infrastructure</w:t>
-      </w:r>
-      <w:r>
-        <w:rPr>
-          <w:b w:val="0"/>
-        </w:rPr>
-        <w:t>)</w:t>
-      </w:r>
-    </w:p>
-    <w:p>
-      <w:pPr>
-        <w:pStyle w:val="Naslovnica"/>
-        <w:ind w:left="719" w:hanging="435"/>
-        <w:jc w:val="both"/>
-        <w:rPr>
-          <w:b w:val="0"/>
-        </w:rPr>
-      </w:pPr>
-      <w:r>
-        <w:rPr>
-          <w:b w:val="0"/>
-        </w:rPr>
-        <w:t>•</w:t>
-      </w:r>
-      <w:r>
-        <w:rPr>
-          <w:b w:val="0"/>
-        </w:rPr>
-        <w:tab/>
-        <w:t>Glasovni DSP modul velike zbijenosti, optimiziran za glasovnu i video podršku</w:t>
-      </w:r>
-    </w:p>
-    <w:p>
-      <w:pPr>
-        <w:pStyle w:val="Naslovnica"/>
-        <w:jc w:val="both"/>
-        <w:rPr>
-          <w:b w:val="0"/>
-        </w:rPr>
-      </w:pPr>
-      <w:r>
-        <w:rPr>
-          <w:b w:val="0"/>
-        </w:rPr>
-        <w:t>•</w:t>
-      </w:r>
-      <w:r>
-        <w:rPr>
-          <w:b w:val="0"/>
-        </w:rPr>
-        <w:tab/>
-        <w:t>Usluge VoiceXML preglednika certificirane po standardima</w:t>
-      </w:r>
-    </w:p>
-    <w:p>
-      <w:pPr>
-        <w:pStyle w:val="Naslovnica"/>
-        <w:jc w:val="both"/>
-        <w:rPr>
-          <w:b w:val="0"/>
-        </w:rPr>
-      </w:pPr>
-      <w:r>
-        <w:rPr>
-          <w:b w:val="0"/>
-        </w:rPr>
-        <w:t>•</w:t>
-      </w:r>
-      <w:r>
-        <w:rPr>
-          <w:b w:val="0"/>
-        </w:rPr>
-        <w:tab/>
-        <w:t>Mogućnosti Cisco Unified Border Elementa</w:t>
-      </w:r>
-    </w:p>
-    <w:p>
-      <w:pPr>
-        <w:pStyle w:val="Naslovnica"/>
-        <w:jc w:val="both"/>
-        <w:rPr>
-          <w:b w:val="0"/>
-        </w:rPr>
-      </w:pPr>
-      <w:r>
-        <w:rPr>
-          <w:b w:val="0"/>
-        </w:rPr>
-        <w:t>•</w:t>
-      </w:r>
-      <w:r>
-        <w:rPr>
-          <w:b w:val="0"/>
-        </w:rPr>
-        <w:tab/>
-        <w:t>Podrška za Cisco Unity Express govornu poštu</w:t>
-      </w:r>
-    </w:p>
-    <w:p>
-      <w:pPr>
-        <w:pStyle w:val="Naslovnica"/>
-        <w:ind w:left="719" w:hanging="435"/>
-        <w:jc w:val="both"/>
-        <w:rPr>
-          <w:b w:val="0"/>
-        </w:rPr>
-      </w:pPr>
-      <w:r>
-        <w:rPr>
-          <w:b w:val="0"/>
-        </w:rPr>
-        <w:t>•</w:t>
-      </w:r>
-      <w:r>
-        <w:rPr>
-          <w:b w:val="0"/>
-        </w:rPr>
-        <w:tab/>
-        <w:t>Podrška za Cisco Communications Manager Express i Survivable Remote Site Telephony</w:t>
-      </w:r>
-    </w:p>
-    <w:p>
-      <w:pPr>
-        <w:pStyle w:val="Naslovnica"/>
-        <w:jc w:val="both"/>
-        <w:rPr>
-          <w:b w:val="0"/>
-          <w:i/>
-          <w:iCs/>
-        </w:rPr>
-      </w:pPr>
-      <w:r>
-        <w:rPr>
-          <w:b w:val="0"/>
-          <w:i/>
-          <w:iCs/>
-        </w:rPr>
-        <w:t xml:space="preserve">Slika 2 </w:t>
-      </w:r>
-      <w:r>
-        <w:rPr>
-          <w:b w:val="0"/>
-          <w:i/>
-          <w:iCs/>
-        </w:rPr>
-        <w:t>–</w:t>
-      </w:r>
-      <w:r>
-        <w:rPr>
-          <w:b w:val="0"/>
-          <w:i/>
-          <w:iCs/>
-        </w:rPr>
-        <w:t xml:space="preserve"> </w:t>
-      </w:r>
-      <w:r>
-        <w:rPr>
-          <w:b w:val="0"/>
-          <w:i/>
-          <w:iCs/>
-        </w:rPr>
-        <w:t>Mrežni u</w:t>
-      </w:r>
-      <w:r>
-        <w:rPr>
-          <w:b w:val="0"/>
-          <w:i/>
-          <w:iCs/>
-        </w:rPr>
-        <w:t>smjerivač</w:t>
-      </w:r>
-      <w:r>
-        <w:rPr>
-          <w:b w:val="0"/>
-          <w:i/>
-          <w:iCs/>
-        </w:rPr>
-        <w:t xml:space="preserve"> CISCO 2911</w:t>
-      </w:r>
-    </w:p>
-    <w:p>
-      <w:pPr>
-        <w:pStyle w:val="Naslovnica"/>
-        <w:rPr>
-          <w:b w:val="0"/>
-        </w:rPr>
-      </w:pPr>
-      <w:r>
-        <w:rPr>
-          <w:b w:val="0"/>
-          <w:noProof/>
-        </w:rPr>
-        <w:drawing>
-          <wp:inline distT="0" distB="0" distL="0" distR="0" wp14:anchorId="54E14341" wp14:editId="06264000">
-            <wp:extent cx="4645961" cy="2562225"/>
-            <wp:effectExtent l="0" t="0" r="0" b="0"/>
-            <wp:docPr id="4" name="Slika 4"/>
-            <wp:cNvGraphicFramePr>
-              <a:graphicFrameLocks xmlns:a="http://schemas.openxmlformats.org/drawingml/2006/main" noChangeAspect="1"/>
-            </wp:cNvGraphicFramePr>
-            <a:graphic xmlns:a="http://schemas.openxmlformats.org/drawingml/2006/main">
-              <a:graphicData uri="http://schemas.openxmlformats.org/drawingml/2006/picture">
-                <pic:pic xmlns:pic="http://schemas.openxmlformats.org/drawingml/2006/picture">
-                  <pic:nvPicPr>
-                    <pic:cNvPr id="0" name="Picture 4"/>
-                    <pic:cNvPicPr>
-                      <a:picLocks noChangeAspect="1" noChangeArrowheads="1"/>
-                    </pic:cNvPicPr>
-                  </pic:nvPicPr>
-                  <pic:blipFill>
-                    <a:blip r:embed="rId9" cstate="print">
-                      <a:extLst>
-                        <a:ext uri="{28A0092B-C50C-407E-A947-70E740481C1C}">
-                          <a14:useLocalDpi xmlns:a14="http://schemas.microsoft.com/office/drawing/2010/main" val="0"/>
-                        </a:ext>
-                      </a:extLst>
-                    </a:blip>
-                    <a:srcRect/>
-                    <a:stretch>
-                      <a:fillRect/>
-                    </a:stretch>
-                  </pic:blipFill>
-                  <pic:spPr bwMode="auto">
-                    <a:xfrm>
-                      <a:off x="0" y="0"/>
-                      <a:ext cx="4678066" cy="2579931"/>
-                    </a:xfrm>
-                    <a:prstGeom prst="rect">
-                      <a:avLst/>
-                    </a:prstGeom>
-                    <a:noFill/>
-                    <a:ln>
-                      <a:noFill/>
-                    </a:ln>
-                  </pic:spPr>
-                </pic:pic>
-              </a:graphicData>
-            </a:graphic>
-          </wp:inline>
-        </w:drawing>
-      </w:r>
-    </w:p>
-    <w:p>
-      <w:pPr>
-        <w:pStyle w:val="Naslovnica"/>
-        <w:ind w:firstLine="0"/>
-        <w:jc w:val="both"/>
-        <w:rPr>
-          <w:b w:val="0"/>
-        </w:rPr>
-      </w:pPr>
-    </w:p>
-    <w:p>
-      <w:pPr>
-        <w:pStyle w:val="Naslovnica"/>
-        <w:ind w:firstLine="0"/>
-        <w:jc w:val="both"/>
-        <w:rPr>
-          <w:b w:val="0"/>
-        </w:rPr>
-      </w:pPr>
-      <w:r>
-        <w:rPr>
-          <w:b w:val="0"/>
-        </w:rPr>
-        <w:t>Preklopnik CISCO 2960-24TT (slika 3)</w:t>
-      </w:r>
-    </w:p>
-    <w:p>
-      <w:pPr>
-        <w:pStyle w:val="Naslovnica"/>
-        <w:ind w:left="720" w:hanging="720"/>
-        <w:jc w:val="both"/>
-        <w:rPr>
-          <w:b w:val="0"/>
-        </w:rPr>
-      </w:pPr>
-      <w:r>
-        <w:rPr>
-          <w:b w:val="0"/>
-        </w:rPr>
-        <w:t>•</w:t>
-      </w:r>
-      <w:r>
-        <w:rPr>
-          <w:b w:val="0"/>
-        </w:rPr>
-        <w:tab/>
-        <w:t xml:space="preserve">podržava glasovne, video, podatkovne usluge/servise, uz vrlo siguran pristup. </w:t>
-      </w:r>
-    </w:p>
-    <w:p>
-      <w:pPr>
-        <w:pStyle w:val="Naslovnica"/>
-        <w:ind w:left="720" w:hanging="720"/>
-        <w:jc w:val="both"/>
-        <w:rPr>
-          <w:b w:val="0"/>
-        </w:rPr>
-      </w:pPr>
-      <w:r>
-        <w:rPr>
-          <w:b w:val="0"/>
-        </w:rPr>
-        <w:t>•</w:t>
-      </w:r>
-      <w:r>
-        <w:rPr>
-          <w:b w:val="0"/>
-        </w:rPr>
-        <w:tab/>
-        <w:t xml:space="preserve">pruža skalabilno upravljanje sukladno sa promjenama poslovnih potreba. </w:t>
-      </w:r>
-    </w:p>
-    <w:p>
-      <w:pPr>
-        <w:pStyle w:val="Naslovnica"/>
-        <w:ind w:left="720" w:hanging="720"/>
-        <w:jc w:val="both"/>
-        <w:rPr>
-          <w:b w:val="0"/>
-        </w:rPr>
-      </w:pPr>
-      <w:r>
-        <w:rPr>
-          <w:b w:val="0"/>
-        </w:rPr>
-        <w:t>•</w:t>
-      </w:r>
-      <w:r>
-        <w:rPr>
-          <w:b w:val="0"/>
-        </w:rPr>
-        <w:tab/>
-        <w:t xml:space="preserve">poboljšana sigurnost uključujući Cisco TrustSec za pružanje provjere autentičnosti, kontrole pristupa i administracije sigurnosne politike, </w:t>
-      </w:r>
-    </w:p>
-    <w:p>
-      <w:pPr>
-        <w:pStyle w:val="Naslovnica"/>
-        <w:ind w:firstLine="0"/>
-        <w:jc w:val="both"/>
-        <w:rPr>
-          <w:b w:val="0"/>
-        </w:rPr>
-      </w:pPr>
-      <w:r>
-        <w:rPr>
-          <w:b w:val="0"/>
-        </w:rPr>
-        <w:t>•</w:t>
-      </w:r>
-      <w:r>
-        <w:rPr>
-          <w:b w:val="0"/>
-        </w:rPr>
-        <w:tab/>
-        <w:t xml:space="preserve">višestruke opcije brzih ili gigabitnih Ethernet performansi, </w:t>
-      </w:r>
-    </w:p>
-    <w:p>
-      <w:pPr>
-        <w:pStyle w:val="Naslovnica"/>
-        <w:ind w:firstLine="0"/>
-        <w:jc w:val="both"/>
-        <w:rPr>
-          <w:b w:val="0"/>
-        </w:rPr>
-      </w:pPr>
-      <w:r>
-        <w:rPr>
-          <w:b w:val="0"/>
-        </w:rPr>
-        <w:t>•</w:t>
-      </w:r>
-      <w:r>
-        <w:rPr>
-          <w:b w:val="0"/>
-        </w:rPr>
-        <w:tab/>
-        <w:t xml:space="preserve">Cisco EnergyWise za upravljanje napajanjem, </w:t>
-      </w:r>
-    </w:p>
-    <w:p>
-      <w:pPr>
-        <w:pStyle w:val="Naslovnica"/>
-        <w:ind w:firstLine="0"/>
-        <w:jc w:val="both"/>
-        <w:rPr>
-          <w:b w:val="0"/>
-        </w:rPr>
-      </w:pPr>
-      <w:r>
-        <w:rPr>
-          <w:b w:val="0"/>
-        </w:rPr>
-        <w:t>•</w:t>
-      </w:r>
-      <w:r>
-        <w:rPr>
-          <w:b w:val="0"/>
-        </w:rPr>
-        <w:tab/>
-        <w:t>skalabilno upravljanje mrežom.</w:t>
-      </w:r>
-    </w:p>
-    <w:p>
-      <w:pPr>
-        <w:pStyle w:val="Naslovnica"/>
-        <w:ind w:firstLine="0"/>
-        <w:jc w:val="both"/>
-        <w:rPr>
-          <w:b w:val="0"/>
-        </w:rPr>
-      </w:pPr>
-      <w:r>
-        <w:rPr>
-          <w:b w:val="0"/>
-        </w:rPr>
-        <w:t>•</w:t>
-      </w:r>
-      <w:r>
-        <w:rPr>
-          <w:b w:val="0"/>
-        </w:rPr>
-        <w:tab/>
-        <w:t>2 x 10/100/1000 TX uzlazne veze</w:t>
-      </w:r>
-    </w:p>
-    <w:p>
-      <w:pPr>
-        <w:pStyle w:val="Naslovnica"/>
-        <w:ind w:firstLine="0"/>
-        <w:jc w:val="both"/>
-        <w:rPr>
-          <w:b w:val="0"/>
-        </w:rPr>
-      </w:pPr>
-      <w:r>
-        <w:rPr>
-          <w:b w:val="0"/>
-        </w:rPr>
-        <w:t>•</w:t>
-      </w:r>
-      <w:r>
-        <w:rPr>
-          <w:b w:val="0"/>
-        </w:rPr>
-        <w:tab/>
-        <w:t>24 x Ethernet 10/100 priključka (engl. port)</w:t>
-      </w:r>
-    </w:p>
-    <w:p>
-      <w:pPr>
-        <w:pStyle w:val="Naslovnica"/>
-        <w:ind w:firstLine="0"/>
-        <w:jc w:val="both"/>
-        <w:rPr>
-          <w:b w:val="0"/>
-        </w:rPr>
-      </w:pPr>
-      <w:r>
-        <w:rPr>
-          <w:b w:val="0"/>
-        </w:rPr>
-        <w:t>•</w:t>
-      </w:r>
-      <w:r>
-        <w:rPr>
-          <w:b w:val="0"/>
-        </w:rPr>
-        <w:tab/>
-        <w:t>propusnost 6,5 Mbit/s</w:t>
-      </w:r>
-    </w:p>
-    <w:p>
-      <w:pPr>
-        <w:pStyle w:val="Naslovnica"/>
-        <w:ind w:firstLine="0"/>
-        <w:jc w:val="both"/>
-        <w:rPr>
-          <w:b w:val="0"/>
-        </w:rPr>
-      </w:pPr>
-      <w:r>
-        <w:rPr>
-          <w:b w:val="0"/>
-        </w:rPr>
-        <w:t>•</w:t>
-      </w:r>
-      <w:r>
-        <w:rPr>
-          <w:b w:val="0"/>
-        </w:rPr>
-        <w:tab/>
-        <w:t>DRAM - 16 MB</w:t>
-      </w:r>
-    </w:p>
-    <w:p>
-      <w:pPr>
-        <w:pStyle w:val="Naslovnica"/>
-        <w:ind w:firstLine="0"/>
-        <w:jc w:val="both"/>
-        <w:rPr>
-          <w:b w:val="0"/>
-        </w:rPr>
-      </w:pPr>
-      <w:r>
-        <w:rPr>
-          <w:b w:val="0"/>
-        </w:rPr>
-        <w:t>•</w:t>
-      </w:r>
-      <w:r>
-        <w:rPr>
-          <w:b w:val="0"/>
-        </w:rPr>
-        <w:tab/>
-        <w:t>Ugrađivanje u komunikacijski ormar - 1U</w:t>
-      </w:r>
-    </w:p>
-    <w:p>
-      <w:pPr>
-        <w:pStyle w:val="Naslovnica"/>
-        <w:ind w:firstLine="0"/>
-        <w:jc w:val="both"/>
-        <w:rPr>
-          <w:b w:val="0"/>
-        </w:rPr>
-      </w:pPr>
-    </w:p>
-    <w:p>
-      <w:pPr>
-        <w:pStyle w:val="Naslovnica"/>
-        <w:jc w:val="both"/>
-        <w:rPr>
-          <w:b w:val="0"/>
-          <w:i/>
-          <w:iCs/>
-        </w:rPr>
-      </w:pPr>
-      <w:r>
-        <w:rPr>
-          <w:b w:val="0"/>
-          <w:i/>
-          <w:iCs/>
-        </w:rPr>
-        <w:t>Slika 3 – mrežni preklopnik CISCO 2960-24</w:t>
-      </w:r>
-      <w:r>
-        <w:rPr>
-          <w:b w:val="0"/>
-          <w:i/>
-          <w:iCs/>
-        </w:rPr>
-        <w:t>TT</w:t>
-      </w:r>
-    </w:p>
-    <w:p>
-      <w:pPr>
-        <w:pStyle w:val="Naslovnica"/>
-        <w:rPr>
-          <w:b w:val="0"/>
-        </w:rPr>
-      </w:pPr>
-      <w:r>
-        <w:rPr>
-          <w:b w:val="0"/>
-          <w:noProof/>
-        </w:rPr>
-        <w:drawing>
-          <wp:inline distT="0" distB="0" distL="0" distR="0" wp14:anchorId="3796534E" wp14:editId="0A4FA9F5">
-            <wp:extent cx="5734050" cy="1743075"/>
-            <wp:effectExtent l="0" t="0" r="0" b="0"/>
-            <wp:docPr id="5" name="Slika 5"/>
-            <wp:cNvGraphicFramePr>
-              <a:graphicFrameLocks xmlns:a="http://schemas.openxmlformats.org/drawingml/2006/main" noChangeAspect="1"/>
-            </wp:cNvGraphicFramePr>
-            <a:graphic xmlns:a="http://schemas.openxmlformats.org/drawingml/2006/main">
-              <a:graphicData uri="http://schemas.openxmlformats.org/drawingml/2006/picture">
-                <pic:pic xmlns:pic="http://schemas.openxmlformats.org/drawingml/2006/picture">
-                  <pic:nvPicPr>
-                    <pic:cNvPr id="0" name="Picture 5"/>
-                    <pic:cNvPicPr>
-                      <a:picLocks noChangeAspect="1" noChangeArrowheads="1"/>
-                    </pic:cNvPicPr>
-                  </pic:nvPicPr>
-                  <pic:blipFill>
-                    <a:blip r:embed="rId10" cstate="print">
-                      <a:extLst>
-                        <a:ext uri="{28A0092B-C50C-407E-A947-70E740481C1C}">
-                          <a14:useLocalDpi xmlns:a14="http://schemas.microsoft.com/office/drawing/2010/main" val="0"/>
-                        </a:ext>
-                      </a:extLst>
-                    </a:blip>
-                    <a:srcRect/>
-                    <a:stretch>
-                      <a:fillRect/>
-                    </a:stretch>
-                  </pic:blipFill>
-                  <pic:spPr bwMode="auto">
-                    <a:xfrm>
-                      <a:off x="0" y="0"/>
-                      <a:ext cx="5734050" cy="1743075"/>
-                    </a:xfrm>
-                    <a:prstGeom prst="rect">
-                      <a:avLst/>
-                    </a:prstGeom>
-                    <a:noFill/>
-                    <a:ln>
-                      <a:noFill/>
-                    </a:ln>
-                  </pic:spPr>
-                </pic:pic>
-              </a:graphicData>
-            </a:graphic>
-          </wp:inline>
-        </w:drawing>
-      </w:r>
+          <w:rFonts w:asciiTheme="majorHAnsi" w:eastAsiaTheme="majorEastAsia" w:hAnsiTheme="majorHAnsi" w:cstheme="majorBidi"/>
+          <w:b/>
+          <w:bCs/>
+          <w:sz w:val="32"/>
+          <w:szCs w:val="32"/>
+        </w:rPr>
+      </w:pPr>
     </w:p>
     <w:p>
       <w:pPr>
@@ -7677,1793 +8081,71 @@
           <w:color w:val="auto"/>
         </w:rPr>
       </w:pPr>
-      <w:bookmarkStart w:id="13" w:name="_Toc202018883"/>
+      <w:bookmarkStart w:id="19" w:name="_Toc202185108"/>
       <w:r>
         <w:rPr>
           <w:b/>
           <w:bCs/>
           <w:color w:val="auto"/>
         </w:rPr>
-        <w:lastRenderedPageBreak/>
-        <w:t xml:space="preserve">Razrada </w:t>
-      </w:r>
-      <w:r>
-        <w:rPr>
-          <w:b/>
-          <w:bCs/>
-          <w:color w:val="auto"/>
-        </w:rPr>
-        <w:t xml:space="preserve">i konfiguracija </w:t>
-      </w:r>
-      <w:r>
-        <w:rPr>
-          <w:b/>
-          <w:bCs/>
-          <w:color w:val="auto"/>
-        </w:rPr>
-        <w:t>računalne mreže</w:t>
-      </w:r>
-      <w:r>
-        <w:rPr>
-          <w:b/>
-          <w:bCs/>
-          <w:color w:val="auto"/>
-        </w:rPr>
-        <w:t xml:space="preserve"> TRAFO-IS</w:t>
-      </w:r>
-      <w:bookmarkEnd w:id="13"/>
-    </w:p>
-    <w:p>
-      <w:pPr>
+        <w:t>Zaključak</w:t>
+      </w:r>
+      <w:bookmarkEnd w:id="19"/>
+    </w:p>
+    <w:p>
+      <w:pPr>
+        <w:spacing w:after="160" w:line="259" w:lineRule="auto"/>
+        <w:ind w:left="284" w:firstLine="360"/>
+      </w:pPr>
+      <w:r>
+        <w:t>Komunikacijsko-</w:t>
+      </w:r>
+      <w:r>
+        <w:t>in</w:t>
+      </w:r>
+      <w:r>
+        <w:t xml:space="preserve">formacijski sustav kao potporni element funkcioniranja neke organizacije (u ovom slučaju poduzeća TRANSFORMATORI) svojim dizajnom i konfiguracijom može na više ili manje uspješan način omogućiti učinkovitost </w:t>
+      </w:r>
+      <w:r>
+        <w:t xml:space="preserve">njena poslovanja. </w:t>
+      </w:r>
+    </w:p>
+    <w:p>
+      <w:pPr>
+        <w:spacing w:after="160" w:line="259" w:lineRule="auto"/>
+        <w:ind w:left="284" w:firstLine="360"/>
+      </w:pPr>
+      <w:r>
+        <w:t>Ovim radom nastojalo se projektno</w:t>
+      </w:r>
+      <w:r>
+        <w:t xml:space="preserve"> tehnički</w:t>
+      </w:r>
+      <w:r>
+        <w:t xml:space="preserve"> prikazati jedan od načina uspješnog postavljanja računalne mreže kao dijela koji se odnosi na funkcioniranje aplikativnih servisa vezanih za specijalističke segmente upravljanja i potpore poslovanja jedne takve organizacije.</w:t>
+      </w:r>
+    </w:p>
+    <w:p>
+      <w:pPr>
+        <w:spacing w:after="160" w:line="259" w:lineRule="auto"/>
         <w:ind w:firstLine="644"/>
-      </w:pPr>
-      <w:r>
-        <w:t>Poslovni informacijski sustav</w:t>
+        <w:rPr>
+          <w:rFonts w:asciiTheme="majorHAnsi" w:eastAsiaTheme="majorEastAsia" w:hAnsiTheme="majorHAnsi" w:cstheme="majorBidi"/>
+          <w:sz w:val="32"/>
+          <w:szCs w:val="32"/>
+        </w:rPr>
+      </w:pPr>
+      <w:r>
+        <w:t xml:space="preserve">Cjelovitim osmišljavanjem ciljanog poslovnog informacijskog sustava osigurana je zalihost </w:t>
+      </w:r>
+      <w:r>
+        <w:t>mreže vezana za moguća njezina daljnja proširenja</w:t>
+      </w:r>
+      <w:r>
+        <w:t xml:space="preserve"> unutar postojećih lokacija.</w:t>
       </w:r>
       <w:r>
         <w:t xml:space="preserve"> </w:t>
-      </w:r>
-      <w:r>
-        <w:t>vezan za segment funkcionalnih servisa</w:t>
-      </w:r>
-      <w:r>
-        <w:rPr>
-          <w:rStyle w:val="FootnoteReference"/>
-        </w:rPr>
-        <w:footnoteReference w:id="7"/>
-      </w:r>
-      <w:r>
-        <w:t xml:space="preserve"> sastoji </w:t>
-      </w:r>
-      <w:r>
-        <w:t xml:space="preserve">se </w:t>
-      </w:r>
-      <w:r>
-        <w:t>od tri lokalne mreže</w:t>
-      </w:r>
-      <w:r>
-        <w:t xml:space="preserve"> (A, B, C)</w:t>
-      </w:r>
-      <w:r>
-        <w:t xml:space="preserve"> međusobno povezane sa područnom mrežom preko usmjerivača koji na sebi imaju OSPF protokol radi učinkovitijeg usmjeravanja podataka kroz WAN. Unutar WAN-a povezivanja su ostvarena zakupljenim </w:t>
-      </w:r>
-      <w:r>
-        <w:t xml:space="preserve">spojnim linkovima zadovoljavajućih prijenosnih kapaciteta. </w:t>
-      </w:r>
-    </w:p>
-    <w:p>
-      <w:pPr>
-        <w:ind w:firstLine="644"/>
-        <w:rPr>
-          <w:i/>
-          <w:iCs/>
-        </w:rPr>
-      </w:pPr>
-      <w:r>
-        <w:rPr>
-          <w:i/>
-          <w:iCs/>
-        </w:rPr>
-        <w:t>Slika 4 – Logički mrežni dijagram računalne mreže</w:t>
-      </w:r>
-      <w:r>
-        <w:rPr>
-          <w:i/>
-          <w:iCs/>
-        </w:rPr>
-        <w:t xml:space="preserve"> TRAFO-IS</w:t>
-      </w:r>
-    </w:p>
-    <w:p>
-      <w:pPr>
-        <w:ind w:firstLine="644"/>
-      </w:pPr>
-      <w:r>
-        <w:rPr>
-          <w:noProof/>
-        </w:rPr>
-        <w:drawing>
-          <wp:inline distT="0" distB="0" distL="0" distR="0" wp14:anchorId="738E9664" wp14:editId="6797031D">
-            <wp:extent cx="5248275" cy="5648325"/>
-            <wp:effectExtent l="0" t="0" r="0" b="0"/>
-            <wp:docPr id="7" name="Slika 7"/>
-            <wp:cNvGraphicFramePr>
-              <a:graphicFrameLocks xmlns:a="http://schemas.openxmlformats.org/drawingml/2006/main" noChangeAspect="1"/>
-            </wp:cNvGraphicFramePr>
-            <a:graphic xmlns:a="http://schemas.openxmlformats.org/drawingml/2006/main">
-              <a:graphicData uri="http://schemas.openxmlformats.org/drawingml/2006/picture">
-                <pic:pic xmlns:pic="http://schemas.openxmlformats.org/drawingml/2006/picture">
-                  <pic:nvPicPr>
-                    <pic:cNvPr id="0" name="Picture 7"/>
-                    <pic:cNvPicPr>
-                      <a:picLocks noChangeAspect="1" noChangeArrowheads="1"/>
-                    </pic:cNvPicPr>
-                  </pic:nvPicPr>
-                  <pic:blipFill>
-                    <a:blip r:embed="rId11">
-                      <a:extLst>
-                        <a:ext uri="{28A0092B-C50C-407E-A947-70E740481C1C}">
-                          <a14:useLocalDpi xmlns:a14="http://schemas.microsoft.com/office/drawing/2010/main" val="0"/>
-                        </a:ext>
-                      </a:extLst>
-                    </a:blip>
-                    <a:srcRect/>
-                    <a:stretch>
-                      <a:fillRect/>
-                    </a:stretch>
-                  </pic:blipFill>
-                  <pic:spPr bwMode="auto">
-                    <a:xfrm>
-                      <a:off x="0" y="0"/>
-                      <a:ext cx="5248275" cy="5648325"/>
-                    </a:xfrm>
-                    <a:prstGeom prst="rect">
-                      <a:avLst/>
-                    </a:prstGeom>
-                    <a:noFill/>
-                    <a:ln>
-                      <a:noFill/>
-                    </a:ln>
-                  </pic:spPr>
-                </pic:pic>
-              </a:graphicData>
-            </a:graphic>
-          </wp:inline>
-        </w:drawing>
-      </w:r>
-    </w:p>
-    <w:p>
-      <w:pPr>
-        <w:ind w:firstLine="0"/>
-      </w:pPr>
-      <w:r>
-        <w:lastRenderedPageBreak/>
-        <w:tab/>
-        <w:t>Lokalnu mrežu čin</w:t>
-      </w:r>
-      <w:r>
-        <w:t>e preklopnici i radne stanice (engl. host), te pripadajući server, prema sljedećem:</w:t>
-      </w:r>
-    </w:p>
-    <w:p>
-      <w:pPr>
-        <w:pStyle w:val="ListParagraph"/>
-        <w:numPr>
-          <w:ilvl w:val="0"/>
-          <w:numId w:val="13"/>
-        </w:numPr>
-      </w:pPr>
-      <w:r>
-        <w:t>Na glavnoj lokaciji (A) uz usmjerivač se nalaze 2</w:t>
-      </w:r>
-      <w:r>
-        <w:t xml:space="preserve"> 24-portna</w:t>
-      </w:r>
-      <w:r>
-        <w:t xml:space="preserve"> preklopnika na koje je spojeno osam host-ova i jedan server</w:t>
-      </w:r>
-    </w:p>
-    <w:p>
-      <w:pPr>
-        <w:pStyle w:val="ListParagraph"/>
-        <w:numPr>
-          <w:ilvl w:val="0"/>
-          <w:numId w:val="13"/>
-        </w:numPr>
-      </w:pPr>
-      <w:r>
-        <w:t>Na udaljenim lokacijama (B i C) nalaze se uz rubni usmjerivač po jedan 24-portni preklopnik na kojeg je priključeno po pet host-ova i jedan server</w:t>
-      </w:r>
-    </w:p>
-    <w:p>
-      <w:pPr>
-        <w:ind w:firstLine="360"/>
-      </w:pPr>
-      <w:r>
-        <w:t xml:space="preserve">S obzirom da se radi o zatvorenoj intranet mreži, koja koristi samo zakupljene prijenosne linije adresni plan se temelji na privatnim IP adresama </w:t>
-      </w:r>
-      <w:r>
-        <w:t xml:space="preserve">prikazanim u </w:t>
-      </w:r>
-      <w:r>
-        <w:rPr>
-          <w:i/>
-          <w:iCs/>
-        </w:rPr>
-        <w:t>tablici 2</w:t>
-      </w:r>
-      <w:r>
-        <w:t>.</w:t>
-      </w:r>
-    </w:p>
-    <w:p>
-      <w:pPr>
-        <w:ind w:firstLine="0"/>
-        <w:rPr>
-          <w:i/>
-          <w:iCs/>
-        </w:rPr>
-      </w:pPr>
-      <w:r>
-        <w:rPr>
-          <w:i/>
-          <w:iCs/>
-        </w:rPr>
-        <w:t>Tablica 2</w:t>
-      </w:r>
-      <w:r>
-        <w:rPr>
-          <w:i/>
-          <w:iCs/>
-        </w:rPr>
-        <w:t xml:space="preserve"> – Adresni plan VLAN-ova</w:t>
-      </w:r>
-    </w:p>
-    <w:tbl>
-      <w:tblPr>
-        <w:tblStyle w:val="TableGrid"/>
-        <w:tblW w:w="0" w:type="auto"/>
-        <w:tblLook w:val="04A0" w:firstRow="1" w:lastRow="0" w:firstColumn="1" w:lastColumn="0" w:noHBand="0" w:noVBand="1"/>
-      </w:tblPr>
-      <w:tblGrid>
-        <w:gridCol w:w="681"/>
-        <w:gridCol w:w="1501"/>
-        <w:gridCol w:w="1770"/>
-      </w:tblGrid>
-      <w:tr>
-        <w:tc>
-          <w:tcPr>
-            <w:tcW w:w="0" w:type="auto"/>
-            <w:vAlign w:val="center"/>
-          </w:tcPr>
-          <w:p>
-            <w:pPr>
-              <w:spacing w:before="120" w:after="0"/>
-              <w:ind w:firstLine="0"/>
-              <w:jc w:val="center"/>
-            </w:pPr>
-            <w:r>
-              <w:t>Host</w:t>
-            </w:r>
-          </w:p>
-        </w:tc>
-        <w:tc>
-          <w:tcPr>
-            <w:tcW w:w="0" w:type="auto"/>
-            <w:vAlign w:val="center"/>
-          </w:tcPr>
-          <w:p>
-            <w:pPr>
-              <w:spacing w:before="120" w:after="0"/>
-              <w:ind w:firstLine="0"/>
-              <w:jc w:val="center"/>
-            </w:pPr>
-            <w:r>
-              <w:t>IP adresa</w:t>
-            </w:r>
-          </w:p>
-        </w:tc>
-        <w:tc>
-          <w:tcPr>
-            <w:tcW w:w="0" w:type="auto"/>
-            <w:vAlign w:val="center"/>
-          </w:tcPr>
-          <w:p>
-            <w:pPr>
-              <w:spacing w:before="120" w:after="0"/>
-              <w:ind w:firstLine="0"/>
-              <w:jc w:val="center"/>
-            </w:pPr>
-            <w:r>
-              <w:t>default-gateway</w:t>
-            </w:r>
-          </w:p>
-        </w:tc>
-      </w:tr>
-      <w:tr>
-        <w:tc>
-          <w:tcPr>
-            <w:tcW w:w="0" w:type="auto"/>
-            <w:vAlign w:val="center"/>
-          </w:tcPr>
-          <w:p>
-            <w:pPr>
-              <w:spacing w:before="120" w:after="0"/>
-              <w:ind w:firstLine="0"/>
-              <w:jc w:val="center"/>
-            </w:pPr>
-            <w:r>
-              <w:t>PPO</w:t>
-            </w:r>
-          </w:p>
-        </w:tc>
-        <w:tc>
-          <w:tcPr>
-            <w:tcW w:w="0" w:type="auto"/>
-            <w:vAlign w:val="center"/>
-          </w:tcPr>
-          <w:p>
-            <w:pPr>
-              <w:spacing w:before="120" w:after="0"/>
-              <w:ind w:firstLine="0"/>
-              <w:jc w:val="center"/>
-            </w:pPr>
-            <w:r>
-              <w:t>192.168.10.2</w:t>
-            </w:r>
-          </w:p>
-        </w:tc>
-        <w:tc>
-          <w:tcPr>
-            <w:tcW w:w="0" w:type="auto"/>
-            <w:vAlign w:val="center"/>
-          </w:tcPr>
-          <w:p>
-            <w:pPr>
-              <w:spacing w:before="120" w:after="0"/>
-              <w:ind w:firstLine="0"/>
-              <w:jc w:val="center"/>
-            </w:pPr>
-            <w:r>
-              <w:t>192.168.10.1</w:t>
-            </w:r>
-          </w:p>
-        </w:tc>
-      </w:tr>
-      <w:tr>
-        <w:tc>
-          <w:tcPr>
-            <w:tcW w:w="0" w:type="auto"/>
-            <w:vAlign w:val="center"/>
-          </w:tcPr>
-          <w:p>
-            <w:pPr>
-              <w:spacing w:before="120" w:after="0"/>
-              <w:ind w:firstLine="0"/>
-              <w:jc w:val="center"/>
-            </w:pPr>
-            <w:r>
-              <w:t>SZ</w:t>
-            </w:r>
-          </w:p>
-        </w:tc>
-        <w:tc>
-          <w:tcPr>
-            <w:tcW w:w="0" w:type="auto"/>
-            <w:vAlign w:val="center"/>
-          </w:tcPr>
-          <w:p>
-            <w:pPr>
-              <w:spacing w:before="120" w:after="0"/>
-              <w:ind w:firstLine="0"/>
-              <w:jc w:val="center"/>
-            </w:pPr>
-            <w:r>
-              <w:t>192.168.11.2</w:t>
-            </w:r>
-          </w:p>
-        </w:tc>
-        <w:tc>
-          <w:tcPr>
-            <w:tcW w:w="0" w:type="auto"/>
-            <w:vAlign w:val="center"/>
-          </w:tcPr>
-          <w:p>
-            <w:pPr>
-              <w:spacing w:before="120" w:after="0"/>
-              <w:ind w:firstLine="0"/>
-              <w:jc w:val="center"/>
-            </w:pPr>
-            <w:r>
-              <w:t>192.168.11.1</w:t>
-            </w:r>
-          </w:p>
-        </w:tc>
-      </w:tr>
-      <w:tr>
-        <w:tc>
-          <w:tcPr>
-            <w:tcW w:w="0" w:type="auto"/>
-            <w:vAlign w:val="center"/>
-          </w:tcPr>
-          <w:p>
-            <w:pPr>
-              <w:spacing w:before="120" w:after="0"/>
-              <w:ind w:firstLine="0"/>
-              <w:jc w:val="center"/>
-            </w:pPr>
-            <w:r>
-              <w:t>KA</w:t>
-            </w:r>
-          </w:p>
-        </w:tc>
-        <w:tc>
-          <w:tcPr>
-            <w:tcW w:w="0" w:type="auto"/>
-          </w:tcPr>
-          <w:p>
-            <w:pPr>
-              <w:spacing w:before="120" w:after="0"/>
-              <w:ind w:firstLine="0"/>
-              <w:jc w:val="center"/>
-            </w:pPr>
-            <w:r>
-              <w:t>192.168.1</w:t>
-            </w:r>
-            <w:r>
-              <w:t>2</w:t>
-            </w:r>
-            <w:r>
-              <w:t>.2</w:t>
-            </w:r>
-          </w:p>
-        </w:tc>
-        <w:tc>
-          <w:tcPr>
-            <w:tcW w:w="0" w:type="auto"/>
-          </w:tcPr>
-          <w:p>
-            <w:pPr>
-              <w:spacing w:before="120" w:after="0"/>
-              <w:ind w:firstLine="0"/>
-              <w:jc w:val="center"/>
-            </w:pPr>
-            <w:r>
-              <w:t>192.168.1</w:t>
-            </w:r>
-            <w:r>
-              <w:t>2</w:t>
-            </w:r>
-            <w:r>
-              <w:t>.</w:t>
-            </w:r>
-            <w:r>
-              <w:t>1</w:t>
-            </w:r>
-          </w:p>
-        </w:tc>
-      </w:tr>
-      <w:tr>
-        <w:tc>
-          <w:tcPr>
-            <w:tcW w:w="0" w:type="auto"/>
-            <w:vAlign w:val="center"/>
-          </w:tcPr>
-          <w:p>
-            <w:pPr>
-              <w:spacing w:before="120" w:after="0"/>
-              <w:ind w:firstLine="0"/>
-              <w:jc w:val="center"/>
-            </w:pPr>
-            <w:r>
-              <w:t>NA</w:t>
-            </w:r>
-          </w:p>
-        </w:tc>
-        <w:tc>
-          <w:tcPr>
-            <w:tcW w:w="0" w:type="auto"/>
-          </w:tcPr>
-          <w:p>
-            <w:pPr>
-              <w:spacing w:before="120" w:after="0"/>
-              <w:ind w:firstLine="0"/>
-              <w:jc w:val="center"/>
-            </w:pPr>
-            <w:r>
-              <w:t>192.168.1</w:t>
-            </w:r>
-            <w:r>
-              <w:t>3</w:t>
-            </w:r>
-            <w:r>
-              <w:t>.2</w:t>
-            </w:r>
-          </w:p>
-        </w:tc>
-        <w:tc>
-          <w:tcPr>
-            <w:tcW w:w="0" w:type="auto"/>
-          </w:tcPr>
-          <w:p>
-            <w:pPr>
-              <w:spacing w:before="120" w:after="0"/>
-              <w:ind w:firstLine="0"/>
-              <w:jc w:val="center"/>
-            </w:pPr>
-            <w:r>
-              <w:t>192.168.1</w:t>
-            </w:r>
-            <w:r>
-              <w:t>3</w:t>
-            </w:r>
-            <w:r>
-              <w:t>.</w:t>
-            </w:r>
-            <w:r>
-              <w:t>1</w:t>
-            </w:r>
-          </w:p>
-        </w:tc>
-      </w:tr>
-      <w:tr>
-        <w:tc>
-          <w:tcPr>
-            <w:tcW w:w="0" w:type="auto"/>
-            <w:vAlign w:val="center"/>
-          </w:tcPr>
-          <w:p>
-            <w:pPr>
-              <w:spacing w:before="120" w:after="0"/>
-              <w:ind w:firstLine="0"/>
-              <w:jc w:val="center"/>
-            </w:pPr>
-            <w:r>
-              <w:t>OD</w:t>
-            </w:r>
-          </w:p>
-        </w:tc>
-        <w:tc>
-          <w:tcPr>
-            <w:tcW w:w="0" w:type="auto"/>
-          </w:tcPr>
-          <w:p>
-            <w:pPr>
-              <w:spacing w:before="120" w:after="0"/>
-              <w:ind w:firstLine="0"/>
-              <w:jc w:val="center"/>
-            </w:pPr>
-            <w:r>
-              <w:t>192.168.1</w:t>
-            </w:r>
-            <w:r>
-              <w:t>4</w:t>
-            </w:r>
-            <w:r>
-              <w:t>.2</w:t>
-            </w:r>
-          </w:p>
-        </w:tc>
-        <w:tc>
-          <w:tcPr>
-            <w:tcW w:w="0" w:type="auto"/>
-          </w:tcPr>
-          <w:p>
-            <w:pPr>
-              <w:spacing w:before="120" w:after="0"/>
-              <w:ind w:firstLine="0"/>
-              <w:jc w:val="center"/>
-            </w:pPr>
-            <w:r>
-              <w:t>192.168.1</w:t>
-            </w:r>
-            <w:r>
-              <w:t>4</w:t>
-            </w:r>
-            <w:r>
-              <w:t>.</w:t>
-            </w:r>
-            <w:r>
-              <w:t>1</w:t>
-            </w:r>
-          </w:p>
-        </w:tc>
-      </w:tr>
-      <w:tr>
-        <w:tc>
-          <w:tcPr>
-            <w:tcW w:w="0" w:type="auto"/>
-            <w:vAlign w:val="center"/>
-          </w:tcPr>
-          <w:p>
-            <w:pPr>
-              <w:spacing w:before="120" w:after="0"/>
-              <w:ind w:firstLine="0"/>
-              <w:jc w:val="center"/>
-            </w:pPr>
-            <w:r>
-              <w:t>PM</w:t>
-            </w:r>
-          </w:p>
-        </w:tc>
-        <w:tc>
-          <w:tcPr>
-            <w:tcW w:w="0" w:type="auto"/>
-          </w:tcPr>
-          <w:p>
-            <w:pPr>
-              <w:spacing w:before="120" w:after="0"/>
-              <w:ind w:firstLine="0"/>
-              <w:jc w:val="center"/>
-            </w:pPr>
-            <w:r>
-              <w:t>192.168.1</w:t>
-            </w:r>
-            <w:r>
-              <w:t>5</w:t>
-            </w:r>
-            <w:r>
-              <w:t>.2</w:t>
-            </w:r>
-          </w:p>
-        </w:tc>
-        <w:tc>
-          <w:tcPr>
-            <w:tcW w:w="0" w:type="auto"/>
-          </w:tcPr>
-          <w:p>
-            <w:pPr>
-              <w:spacing w:before="120" w:after="0"/>
-              <w:ind w:firstLine="0"/>
-              <w:jc w:val="center"/>
-            </w:pPr>
-            <w:r>
-              <w:t>192.168.1</w:t>
-            </w:r>
-            <w:r>
-              <w:t>5</w:t>
-            </w:r>
-            <w:r>
-              <w:t>.</w:t>
-            </w:r>
-            <w:r>
-              <w:t>1</w:t>
-            </w:r>
-          </w:p>
-        </w:tc>
-      </w:tr>
-      <w:tr>
-        <w:tc>
-          <w:tcPr>
-            <w:tcW w:w="0" w:type="auto"/>
-            <w:vAlign w:val="center"/>
-          </w:tcPr>
-          <w:p>
-            <w:pPr>
-              <w:spacing w:before="120" w:after="0"/>
-              <w:ind w:firstLine="0"/>
-              <w:jc w:val="center"/>
-            </w:pPr>
-            <w:r>
-              <w:t>RA</w:t>
-            </w:r>
-          </w:p>
-        </w:tc>
-        <w:tc>
-          <w:tcPr>
-            <w:tcW w:w="0" w:type="auto"/>
-          </w:tcPr>
-          <w:p>
-            <w:pPr>
-              <w:spacing w:before="120" w:after="0"/>
-              <w:ind w:firstLine="0"/>
-              <w:jc w:val="center"/>
-            </w:pPr>
-            <w:r>
-              <w:t>192.168.1</w:t>
-            </w:r>
-            <w:r>
-              <w:t>6</w:t>
-            </w:r>
-            <w:r>
-              <w:t>.2</w:t>
-            </w:r>
-          </w:p>
-        </w:tc>
-        <w:tc>
-          <w:tcPr>
-            <w:tcW w:w="0" w:type="auto"/>
-          </w:tcPr>
-          <w:p>
-            <w:pPr>
-              <w:spacing w:before="120" w:after="0"/>
-              <w:ind w:firstLine="0"/>
-              <w:jc w:val="center"/>
-            </w:pPr>
-            <w:r>
-              <w:t>192.168.1</w:t>
-            </w:r>
-            <w:r>
-              <w:t>6</w:t>
-            </w:r>
-            <w:r>
-              <w:t>.</w:t>
-            </w:r>
-            <w:r>
-              <w:t>1</w:t>
-            </w:r>
-          </w:p>
-        </w:tc>
-      </w:tr>
-    </w:tbl>
-    <w:p>
-      <w:pPr>
-        <w:ind w:firstLine="0"/>
-      </w:pPr>
-    </w:p>
-    <w:p>
-      <w:pPr>
-        <w:ind w:firstLine="360"/>
-      </w:pPr>
-      <w:r>
-        <w:t>Zbog učinkovitijeg dijeljenja prometnih kapaciteta</w:t>
-      </w:r>
-      <w:r>
-        <w:t>,</w:t>
-      </w:r>
-      <w:r>
-        <w:t xml:space="preserve"> unutar mreže su kreirani VLAN-ovi kojima se međusobno izoliraju različiti funkcionalni servisi</w:t>
-      </w:r>
-      <w:r>
-        <w:t>, prema sljedećem:</w:t>
-      </w:r>
-    </w:p>
-    <w:p>
-      <w:pPr>
-        <w:pStyle w:val="ListParagraph"/>
-        <w:numPr>
-          <w:ilvl w:val="0"/>
-          <w:numId w:val="14"/>
-        </w:numPr>
-      </w:pPr>
-      <w:r>
-        <w:t xml:space="preserve">VLAN 10 </w:t>
-      </w:r>
-      <w:r>
-        <w:t>–</w:t>
-      </w:r>
-      <w:r>
-        <w:t xml:space="preserve"> </w:t>
-      </w:r>
-      <w:r>
-        <w:t>proizvodno projektni odjel (PPO)</w:t>
-      </w:r>
-    </w:p>
-    <w:p>
-      <w:pPr>
-        <w:pStyle w:val="ListParagraph"/>
-        <w:numPr>
-          <w:ilvl w:val="0"/>
-          <w:numId w:val="14"/>
-        </w:numPr>
-      </w:pPr>
-      <w:r>
-        <w:t xml:space="preserve">VLAN 11 </w:t>
-      </w:r>
-      <w:r>
-        <w:t>–</w:t>
-      </w:r>
-      <w:r>
-        <w:t xml:space="preserve"> </w:t>
-      </w:r>
-      <w:r>
-        <w:t>sigurnost i zaštita (SZ)</w:t>
-      </w:r>
-    </w:p>
-    <w:p>
-      <w:pPr>
-        <w:pStyle w:val="ListParagraph"/>
-        <w:numPr>
-          <w:ilvl w:val="0"/>
-          <w:numId w:val="14"/>
-        </w:numPr>
-      </w:pPr>
-      <w:r>
-        <w:t xml:space="preserve">VLAN 12 </w:t>
-      </w:r>
-      <w:r>
-        <w:t>–</w:t>
-      </w:r>
-      <w:r>
-        <w:t xml:space="preserve"> </w:t>
-      </w:r>
-      <w:r>
-        <w:t>kadrovska (KA)</w:t>
-      </w:r>
-    </w:p>
-    <w:p>
-      <w:pPr>
-        <w:pStyle w:val="ListParagraph"/>
-        <w:numPr>
-          <w:ilvl w:val="0"/>
-          <w:numId w:val="14"/>
-        </w:numPr>
-      </w:pPr>
-      <w:r>
-        <w:t xml:space="preserve">VLAN 13 </w:t>
-      </w:r>
-      <w:r>
-        <w:t>–</w:t>
-      </w:r>
-      <w:r>
-        <w:t xml:space="preserve"> </w:t>
-      </w:r>
-      <w:r>
-        <w:t>nabava (NA)</w:t>
-      </w:r>
-    </w:p>
-    <w:p>
-      <w:pPr>
-        <w:pStyle w:val="ListParagraph"/>
-        <w:numPr>
-          <w:ilvl w:val="0"/>
-          <w:numId w:val="14"/>
-        </w:numPr>
-      </w:pPr>
-      <w:r>
-        <w:t xml:space="preserve">VLAN 14 </w:t>
-      </w:r>
-      <w:r>
-        <w:t>–</w:t>
-      </w:r>
-      <w:r>
-        <w:t xml:space="preserve"> </w:t>
-      </w:r>
-      <w:r>
-        <w:t>održavanje (OD)</w:t>
-      </w:r>
-    </w:p>
-    <w:p>
-      <w:pPr>
-        <w:pStyle w:val="ListParagraph"/>
-        <w:numPr>
-          <w:ilvl w:val="0"/>
-          <w:numId w:val="14"/>
-        </w:numPr>
-      </w:pPr>
-      <w:r>
-        <w:t xml:space="preserve">VLAN 15 </w:t>
-      </w:r>
-      <w:r>
-        <w:t>–</w:t>
-      </w:r>
-      <w:r>
-        <w:t xml:space="preserve"> </w:t>
-      </w:r>
-      <w:r>
-        <w:t>prodaja i marketing (PM)</w:t>
-      </w:r>
-    </w:p>
-    <w:p>
-      <w:pPr>
-        <w:pStyle w:val="ListParagraph"/>
-        <w:numPr>
-          <w:ilvl w:val="0"/>
-          <w:numId w:val="14"/>
-        </w:numPr>
-      </w:pPr>
-      <w:r>
-        <w:t xml:space="preserve">VLAN 16 </w:t>
-      </w:r>
-      <w:r>
-        <w:t>–</w:t>
-      </w:r>
-      <w:r>
-        <w:t xml:space="preserve"> </w:t>
-      </w:r>
-      <w:r>
-        <w:t>računovodstvo (RA)</w:t>
-      </w:r>
-    </w:p>
-    <w:p>
-      <w:pPr>
-        <w:ind w:firstLine="0"/>
-      </w:pPr>
-      <w:r>
-        <w:t xml:space="preserve">Raspored VLAN-ova po port-ovima preklopnika prikazan je </w:t>
-      </w:r>
-      <w:r>
-        <w:rPr>
-          <w:i/>
-          <w:iCs/>
-        </w:rPr>
-        <w:t xml:space="preserve">tablicom </w:t>
-      </w:r>
-      <w:r>
-        <w:rPr>
-          <w:i/>
-          <w:iCs/>
-        </w:rPr>
-        <w:t>3</w:t>
-      </w:r>
-      <w:r>
-        <w:t>.</w:t>
-      </w:r>
-    </w:p>
-    <w:p>
-      <w:pPr>
-        <w:ind w:firstLine="0"/>
-      </w:pPr>
-      <w:r>
-        <w:rPr>
-          <w:i/>
-          <w:iCs/>
-        </w:rPr>
-        <w:lastRenderedPageBreak/>
-        <w:t>Tablica 3</w:t>
-      </w:r>
-      <w:r>
-        <w:t xml:space="preserve"> </w:t>
-      </w:r>
-      <w:r>
-        <w:rPr>
-          <w:i/>
-          <w:iCs/>
-        </w:rPr>
-        <w:t xml:space="preserve">– </w:t>
-      </w:r>
-      <w:r>
-        <w:rPr>
-          <w:i/>
-          <w:iCs/>
-        </w:rPr>
-        <w:t>R</w:t>
-      </w:r>
-      <w:r>
-        <w:rPr>
-          <w:i/>
-          <w:iCs/>
-        </w:rPr>
-        <w:t>aspored VLAN-ova po portovima</w:t>
-      </w:r>
-    </w:p>
-    <w:tbl>
-      <w:tblPr>
-        <w:tblStyle w:val="TableGrid"/>
-        <w:tblW w:w="0" w:type="auto"/>
-        <w:jc w:val="center"/>
-        <w:tblLook w:val="04A0" w:firstRow="1" w:lastRow="0" w:firstColumn="1" w:lastColumn="0" w:noHBand="0" w:noVBand="1"/>
-      </w:tblPr>
-      <w:tblGrid>
-        <w:gridCol w:w="1848"/>
-        <w:gridCol w:w="1848"/>
-        <w:gridCol w:w="1848"/>
-        <w:gridCol w:w="1849"/>
-        <w:gridCol w:w="1849"/>
-      </w:tblGrid>
-      <w:tr>
-        <w:trPr>
-          <w:jc w:val="center"/>
-        </w:trPr>
-        <w:tc>
-          <w:tcPr>
-            <w:tcW w:w="1848" w:type="dxa"/>
-            <w:vAlign w:val="center"/>
-          </w:tcPr>
-          <w:p>
-            <w:pPr>
-              <w:spacing w:before="120" w:after="0"/>
-              <w:ind w:firstLine="0"/>
-              <w:jc w:val="center"/>
-            </w:pPr>
-            <w:r>
-              <w:t>VLAN</w:t>
-            </w:r>
-          </w:p>
-        </w:tc>
-        <w:tc>
-          <w:tcPr>
-            <w:tcW w:w="1848" w:type="dxa"/>
-            <w:vAlign w:val="center"/>
-          </w:tcPr>
-          <w:p>
-            <w:pPr>
-              <w:spacing w:before="120" w:after="0"/>
-              <w:ind w:firstLine="0"/>
-              <w:jc w:val="center"/>
-            </w:pPr>
-            <w:r>
-              <w:t>SW0</w:t>
-            </w:r>
-          </w:p>
-        </w:tc>
-        <w:tc>
-          <w:tcPr>
-            <w:tcW w:w="1848" w:type="dxa"/>
-            <w:vAlign w:val="center"/>
-          </w:tcPr>
-          <w:p>
-            <w:pPr>
-              <w:spacing w:before="120" w:after="0"/>
-              <w:ind w:firstLine="0"/>
-              <w:jc w:val="center"/>
-            </w:pPr>
-            <w:r>
-              <w:t>SW1</w:t>
-            </w:r>
-          </w:p>
-        </w:tc>
-        <w:tc>
-          <w:tcPr>
-            <w:tcW w:w="1849" w:type="dxa"/>
-            <w:vAlign w:val="center"/>
-          </w:tcPr>
-          <w:p>
-            <w:pPr>
-              <w:spacing w:before="120" w:after="0"/>
-              <w:ind w:firstLine="0"/>
-              <w:jc w:val="center"/>
-            </w:pPr>
-            <w:r>
-              <w:t>SW2</w:t>
-            </w:r>
-          </w:p>
-        </w:tc>
-        <w:tc>
-          <w:tcPr>
-            <w:tcW w:w="1849" w:type="dxa"/>
-            <w:vAlign w:val="center"/>
-          </w:tcPr>
-          <w:p>
-            <w:pPr>
-              <w:spacing w:before="120" w:after="0"/>
-              <w:ind w:firstLine="0"/>
-              <w:jc w:val="center"/>
-            </w:pPr>
-            <w:r>
-              <w:t>SW3</w:t>
-            </w:r>
-          </w:p>
-        </w:tc>
-      </w:tr>
-      <w:tr>
-        <w:trPr>
-          <w:jc w:val="center"/>
-        </w:trPr>
-        <w:tc>
-          <w:tcPr>
-            <w:tcW w:w="1848" w:type="dxa"/>
-            <w:vAlign w:val="center"/>
-          </w:tcPr>
-          <w:p>
-            <w:pPr>
-              <w:spacing w:before="120" w:after="0"/>
-              <w:ind w:firstLine="0"/>
-              <w:jc w:val="center"/>
-            </w:pPr>
-            <w:r>
-              <w:t xml:space="preserve">10 </w:t>
-            </w:r>
-          </w:p>
-        </w:tc>
-        <w:tc>
-          <w:tcPr>
-            <w:tcW w:w="1848" w:type="dxa"/>
-            <w:vAlign w:val="center"/>
-          </w:tcPr>
-          <w:p>
-            <w:pPr>
-              <w:spacing w:before="120" w:after="0"/>
-              <w:ind w:firstLine="0"/>
-              <w:jc w:val="center"/>
-            </w:pPr>
-            <w:r>
-              <w:t>/</w:t>
-            </w:r>
-          </w:p>
-        </w:tc>
-        <w:tc>
-          <w:tcPr>
-            <w:tcW w:w="1848" w:type="dxa"/>
-            <w:vAlign w:val="center"/>
-          </w:tcPr>
-          <w:p>
-            <w:pPr>
-              <w:spacing w:before="120" w:after="0"/>
-              <w:ind w:firstLine="0"/>
-              <w:jc w:val="center"/>
-            </w:pPr>
-            <w:r>
-              <w:t>fa0/1 – fa0/3</w:t>
-            </w:r>
-          </w:p>
-        </w:tc>
-        <w:tc>
-          <w:tcPr>
-            <w:tcW w:w="1849" w:type="dxa"/>
-            <w:vAlign w:val="center"/>
-          </w:tcPr>
-          <w:p>
-            <w:pPr>
-              <w:spacing w:before="120" w:after="0"/>
-              <w:ind w:firstLine="0"/>
-              <w:jc w:val="center"/>
-            </w:pPr>
-            <w:r>
-              <w:t>fa0/1 – fa0/3</w:t>
-            </w:r>
-          </w:p>
-        </w:tc>
-        <w:tc>
-          <w:tcPr>
-            <w:tcW w:w="1849" w:type="dxa"/>
-            <w:vAlign w:val="center"/>
-          </w:tcPr>
-          <w:p>
-            <w:pPr>
-              <w:spacing w:before="120" w:after="0"/>
-              <w:ind w:firstLine="0"/>
-              <w:jc w:val="center"/>
-            </w:pPr>
-            <w:r>
-              <w:t>fa0/1 – fa0/3</w:t>
-            </w:r>
-          </w:p>
-        </w:tc>
-      </w:tr>
-      <w:tr>
-        <w:trPr>
-          <w:jc w:val="center"/>
-        </w:trPr>
-        <w:tc>
-          <w:tcPr>
-            <w:tcW w:w="1848" w:type="dxa"/>
-            <w:vAlign w:val="center"/>
-          </w:tcPr>
-          <w:p>
-            <w:pPr>
-              <w:spacing w:before="120" w:after="0"/>
-              <w:ind w:firstLine="0"/>
-              <w:jc w:val="center"/>
-            </w:pPr>
-            <w:r>
-              <w:t>11</w:t>
-            </w:r>
-          </w:p>
-        </w:tc>
-        <w:tc>
-          <w:tcPr>
-            <w:tcW w:w="1848" w:type="dxa"/>
-            <w:vAlign w:val="center"/>
-          </w:tcPr>
-          <w:p>
-            <w:pPr>
-              <w:spacing w:before="120" w:after="0"/>
-              <w:ind w:firstLine="0"/>
-              <w:jc w:val="center"/>
-            </w:pPr>
-            <w:r>
-              <w:t>fa0/4 – fa0/6</w:t>
-            </w:r>
-          </w:p>
-        </w:tc>
-        <w:tc>
-          <w:tcPr>
-            <w:tcW w:w="1848" w:type="dxa"/>
-            <w:vAlign w:val="center"/>
-          </w:tcPr>
-          <w:p>
-            <w:pPr>
-              <w:spacing w:before="120" w:after="0"/>
-              <w:ind w:firstLine="0"/>
-              <w:jc w:val="center"/>
-            </w:pPr>
-            <w:r>
-              <w:t>fa0/4 – fa0/6</w:t>
-            </w:r>
-          </w:p>
-        </w:tc>
-        <w:tc>
-          <w:tcPr>
-            <w:tcW w:w="1849" w:type="dxa"/>
-          </w:tcPr>
-          <w:p>
-            <w:pPr>
-              <w:spacing w:before="120" w:after="0"/>
-              <w:ind w:firstLine="0"/>
-              <w:jc w:val="center"/>
-            </w:pPr>
-            <w:r>
-              <w:t>fa0/</w:t>
-            </w:r>
-            <w:r>
-              <w:t>7</w:t>
-            </w:r>
-            <w:r>
-              <w:t xml:space="preserve"> – fa0/</w:t>
-            </w:r>
-            <w:r>
-              <w:t>9</w:t>
-            </w:r>
-          </w:p>
-        </w:tc>
-        <w:tc>
-          <w:tcPr>
-            <w:tcW w:w="1849" w:type="dxa"/>
-          </w:tcPr>
-          <w:p>
-            <w:pPr>
-              <w:spacing w:before="120" w:after="0"/>
-              <w:ind w:firstLine="0"/>
-              <w:jc w:val="center"/>
-            </w:pPr>
-            <w:r>
-              <w:t>/</w:t>
-            </w:r>
-          </w:p>
-        </w:tc>
-      </w:tr>
-      <w:tr>
-        <w:trPr>
-          <w:jc w:val="center"/>
-        </w:trPr>
-        <w:tc>
-          <w:tcPr>
-            <w:tcW w:w="1848" w:type="dxa"/>
-            <w:vAlign w:val="center"/>
-          </w:tcPr>
-          <w:p>
-            <w:pPr>
-              <w:spacing w:before="120" w:after="0"/>
-              <w:ind w:firstLine="0"/>
-              <w:jc w:val="center"/>
-            </w:pPr>
-            <w:r>
-              <w:t>12</w:t>
-            </w:r>
-          </w:p>
-        </w:tc>
-        <w:tc>
-          <w:tcPr>
-            <w:tcW w:w="1848" w:type="dxa"/>
-          </w:tcPr>
-          <w:p>
-            <w:pPr>
-              <w:spacing w:before="120" w:after="0"/>
-              <w:ind w:firstLine="0"/>
-              <w:jc w:val="center"/>
-            </w:pPr>
-            <w:r>
-              <w:t>fa0/</w:t>
-            </w:r>
-            <w:r>
-              <w:t>7</w:t>
-            </w:r>
-            <w:r>
-              <w:t xml:space="preserve"> – fa0/</w:t>
-            </w:r>
-            <w:r>
-              <w:t>9</w:t>
-            </w:r>
-          </w:p>
-        </w:tc>
-        <w:tc>
-          <w:tcPr>
-            <w:tcW w:w="1848" w:type="dxa"/>
-          </w:tcPr>
-          <w:p>
-            <w:pPr>
-              <w:spacing w:before="120" w:after="0"/>
-              <w:ind w:firstLine="0"/>
-              <w:jc w:val="center"/>
-            </w:pPr>
-            <w:r>
-              <w:t>fa0/</w:t>
-            </w:r>
-            <w:r>
-              <w:t>7</w:t>
-            </w:r>
-            <w:r>
-              <w:t xml:space="preserve"> – fa0/</w:t>
-            </w:r>
-            <w:r>
-              <w:t>9</w:t>
-            </w:r>
-          </w:p>
-        </w:tc>
-        <w:tc>
-          <w:tcPr>
-            <w:tcW w:w="1849" w:type="dxa"/>
-          </w:tcPr>
-          <w:p>
-            <w:pPr>
-              <w:spacing w:before="120" w:after="0"/>
-              <w:ind w:firstLine="0"/>
-              <w:jc w:val="center"/>
-            </w:pPr>
-            <w:r>
-              <w:t>fa0/1</w:t>
-            </w:r>
-            <w:r>
-              <w:t>0</w:t>
-            </w:r>
-            <w:r>
-              <w:t xml:space="preserve"> – fa0/</w:t>
-            </w:r>
-            <w:r>
-              <w:t>12</w:t>
-            </w:r>
-          </w:p>
-        </w:tc>
-        <w:tc>
-          <w:tcPr>
-            <w:tcW w:w="1849" w:type="dxa"/>
-          </w:tcPr>
-          <w:p>
-            <w:pPr>
-              <w:spacing w:before="120" w:after="0"/>
-              <w:ind w:firstLine="0"/>
-              <w:jc w:val="center"/>
-            </w:pPr>
-            <w:r>
-              <w:t>/</w:t>
-            </w:r>
-          </w:p>
-        </w:tc>
-      </w:tr>
-      <w:tr>
-        <w:trPr>
-          <w:jc w:val="center"/>
-        </w:trPr>
-        <w:tc>
-          <w:tcPr>
-            <w:tcW w:w="1848" w:type="dxa"/>
-            <w:vAlign w:val="center"/>
-          </w:tcPr>
-          <w:p>
-            <w:pPr>
-              <w:spacing w:before="120" w:after="0"/>
-              <w:ind w:firstLine="0"/>
-              <w:jc w:val="center"/>
-            </w:pPr>
-            <w:r>
-              <w:t>13</w:t>
-            </w:r>
-          </w:p>
-        </w:tc>
-        <w:tc>
-          <w:tcPr>
-            <w:tcW w:w="1848" w:type="dxa"/>
-          </w:tcPr>
-          <w:p>
-            <w:pPr>
-              <w:spacing w:before="120" w:after="0"/>
-              <w:ind w:firstLine="0"/>
-              <w:jc w:val="center"/>
-            </w:pPr>
-            <w:r>
-              <w:t>fa0/1</w:t>
-            </w:r>
-            <w:r>
-              <w:t>0</w:t>
-            </w:r>
-            <w:r>
-              <w:t xml:space="preserve"> – fa0/</w:t>
-            </w:r>
-            <w:r>
-              <w:t>12</w:t>
-            </w:r>
-          </w:p>
-        </w:tc>
-        <w:tc>
-          <w:tcPr>
-            <w:tcW w:w="1848" w:type="dxa"/>
-          </w:tcPr>
-          <w:p>
-            <w:pPr>
-              <w:spacing w:before="120" w:after="0"/>
-              <w:ind w:firstLine="0"/>
-              <w:jc w:val="center"/>
-            </w:pPr>
-            <w:r>
-              <w:t>fa0/1</w:t>
-            </w:r>
-            <w:r>
-              <w:t>0</w:t>
-            </w:r>
-            <w:r>
-              <w:t xml:space="preserve"> – fa0/</w:t>
-            </w:r>
-            <w:r>
-              <w:t>12</w:t>
-            </w:r>
-          </w:p>
-        </w:tc>
-        <w:tc>
-          <w:tcPr>
-            <w:tcW w:w="1849" w:type="dxa"/>
-          </w:tcPr>
-          <w:p>
-            <w:pPr>
-              <w:spacing w:before="120" w:after="0"/>
-              <w:ind w:firstLine="0"/>
-              <w:jc w:val="center"/>
-            </w:pPr>
-            <w:r>
-              <w:t>fa0/1</w:t>
-            </w:r>
-            <w:r>
-              <w:t>3</w:t>
-            </w:r>
-            <w:r>
-              <w:t xml:space="preserve"> – fa0/</w:t>
-            </w:r>
-            <w:r>
-              <w:t>15</w:t>
-            </w:r>
-          </w:p>
-        </w:tc>
-        <w:tc>
-          <w:tcPr>
-            <w:tcW w:w="1849" w:type="dxa"/>
-          </w:tcPr>
-          <w:p>
-            <w:pPr>
-              <w:spacing w:before="120" w:after="0"/>
-              <w:ind w:firstLine="0"/>
-              <w:jc w:val="center"/>
-            </w:pPr>
-            <w:r>
-              <w:t>/</w:t>
-            </w:r>
-          </w:p>
-        </w:tc>
-      </w:tr>
-      <w:tr>
-        <w:trPr>
-          <w:jc w:val="center"/>
-        </w:trPr>
-        <w:tc>
-          <w:tcPr>
-            <w:tcW w:w="1848" w:type="dxa"/>
-            <w:vAlign w:val="center"/>
-          </w:tcPr>
-          <w:p>
-            <w:pPr>
-              <w:spacing w:before="120" w:after="0"/>
-              <w:ind w:firstLine="0"/>
-              <w:jc w:val="center"/>
-            </w:pPr>
-            <w:r>
-              <w:t>14</w:t>
-            </w:r>
-          </w:p>
-        </w:tc>
-        <w:tc>
-          <w:tcPr>
-            <w:tcW w:w="1848" w:type="dxa"/>
-          </w:tcPr>
-          <w:p>
-            <w:pPr>
-              <w:spacing w:before="120" w:after="0"/>
-              <w:ind w:firstLine="0"/>
-              <w:jc w:val="center"/>
-            </w:pPr>
-            <w:r>
-              <w:t>fa0/1</w:t>
-            </w:r>
-            <w:r>
-              <w:t>3</w:t>
-            </w:r>
-            <w:r>
-              <w:t xml:space="preserve"> – fa0/</w:t>
-            </w:r>
-            <w:r>
-              <w:t>15</w:t>
-            </w:r>
-          </w:p>
-        </w:tc>
-        <w:tc>
-          <w:tcPr>
-            <w:tcW w:w="1848" w:type="dxa"/>
-          </w:tcPr>
-          <w:p>
-            <w:pPr>
-              <w:spacing w:before="120" w:after="0"/>
-              <w:ind w:firstLine="0"/>
-              <w:jc w:val="center"/>
-            </w:pPr>
-            <w:r>
-              <w:t>fa0/1</w:t>
-            </w:r>
-            <w:r>
-              <w:t>3</w:t>
-            </w:r>
-            <w:r>
-              <w:t xml:space="preserve"> – fa0/</w:t>
-            </w:r>
-            <w:r>
-              <w:t>15</w:t>
-            </w:r>
-          </w:p>
-        </w:tc>
-        <w:tc>
-          <w:tcPr>
-            <w:tcW w:w="1849" w:type="dxa"/>
-          </w:tcPr>
-          <w:p>
-            <w:pPr>
-              <w:spacing w:before="120" w:after="0"/>
-              <w:ind w:firstLine="0"/>
-              <w:jc w:val="center"/>
-            </w:pPr>
-            <w:r>
-              <w:t>fa0/1</w:t>
-            </w:r>
-            <w:r>
-              <w:t>6</w:t>
-            </w:r>
-            <w:r>
-              <w:t xml:space="preserve"> – fa0/</w:t>
-            </w:r>
-            <w:r>
-              <w:t>18</w:t>
-            </w:r>
-          </w:p>
-        </w:tc>
-        <w:tc>
-          <w:tcPr>
-            <w:tcW w:w="1849" w:type="dxa"/>
-          </w:tcPr>
-          <w:p>
-            <w:pPr>
-              <w:spacing w:before="120" w:after="0"/>
-              <w:ind w:firstLine="0"/>
-              <w:jc w:val="center"/>
-            </w:pPr>
-            <w:r>
-              <w:t>/</w:t>
-            </w:r>
-          </w:p>
-        </w:tc>
-      </w:tr>
-      <w:tr>
-        <w:trPr>
-          <w:jc w:val="center"/>
-        </w:trPr>
-        <w:tc>
-          <w:tcPr>
-            <w:tcW w:w="1848" w:type="dxa"/>
-            <w:vAlign w:val="center"/>
-          </w:tcPr>
-          <w:p>
-            <w:pPr>
-              <w:spacing w:before="120" w:after="0"/>
-              <w:ind w:firstLine="0"/>
-              <w:jc w:val="center"/>
-            </w:pPr>
-            <w:r>
-              <w:t>15</w:t>
-            </w:r>
-          </w:p>
-        </w:tc>
-        <w:tc>
-          <w:tcPr>
-            <w:tcW w:w="1848" w:type="dxa"/>
-          </w:tcPr>
-          <w:p>
-            <w:pPr>
-              <w:spacing w:before="120" w:after="0"/>
-              <w:ind w:firstLine="0"/>
-              <w:jc w:val="center"/>
-            </w:pPr>
-            <w:r>
-              <w:t>fa0/1 – fa0/</w:t>
-            </w:r>
-            <w:r>
-              <w:t>3</w:t>
-            </w:r>
-          </w:p>
-        </w:tc>
-        <w:tc>
-          <w:tcPr>
-            <w:tcW w:w="1848" w:type="dxa"/>
-          </w:tcPr>
-          <w:p>
-            <w:pPr>
-              <w:spacing w:before="120" w:after="0"/>
-              <w:ind w:firstLine="0"/>
-              <w:jc w:val="center"/>
-            </w:pPr>
-            <w:r>
-              <w:t>/</w:t>
-            </w:r>
-          </w:p>
-        </w:tc>
-        <w:tc>
-          <w:tcPr>
-            <w:tcW w:w="1849" w:type="dxa"/>
-          </w:tcPr>
-          <w:p>
-            <w:pPr>
-              <w:spacing w:before="120" w:after="0"/>
-              <w:ind w:firstLine="0"/>
-              <w:jc w:val="center"/>
-            </w:pPr>
-            <w:r>
-              <w:t>fa0/</w:t>
-            </w:r>
-            <w:r>
-              <w:t>4</w:t>
-            </w:r>
-            <w:r>
-              <w:t xml:space="preserve"> – fa0/</w:t>
-            </w:r>
-            <w:r>
-              <w:t>6</w:t>
-            </w:r>
-          </w:p>
-        </w:tc>
-        <w:tc>
-          <w:tcPr>
-            <w:tcW w:w="1849" w:type="dxa"/>
-          </w:tcPr>
-          <w:p>
-            <w:pPr>
-              <w:spacing w:before="120" w:after="0"/>
-              <w:ind w:firstLine="0"/>
-              <w:jc w:val="center"/>
-            </w:pPr>
-            <w:r>
-              <w:t>/</w:t>
-            </w:r>
-          </w:p>
-        </w:tc>
-      </w:tr>
-      <w:tr>
-        <w:trPr>
-          <w:jc w:val="center"/>
-        </w:trPr>
-        <w:tc>
-          <w:tcPr>
-            <w:tcW w:w="1848" w:type="dxa"/>
-            <w:vAlign w:val="center"/>
-          </w:tcPr>
-          <w:p>
-            <w:pPr>
-              <w:spacing w:before="120" w:after="0"/>
-              <w:ind w:firstLine="0"/>
-              <w:jc w:val="center"/>
-            </w:pPr>
-            <w:r>
-              <w:t>16</w:t>
-            </w:r>
-          </w:p>
-        </w:tc>
-        <w:tc>
-          <w:tcPr>
-            <w:tcW w:w="1848" w:type="dxa"/>
-          </w:tcPr>
-          <w:p>
-            <w:pPr>
-              <w:spacing w:before="120" w:after="0"/>
-              <w:ind w:firstLine="0"/>
-              <w:jc w:val="center"/>
-            </w:pPr>
-            <w:r>
-              <w:t>/</w:t>
-            </w:r>
-          </w:p>
-        </w:tc>
-        <w:tc>
-          <w:tcPr>
-            <w:tcW w:w="1848" w:type="dxa"/>
-          </w:tcPr>
-          <w:p>
-            <w:pPr>
-              <w:spacing w:before="120" w:after="0"/>
-              <w:ind w:firstLine="0"/>
-              <w:jc w:val="center"/>
-            </w:pPr>
-            <w:r>
-              <w:t>/</w:t>
-            </w:r>
-          </w:p>
-        </w:tc>
-        <w:tc>
-          <w:tcPr>
-            <w:tcW w:w="1849" w:type="dxa"/>
-          </w:tcPr>
-          <w:p>
-            <w:pPr>
-              <w:spacing w:before="120" w:after="0"/>
-              <w:ind w:firstLine="0"/>
-              <w:jc w:val="center"/>
-            </w:pPr>
-            <w:r>
-              <w:t>fa0/</w:t>
-            </w:r>
-            <w:r>
-              <w:t>19</w:t>
-            </w:r>
-            <w:r>
-              <w:t xml:space="preserve"> – fa0/</w:t>
-            </w:r>
-            <w:r>
-              <w:t>21</w:t>
-            </w:r>
-          </w:p>
-        </w:tc>
-        <w:tc>
-          <w:tcPr>
-            <w:tcW w:w="1849" w:type="dxa"/>
-          </w:tcPr>
-          <w:p>
-            <w:pPr>
-              <w:spacing w:before="120" w:after="0"/>
-              <w:ind w:firstLine="0"/>
-              <w:jc w:val="center"/>
-            </w:pPr>
-            <w:r>
-              <w:t>/</w:t>
-            </w:r>
-          </w:p>
-        </w:tc>
-      </w:tr>
-    </w:tbl>
-    <w:p>
-      <w:pPr>
-        <w:ind w:firstLine="0"/>
-      </w:pPr>
-    </w:p>
-    <w:p>
-      <w:pPr>
-        <w:ind w:firstLine="720"/>
-      </w:pPr>
-      <w:r>
-        <w:t>Kako bi se spriječio zlonamjerni neovlašteni ulazak u zatvorenu intranet mrežu n</w:t>
-      </w:r>
-      <w:r>
-        <w:t xml:space="preserve">a </w:t>
-      </w:r>
-      <w:r>
-        <w:t xml:space="preserve">svim portovima </w:t>
-      </w:r>
-      <w:r>
-        <w:t>preklopni</w:t>
-      </w:r>
-      <w:r>
-        <w:t>ka dodana je sigurnosna konfiguracija</w:t>
-      </w:r>
-      <w:r>
-        <w:t xml:space="preserve"> i zadan je password.</w:t>
-      </w:r>
-    </w:p>
-    <w:p>
-      <w:r>
-        <w:t xml:space="preserve"> </w:t>
-      </w:r>
-      <w:r>
-        <w:tab/>
-        <w:t xml:space="preserve">Na svakom od preklopnika uz port za host, </w:t>
-      </w:r>
-      <w:r>
-        <w:t>po dva</w:t>
-      </w:r>
-      <w:r>
-        <w:t xml:space="preserve"> su</w:t>
-      </w:r>
-      <w:r>
-        <w:t xml:space="preserve"> dodatna porta</w:t>
-      </w:r>
-      <w:r>
-        <w:t xml:space="preserve"> u istim VLAN-ovima</w:t>
-      </w:r>
-      <w:r>
-        <w:t xml:space="preserve"> za telefoniju i multifunkcijske uređaje (pisač/skener)</w:t>
-      </w:r>
-      <w:r>
-        <w:t xml:space="preserve"> čime je osigurano proširenje mreže sa općim komunikacijskim uslugama.</w:t>
       </w:r>
       <w:r>
         <w:br w:type="page"/>
@@ -9482,7 +8164,7 @@
           <w:color w:val="auto"/>
         </w:rPr>
       </w:pPr>
-      <w:bookmarkStart w:id="14" w:name="_Toc202018884"/>
+      <w:bookmarkStart w:id="20" w:name="_Toc202185109"/>
       <w:r>
         <w:rPr>
           <w:b/>
@@ -9490,216 +8172,9 @@
           <w:color w:val="auto"/>
         </w:rPr>
         <w:lastRenderedPageBreak/>
-        <w:t>Testiranje</w:t>
-      </w:r>
-      <w:r>
-        <w:rPr>
-          <w:b/>
-          <w:bCs/>
-          <w:color w:val="auto"/>
-        </w:rPr>
-        <w:t xml:space="preserve"> mreže</w:t>
-      </w:r>
-      <w:bookmarkEnd w:id="14"/>
-    </w:p>
-    <w:p>
-      <w:pPr>
-        <w:spacing w:after="160" w:line="259" w:lineRule="auto"/>
-        <w:ind w:firstLine="0"/>
-        <w:jc w:val="left"/>
-      </w:pPr>
-      <w:r>
-        <w:t>Testiranje uspješnosti konfiguracije mreže provjereno je kroz sljedeće korake:</w:t>
-      </w:r>
-    </w:p>
-    <w:p>
-      <w:pPr>
-        <w:spacing w:after="160" w:line="259" w:lineRule="auto"/>
-        <w:jc w:val="left"/>
-      </w:pPr>
-      <w:r>
-        <w:t>Propusnost mreže od izvorišta (host u lokalnoj mreži A) do odredišta (host u lokalnoj mreži B) te između host-ova lokalne mreže A i lokalne mreže C kao i host-ova između lokalnih mreža B i C – provedena je slanjem paketa informacija ili pinga</w:t>
-      </w:r>
-      <w:r>
-        <w:t xml:space="preserve"> </w:t>
-      </w:r>
-      <w:r>
-        <w:t>sa host-a u npr. VLAN-u 10 (PPO)</w:t>
-      </w:r>
-      <w:r>
-        <w:t>.</w:t>
-      </w:r>
-      <w:r>
-        <w:t xml:space="preserve"> </w:t>
-      </w:r>
-      <w:r>
-        <w:t>S</w:t>
-      </w:r>
-      <w:r>
-        <w:t>amo host-ovi koji imaju pristup tome VLAN-u</w:t>
-      </w:r>
-      <w:r>
-        <w:t xml:space="preserve"> (VLAN 10)</w:t>
-      </w:r>
-      <w:r>
-        <w:t xml:space="preserve"> </w:t>
-      </w:r>
-      <w:r>
-        <w:t>primili su</w:t>
-      </w:r>
-      <w:r>
-        <w:t xml:space="preserve"> taj ping ili paket informacija</w:t>
-      </w:r>
-      <w:r>
-        <w:t>, što je potvrdilo da je mreža cijelim putem (usmjerivač, preklopnik i spojni linkovi) uspješno konfigurirana</w:t>
-      </w:r>
-      <w:r>
-        <w:t>.</w:t>
-      </w:r>
-    </w:p>
-    <w:p>
-      <w:pPr>
-        <w:spacing w:after="160" w:line="259" w:lineRule="auto"/>
-        <w:ind w:firstLine="0"/>
-        <w:jc w:val="left"/>
-        <w:rPr>
-          <w:b/>
-          <w:bCs/>
-        </w:rPr>
-      </w:pPr>
-    </w:p>
-    <w:p>
-      <w:pPr>
-        <w:spacing w:after="160" w:line="259" w:lineRule="auto"/>
-        <w:ind w:firstLine="0"/>
-        <w:jc w:val="left"/>
-        <w:rPr>
-          <w:b/>
-          <w:bCs/>
-        </w:rPr>
-      </w:pPr>
-    </w:p>
-    <w:p>
-      <w:pPr>
-        <w:spacing w:after="160" w:line="259" w:lineRule="auto"/>
-        <w:ind w:firstLine="0"/>
-        <w:jc w:val="left"/>
-        <w:rPr>
-          <w:rFonts w:asciiTheme="majorHAnsi" w:eastAsiaTheme="majorEastAsia" w:hAnsiTheme="majorHAnsi" w:cstheme="majorBidi"/>
-          <w:b/>
-          <w:bCs/>
-          <w:sz w:val="32"/>
-          <w:szCs w:val="32"/>
-        </w:rPr>
-      </w:pPr>
-    </w:p>
-    <w:p>
-      <w:pPr>
-        <w:pStyle w:val="Heading1"/>
-        <w:numPr>
-          <w:ilvl w:val="0"/>
-          <w:numId w:val="19"/>
-        </w:numPr>
-        <w:rPr>
-          <w:b/>
-          <w:bCs/>
-          <w:color w:val="auto"/>
-        </w:rPr>
-      </w:pPr>
-      <w:bookmarkStart w:id="15" w:name="_Toc202018885"/>
-      <w:r>
-        <w:rPr>
-          <w:b/>
-          <w:bCs/>
-          <w:color w:val="auto"/>
-        </w:rPr>
-        <w:t>Zaključak</w:t>
-      </w:r>
-      <w:bookmarkEnd w:id="15"/>
-    </w:p>
-    <w:p>
-      <w:pPr>
-        <w:spacing w:after="160" w:line="259" w:lineRule="auto"/>
-        <w:ind w:left="284" w:firstLine="360"/>
-      </w:pPr>
-      <w:r>
-        <w:t>Komunikacijsko-</w:t>
-      </w:r>
-      <w:r>
-        <w:t>in</w:t>
-      </w:r>
-      <w:r>
-        <w:t xml:space="preserve">formacijski sustav kao potporni element funkcioniranja neke organizacije (u ovom slučaju poduzeća TRANSFORMATORI) svojim dizajnom i konfiguracijom može na više ili manje uspješan način omogućiti učinkovitost </w:t>
-      </w:r>
-      <w:r>
-        <w:t xml:space="preserve">njena poslovanja. </w:t>
-      </w:r>
-    </w:p>
-    <w:p>
-      <w:pPr>
-        <w:spacing w:after="160" w:line="259" w:lineRule="auto"/>
-        <w:ind w:left="284" w:firstLine="360"/>
-      </w:pPr>
-      <w:r>
-        <w:t>Ovim radom nastojalo se projektno</w:t>
-      </w:r>
-      <w:r>
-        <w:t xml:space="preserve"> tehnički</w:t>
-      </w:r>
-      <w:r>
-        <w:t xml:space="preserve"> prikazati jedan od načina uspješnog postavljanja računalne mreže kao dijela koji se odnosi na funkcioniranje aplikativnih servisa vezanih za specijalističke segmente upravljanja i potpore poslovanja jedne takve organizacije.</w:t>
-      </w:r>
-    </w:p>
-    <w:p>
-      <w:pPr>
-        <w:spacing w:after="160" w:line="259" w:lineRule="auto"/>
-        <w:ind w:firstLine="644"/>
-        <w:rPr>
-          <w:rFonts w:asciiTheme="majorHAnsi" w:eastAsiaTheme="majorEastAsia" w:hAnsiTheme="majorHAnsi" w:cstheme="majorBidi"/>
-          <w:sz w:val="32"/>
-          <w:szCs w:val="32"/>
-        </w:rPr>
-      </w:pPr>
-      <w:r>
-        <w:t xml:space="preserve">Cjelovitim osmišljavanjem ciljanog poslovnog informacijskog sustava osigurana je zalihost </w:t>
-      </w:r>
-      <w:r>
-        <w:t>mreže vezana za moguća njezina daljnja proširenja</w:t>
-      </w:r>
-      <w:r>
-        <w:t xml:space="preserve"> unutar postojećih lokacija.</w:t>
-      </w:r>
-      <w:r>
-        <w:t xml:space="preserve"> </w:t>
-      </w:r>
-      <w:r>
-        <w:br w:type="page"/>
-      </w:r>
-    </w:p>
-    <w:p>
-      <w:pPr>
-        <w:pStyle w:val="Heading1"/>
-        <w:numPr>
-          <w:ilvl w:val="0"/>
-          <w:numId w:val="19"/>
-        </w:numPr>
-        <w:rPr>
-          <w:b/>
-          <w:bCs/>
-          <w:color w:val="auto"/>
-        </w:rPr>
-      </w:pPr>
-      <w:bookmarkStart w:id="16" w:name="_Toc202018886"/>
-      <w:r>
-        <w:rPr>
-          <w:b/>
-          <w:bCs/>
-          <w:color w:val="auto"/>
-        </w:rPr>
-        <w:lastRenderedPageBreak/>
         <w:t>Literatura</w:t>
       </w:r>
-      <w:bookmarkEnd w:id="16"/>
+      <w:bookmarkEnd w:id="20"/>
     </w:p>
     <w:p>
       <w:pPr>
@@ -9797,7 +8272,7 @@
       <w:r>
         <w:t xml:space="preserve"> </w:t>
       </w:r>
-      <w:hyperlink r:id="rId12" w:history="1">
+      <w:hyperlink r:id="rId10" w:history="1">
         <w:r>
           <w:rPr>
             <w:rStyle w:val="Hyperlink"/>
@@ -9834,7 +8309,7 @@
           <w:u w:val="single"/>
         </w:rPr>
       </w:pPr>
-      <w:hyperlink r:id="rId13" w:history="1">
+      <w:hyperlink r:id="rId11" w:history="1">
         <w:r>
           <w:rPr>
             <w:rStyle w:val="Hyperlink"/>
@@ -9860,8 +8335,8 @@
       </w:r>
     </w:p>
     <w:sectPr>
-      <w:footerReference w:type="default" r:id="rId14"/>
-      <w:footerReference w:type="first" r:id="rId15"/>
+      <w:footerReference w:type="default" r:id="rId12"/>
+      <w:footerReference w:type="first" r:id="rId13"/>
       <w:pgSz w:w="11906" w:h="16838"/>
       <w:pgMar w:top="1440" w:right="1440" w:bottom="1440" w:left="1440" w:header="708" w:footer="708" w:gutter="0"/>
       <w:cols w:space="708"/>
@@ -10017,10 +8492,7 @@
         <w:footnoteRef/>
       </w:r>
       <w:r>
-        <w:t xml:space="preserve"> </w:t>
-      </w:r>
-      <w:r>
-        <w:t>Višeplatformski ili "cross-platform" alati otvoreni su za rad na raznim operativnim platformama, gdje su osim od "Microsoft Windows"-a, podržani od strane "Unix" operacijskih sustava među kojima su primjerice "Linux", "Mac OS X" i dr.</w:t>
+        <w:t>Poslovno odlučivanje kao administrativna aktivnost upravljanja organizacijom.</w:t>
       </w:r>
     </w:p>
   </w:footnote>
@@ -10036,10 +8508,13 @@
         <w:footnoteRef/>
       </w:r>
       <w:r>
-        <w:t xml:space="preserve">Poslovno </w:t>
-      </w:r>
-      <w:r>
-        <w:t>odlučivanje kao administrativna aktivnost upravljanja organizacijom.</w:t>
+        <w:t>Upravljanjem osobljem: „</w:t>
+      </w:r>
+      <w:r>
+        <w:t>U velikim organizacijama pojam označava pojedince u okviru firme te njihove sposobnosti, ali i na dio organizacije koji se bavi zapošljavanjem, otpuštanjem, treningom i ostalim poslovima vezanim uz osoblje</w:t>
+      </w:r>
+      <w:r>
+        <w:t>“.</w:t>
       </w:r>
     </w:p>
   </w:footnote>
@@ -10055,13 +8530,7 @@
         <w:footnoteRef/>
       </w:r>
       <w:r>
-        <w:t>Upravljanjem osobljem: „</w:t>
-      </w:r>
-      <w:r>
-        <w:t>U velikim organizacijama pojam označava pojedince u okviru firme te njihove sposobnosti, ali i na dio organizacije koji se bavi zapošljavanjem, otpuštanjem, treningom i ostalim poslovima vezanim uz osoblje</w:t>
-      </w:r>
-      <w:r>
-        <w:t>“.</w:t>
+        <w:t>Proizvodnja: plansko-projektni ured i proizvodni pogon(i), te kontrola kvalitete kao središnji dio organizacije.</w:t>
       </w:r>
     </w:p>
   </w:footnote>
@@ -10077,7 +8546,7 @@
         <w:footnoteRef/>
       </w:r>
       <w:r>
-        <w:t>Proizvodnja: plansko-projektni ured i proizvodni pogon(i), te kontrola kvalitete kao središnji dio organizacije.</w:t>
+        <w:t>Marketing i prodaja:odnos sa kupcima, odnosno nastup na tržištu.</w:t>
       </w:r>
     </w:p>
   </w:footnote>
@@ -10093,80 +8562,10 @@
         <w:footnoteRef/>
       </w:r>
       <w:r>
-        <w:t>Marketing i prodaja:odnos sa kupcima, odnosno nastup na tržištu.</w:t>
-      </w:r>
-    </w:p>
-  </w:footnote>
-  <w:footnote w:id="6">
-    <w:p>
-      <w:pPr>
-        <w:pStyle w:val="FootnoteText"/>
-      </w:pPr>
-      <w:r>
-        <w:rPr>
-          <w:rStyle w:val="FootnoteReference"/>
-        </w:rPr>
-        <w:footnoteRef/>
-      </w:r>
-      <w:r>
         <w:t>Sigurnost (i zaštita):</w:t>
       </w:r>
       <w:r>
         <w:t>Sigurnost na radu je pojam koji se koristi u području zaštite na radu kod opisivanja uvjeta rada na radnom mjestu, utvrđivanja svih rizika kojima su radnici izloženi i procjene njihove razine te mjera koje treba poduzimati kako bi se osigurao siguran rad radnika</w:t>
-      </w:r>
-    </w:p>
-  </w:footnote>
-  <w:footnote w:id="7">
-    <w:p>
-      <w:pPr>
-        <w:pStyle w:val="FootnoteText"/>
-      </w:pPr>
-      <w:r>
-        <w:rPr>
-          <w:rStyle w:val="FootnoteReference"/>
-        </w:rPr>
-        <w:footnoteRef/>
-      </w:r>
-      <w:r>
-        <w:t xml:space="preserve"> </w:t>
-      </w:r>
-      <w:r>
-        <w:t>Promatrani segment mreže dio je cjelokupnog informacijskog sustava TRAFO-IS (</w:t>
-      </w:r>
-      <w:r>
-        <w:rPr>
-          <w:i/>
-          <w:iCs/>
-        </w:rPr>
-        <w:t>prikazanog slikom 1</w:t>
-      </w:r>
-      <w:r>
-        <w:t xml:space="preserve"> i</w:t>
-      </w:r>
-      <w:r>
-        <w:rPr>
-          <w:i/>
-          <w:iCs/>
-        </w:rPr>
-        <w:t xml:space="preserve"> tablicom 1</w:t>
-      </w:r>
-      <w:r>
-        <w:t xml:space="preserve">) koji osim funkcionalnih servisa čini i opći komunikacijski paket usluga </w:t>
-      </w:r>
-      <w:r>
-        <w:t>–</w:t>
-      </w:r>
-      <w:r>
-        <w:t xml:space="preserve"> </w:t>
-      </w:r>
-      <w:r>
-        <w:t xml:space="preserve">djelomični je </w:t>
-      </w:r>
-      <w:r>
-        <w:t>predmet razrade mreže</w:t>
-      </w:r>
-      <w:r>
-        <w:t xml:space="preserve"> kojim se ovaj rad bavi u nastavku</w:t>
       </w:r>
     </w:p>
   </w:footnote>
@@ -12971,6 +11370,164 @@
       <w:lang w:val="en-US"/>
     </w:rPr>
   </w:style>
+  <w:style w:type="paragraph" w:styleId="Caption">
+    <w:name w:val="caption"/>
+    <w:basedOn w:val="Normal"/>
+    <w:next w:val="Normal"/>
+    <w:uiPriority w:val="35"/>
+    <w:unhideWhenUsed/>
+    <w:qFormat/>
+    <w:rsid w:val="0001645B"/>
+    <w:pPr>
+      <w:spacing w:after="200" w:line="240" w:lineRule="auto"/>
+    </w:pPr>
+    <w:rPr>
+      <w:i/>
+      <w:iCs/>
+      <w:color w:val="44546A" w:themeColor="text2"/>
+      <w:sz w:val="18"/>
+      <w:szCs w:val="18"/>
+    </w:rPr>
+  </w:style>
+  <w:style w:type="table" w:styleId="PlainTable1">
+    <w:name w:val="Plain Table 1"/>
+    <w:basedOn w:val="TableNormal"/>
+    <w:uiPriority w:val="41"/>
+    <w:rsid w:val="00B43CDB"/>
+    <w:pPr>
+      <w:spacing w:after="0" w:line="240" w:lineRule="auto"/>
+    </w:pPr>
+    <w:tblPr>
+      <w:tblStyleRowBandSize w:val="1"/>
+      <w:tblStyleColBandSize w:val="1"/>
+      <w:tblBorders>
+        <w:top w:val="single" w:sz="4" w:space="0" w:color="BFBFBF" w:themeColor="background1" w:themeShade="BF"/>
+        <w:left w:val="single" w:sz="4" w:space="0" w:color="BFBFBF" w:themeColor="background1" w:themeShade="BF"/>
+        <w:bottom w:val="single" w:sz="4" w:space="0" w:color="BFBFBF" w:themeColor="background1" w:themeShade="BF"/>
+        <w:right w:val="single" w:sz="4" w:space="0" w:color="BFBFBF" w:themeColor="background1" w:themeShade="BF"/>
+        <w:insideH w:val="single" w:sz="4" w:space="0" w:color="BFBFBF" w:themeColor="background1" w:themeShade="BF"/>
+        <w:insideV w:val="single" w:sz="4" w:space="0" w:color="BFBFBF" w:themeColor="background1" w:themeShade="BF"/>
+      </w:tblBorders>
+    </w:tblPr>
+    <w:tblStylePr w:type="firstRow">
+      <w:rPr>
+        <w:b/>
+        <w:bCs/>
+      </w:rPr>
+    </w:tblStylePr>
+    <w:tblStylePr w:type="lastRow">
+      <w:rPr>
+        <w:b/>
+        <w:bCs/>
+      </w:rPr>
+      <w:tblPr/>
+      <w:tcPr>
+        <w:tcBorders>
+          <w:top w:val="double" w:sz="4" w:space="0" w:color="BFBFBF" w:themeColor="background1" w:themeShade="BF"/>
+        </w:tcBorders>
+      </w:tcPr>
+    </w:tblStylePr>
+    <w:tblStylePr w:type="firstCol">
+      <w:rPr>
+        <w:b/>
+        <w:bCs/>
+      </w:rPr>
+    </w:tblStylePr>
+    <w:tblStylePr w:type="lastCol">
+      <w:rPr>
+        <w:b/>
+        <w:bCs/>
+      </w:rPr>
+    </w:tblStylePr>
+    <w:tblStylePr w:type="band1Vert">
+      <w:tblPr/>
+      <w:tcPr>
+        <w:shd w:val="clear" w:color="auto" w:fill="F2F2F2" w:themeFill="background1" w:themeFillShade="F2"/>
+      </w:tcPr>
+    </w:tblStylePr>
+    <w:tblStylePr w:type="band1Horz">
+      <w:tblPr/>
+      <w:tcPr>
+        <w:shd w:val="clear" w:color="auto" w:fill="F2F2F2" w:themeFill="background1" w:themeFillShade="F2"/>
+      </w:tcPr>
+    </w:tblStylePr>
+  </w:style>
+  <w:style w:type="table" w:styleId="GridTable4-Accent3">
+    <w:name w:val="Grid Table 4 Accent 3"/>
+    <w:basedOn w:val="TableNormal"/>
+    <w:uiPriority w:val="49"/>
+    <w:rsid w:val="00EA77DB"/>
+    <w:pPr>
+      <w:spacing w:after="0" w:line="240" w:lineRule="auto"/>
+    </w:pPr>
+    <w:tblPr>
+      <w:tblStyleRowBandSize w:val="1"/>
+      <w:tblStyleColBandSize w:val="1"/>
+      <w:tblBorders>
+        <w:top w:val="single" w:sz="4" w:space="0" w:color="C9C9C9" w:themeColor="accent3" w:themeTint="99"/>
+        <w:left w:val="single" w:sz="4" w:space="0" w:color="C9C9C9" w:themeColor="accent3" w:themeTint="99"/>
+        <w:bottom w:val="single" w:sz="4" w:space="0" w:color="C9C9C9" w:themeColor="accent3" w:themeTint="99"/>
+        <w:right w:val="single" w:sz="4" w:space="0" w:color="C9C9C9" w:themeColor="accent3" w:themeTint="99"/>
+        <w:insideH w:val="single" w:sz="4" w:space="0" w:color="C9C9C9" w:themeColor="accent3" w:themeTint="99"/>
+        <w:insideV w:val="single" w:sz="4" w:space="0" w:color="C9C9C9" w:themeColor="accent3" w:themeTint="99"/>
+      </w:tblBorders>
+    </w:tblPr>
+    <w:tblStylePr w:type="firstRow">
+      <w:rPr>
+        <w:b/>
+        <w:bCs/>
+        <w:color w:val="FFFFFF" w:themeColor="background1"/>
+      </w:rPr>
+      <w:tblPr/>
+      <w:tcPr>
+        <w:tcBorders>
+          <w:top w:val="single" w:sz="4" w:space="0" w:color="A5A5A5" w:themeColor="accent3"/>
+          <w:left w:val="single" w:sz="4" w:space="0" w:color="A5A5A5" w:themeColor="accent3"/>
+          <w:bottom w:val="single" w:sz="4" w:space="0" w:color="A5A5A5" w:themeColor="accent3"/>
+          <w:right w:val="single" w:sz="4" w:space="0" w:color="A5A5A5" w:themeColor="accent3"/>
+          <w:insideH w:val="nil"/>
+          <w:insideV w:val="nil"/>
+        </w:tcBorders>
+        <w:shd w:val="clear" w:color="auto" w:fill="A5A5A5" w:themeFill="accent3"/>
+      </w:tcPr>
+    </w:tblStylePr>
+    <w:tblStylePr w:type="lastRow">
+      <w:rPr>
+        <w:b/>
+        <w:bCs/>
+      </w:rPr>
+      <w:tblPr/>
+      <w:tcPr>
+        <w:tcBorders>
+          <w:top w:val="double" w:sz="4" w:space="0" w:color="A5A5A5" w:themeColor="accent3"/>
+        </w:tcBorders>
+      </w:tcPr>
+    </w:tblStylePr>
+    <w:tblStylePr w:type="firstCol">
+      <w:rPr>
+        <w:b/>
+        <w:bCs/>
+      </w:rPr>
+    </w:tblStylePr>
+    <w:tblStylePr w:type="lastCol">
+      <w:rPr>
+        <w:b/>
+        <w:bCs/>
+      </w:rPr>
+    </w:tblStylePr>
+    <w:tblStylePr w:type="band1Vert">
+      <w:tblPr/>
+      <w:tcPr>
+        <w:shd w:val="clear" w:color="auto" w:fill="EDEDED" w:themeFill="accent3" w:themeFillTint="33"/>
+      </w:tcPr>
+    </w:tblStylePr>
+    <w:tblStylePr w:type="band1Horz">
+      <w:tblPr/>
+      <w:tcPr>
+        <w:shd w:val="clear" w:color="auto" w:fill="EDEDED" w:themeFill="accent3" w:themeFillTint="33"/>
+      </w:tcPr>
+    </w:tblStylePr>
+  </w:style>
 </w:styles>
 </file>
 

--- a/Završni_rad_fakultet.docx
+++ b/Završni_rad_fakultet.docx
@@ -547,7 +547,7 @@
           <w:color w:val="auto"/>
         </w:rPr>
       </w:pPr>
-      <w:bookmarkStart w:id="0" w:name="_Toc202185089"/>
+      <w:bookmarkStart w:id="0" w:name="_Toc202188099"/>
       <w:r>
         <w:rPr>
           <w:rFonts w:ascii="Arial" w:hAnsi="Arial" w:cs="Arial"/>
@@ -662,6 +662,7 @@
         <w:p>
           <w:pPr>
             <w:pStyle w:val="TOCHeading"/>
+            <w:spacing w:line="360" w:lineRule="auto"/>
             <w:jc w:val="both"/>
             <w:rPr>
               <w:sz w:val="40"/>
@@ -708,7 +709,7 @@
           <w:r>
             <w:fldChar w:fldCharType="separate"/>
           </w:r>
-          <w:hyperlink w:anchor="_Toc202185089" w:history="1">
+          <w:hyperlink w:anchor="_Toc202188099" w:history="1">
             <w:r>
               <w:rPr>
                 <w:rStyle w:val="Hyperlink"/>
@@ -735,7 +736,7 @@
                 <w:noProof/>
                 <w:webHidden/>
               </w:rPr>
-              <w:instrText xml:space="preserve"> PAGEREF _Toc202185089 \h </w:instrText>
+              <w:instrText xml:space="preserve"> PAGEREF _Toc202188099 \h </w:instrText>
             </w:r>
             <w:r>
               <w:rPr>
@@ -780,7 +781,7 @@
               <w14:ligatures w14:val="standardContextual"/>
             </w:rPr>
           </w:pPr>
-          <w:hyperlink w:anchor="_Toc202185090" w:history="1">
+          <w:hyperlink w:anchor="_Toc202188100" w:history="1">
             <w:r>
               <w:rPr>
                 <w:rStyle w:val="Hyperlink"/>
@@ -807,7 +808,7 @@
                 <w:noProof/>
                 <w:webHidden/>
               </w:rPr>
-              <w:instrText xml:space="preserve"> PAGEREF _Toc202185090 \h </w:instrText>
+              <w:instrText xml:space="preserve"> PAGEREF _Toc202188100 \h </w:instrText>
             </w:r>
             <w:r>
               <w:rPr>
@@ -852,7 +853,7 @@
               <w14:ligatures w14:val="standardContextual"/>
             </w:rPr>
           </w:pPr>
-          <w:hyperlink w:anchor="_Toc202185091" w:history="1">
+          <w:hyperlink w:anchor="_Toc202188101" w:history="1">
             <w:r>
               <w:rPr>
                 <w:rStyle w:val="Hyperlink"/>
@@ -879,7 +880,7 @@
                 <w:noProof/>
                 <w:webHidden/>
               </w:rPr>
-              <w:instrText xml:space="preserve"> PAGEREF _Toc202185091 \h </w:instrText>
+              <w:instrText xml:space="preserve"> PAGEREF _Toc202188101 \h </w:instrText>
             </w:r>
             <w:r>
               <w:rPr>
@@ -924,7 +925,7 @@
               <w14:ligatures w14:val="standardContextual"/>
             </w:rPr>
           </w:pPr>
-          <w:hyperlink w:anchor="_Toc202185092" w:history="1">
+          <w:hyperlink w:anchor="_Toc202188102" w:history="1">
             <w:r>
               <w:rPr>
                 <w:rStyle w:val="Hyperlink"/>
@@ -951,7 +952,7 @@
                 <w:noProof/>
                 <w:webHidden/>
               </w:rPr>
-              <w:instrText xml:space="preserve"> PAGEREF _Toc202185092 \h </w:instrText>
+              <w:instrText xml:space="preserve"> PAGEREF _Toc202188102 \h </w:instrText>
             </w:r>
             <w:r>
               <w:rPr>
@@ -997,7 +998,7 @@
               <w14:ligatures w14:val="standardContextual"/>
             </w:rPr>
           </w:pPr>
-          <w:hyperlink w:anchor="_Toc202185093" w:history="1">
+          <w:hyperlink w:anchor="_Toc202188103" w:history="1">
             <w:r>
               <w:rPr>
                 <w:rStyle w:val="Hyperlink"/>
@@ -1041,7 +1042,7 @@
                 <w:noProof/>
                 <w:webHidden/>
               </w:rPr>
-              <w:instrText xml:space="preserve"> PAGEREF _Toc202185093 \h </w:instrText>
+              <w:instrText xml:space="preserve"> PAGEREF _Toc202188103 \h </w:instrText>
             </w:r>
             <w:r>
               <w:rPr>
@@ -1087,7 +1088,7 @@
               <w14:ligatures w14:val="standardContextual"/>
             </w:rPr>
           </w:pPr>
-          <w:hyperlink w:anchor="_Toc202185094" w:history="1">
+          <w:hyperlink w:anchor="_Toc202188104" w:history="1">
             <w:r>
               <w:rPr>
                 <w:rStyle w:val="Hyperlink"/>
@@ -1131,7 +1132,7 @@
                 <w:noProof/>
                 <w:webHidden/>
               </w:rPr>
-              <w:instrText xml:space="preserve"> PAGEREF _Toc202185094 \h </w:instrText>
+              <w:instrText xml:space="preserve"> PAGEREF _Toc202188104 \h </w:instrText>
             </w:r>
             <w:r>
               <w:rPr>
@@ -1180,7 +1181,7 @@
               <w14:ligatures w14:val="standardContextual"/>
             </w:rPr>
           </w:pPr>
-          <w:hyperlink w:anchor="_Toc202185095" w:history="1">
+          <w:hyperlink w:anchor="_Toc202188105" w:history="1">
             <w:r>
               <w:rPr>
                 <w:rStyle w:val="Hyperlink"/>
@@ -1228,7 +1229,7 @@
                 <w:noProof/>
                 <w:webHidden/>
               </w:rPr>
-              <w:instrText xml:space="preserve"> PAGEREF _Toc202185095 \h </w:instrText>
+              <w:instrText xml:space="preserve"> PAGEREF _Toc202188105 \h </w:instrText>
             </w:r>
             <w:r>
               <w:rPr>
@@ -1277,7 +1278,7 @@
               <w14:ligatures w14:val="standardContextual"/>
             </w:rPr>
           </w:pPr>
-          <w:hyperlink w:anchor="_Toc202185096" w:history="1">
+          <w:hyperlink w:anchor="_Toc202188106" w:history="1">
             <w:r>
               <w:rPr>
                 <w:rStyle w:val="Hyperlink"/>
@@ -1325,7 +1326,7 @@
                 <w:noProof/>
                 <w:webHidden/>
               </w:rPr>
-              <w:instrText xml:space="preserve"> PAGEREF _Toc202185096 \h </w:instrText>
+              <w:instrText xml:space="preserve"> PAGEREF _Toc202188106 \h </w:instrText>
             </w:r>
             <w:r>
               <w:rPr>
@@ -1371,7 +1372,7 @@
               <w14:ligatures w14:val="standardContextual"/>
             </w:rPr>
           </w:pPr>
-          <w:hyperlink w:anchor="_Toc202185097" w:history="1">
+          <w:hyperlink w:anchor="_Toc202188107" w:history="1">
             <w:r>
               <w:rPr>
                 <w:rStyle w:val="Hyperlink"/>
@@ -1415,7 +1416,7 @@
                 <w:noProof/>
                 <w:webHidden/>
               </w:rPr>
-              <w:instrText xml:space="preserve"> PAGEREF _Toc202185097 \h </w:instrText>
+              <w:instrText xml:space="preserve"> PAGEREF _Toc202188107 \h </w:instrText>
             </w:r>
             <w:r>
               <w:rPr>
@@ -1435,7 +1436,7 @@
                 <w:noProof/>
                 <w:webHidden/>
               </w:rPr>
-              <w:t>11</w:t>
+              <w:t>12</w:t>
             </w:r>
             <w:r>
               <w:rPr>
@@ -1464,7 +1465,7 @@
               <w14:ligatures w14:val="standardContextual"/>
             </w:rPr>
           </w:pPr>
-          <w:hyperlink w:anchor="_Toc202185098" w:history="1">
+          <w:hyperlink w:anchor="_Toc202188108" w:history="1">
             <w:r>
               <w:rPr>
                 <w:rStyle w:val="Hyperlink"/>
@@ -1512,7 +1513,7 @@
                 <w:noProof/>
                 <w:webHidden/>
               </w:rPr>
-              <w:instrText xml:space="preserve"> PAGEREF _Toc202185098 \h </w:instrText>
+              <w:instrText xml:space="preserve"> PAGEREF _Toc202188108 \h </w:instrText>
             </w:r>
             <w:r>
               <w:rPr>
@@ -1532,7 +1533,7 @@
                 <w:noProof/>
                 <w:webHidden/>
               </w:rPr>
-              <w:t>11</w:t>
+              <w:t>12</w:t>
             </w:r>
             <w:r>
               <w:rPr>
@@ -1561,7 +1562,7 @@
               <w14:ligatures w14:val="standardContextual"/>
             </w:rPr>
           </w:pPr>
-          <w:hyperlink w:anchor="_Toc202185099" w:history="1">
+          <w:hyperlink w:anchor="_Toc202188109" w:history="1">
             <w:r>
               <w:rPr>
                 <w:rStyle w:val="Hyperlink"/>
@@ -1609,7 +1610,7 @@
                 <w:noProof/>
                 <w:webHidden/>
               </w:rPr>
-              <w:instrText xml:space="preserve"> PAGEREF _Toc202185099 \h </w:instrText>
+              <w:instrText xml:space="preserve"> PAGEREF _Toc202188109 \h </w:instrText>
             </w:r>
             <w:r>
               <w:rPr>
@@ -1629,7 +1630,7 @@
                 <w:noProof/>
                 <w:webHidden/>
               </w:rPr>
-              <w:t>11</w:t>
+              <w:t>12</w:t>
             </w:r>
             <w:r>
               <w:rPr>
@@ -1658,7 +1659,7 @@
               <w14:ligatures w14:val="standardContextual"/>
             </w:rPr>
           </w:pPr>
-          <w:hyperlink w:anchor="_Toc202185100" w:history="1">
+          <w:hyperlink w:anchor="_Toc202188110" w:history="1">
             <w:r>
               <w:rPr>
                 <w:rStyle w:val="Hyperlink"/>
@@ -1706,7 +1707,7 @@
                 <w:noProof/>
                 <w:webHidden/>
               </w:rPr>
-              <w:instrText xml:space="preserve"> PAGEREF _Toc202185100 \h </w:instrText>
+              <w:instrText xml:space="preserve"> PAGEREF _Toc202188110 \h </w:instrText>
             </w:r>
             <w:r>
               <w:rPr>
@@ -1726,7 +1727,7 @@
                 <w:noProof/>
                 <w:webHidden/>
               </w:rPr>
-              <w:t>11</w:t>
+              <w:t>12</w:t>
             </w:r>
             <w:r>
               <w:rPr>
@@ -1752,7 +1753,7 @@
               <w14:ligatures w14:val="standardContextual"/>
             </w:rPr>
           </w:pPr>
-          <w:hyperlink w:anchor="_Toc202185101" w:history="1">
+          <w:hyperlink w:anchor="_Toc202188111" w:history="1">
             <w:r>
               <w:rPr>
                 <w:rStyle w:val="Hyperlink"/>
@@ -1796,7 +1797,7 @@
                 <w:noProof/>
                 <w:webHidden/>
               </w:rPr>
-              <w:instrText xml:space="preserve"> PAGEREF _Toc202185101 \h </w:instrText>
+              <w:instrText xml:space="preserve"> PAGEREF _Toc202188111 \h </w:instrText>
             </w:r>
             <w:r>
               <w:rPr>
@@ -1816,7 +1817,7 @@
                 <w:noProof/>
                 <w:webHidden/>
               </w:rPr>
-              <w:t>11</w:t>
+              <w:t>12</w:t>
             </w:r>
             <w:r>
               <w:rPr>
@@ -1845,7 +1846,7 @@
               <w14:ligatures w14:val="standardContextual"/>
             </w:rPr>
           </w:pPr>
-          <w:hyperlink w:anchor="_Toc202185102" w:history="1">
+          <w:hyperlink w:anchor="_Toc202188112" w:history="1">
             <w:r>
               <w:rPr>
                 <w:rStyle w:val="Hyperlink"/>
@@ -1893,7 +1894,7 @@
                 <w:noProof/>
                 <w:webHidden/>
               </w:rPr>
-              <w:instrText xml:space="preserve"> PAGEREF _Toc202185102 \h </w:instrText>
+              <w:instrText xml:space="preserve"> PAGEREF _Toc202188112 \h </w:instrText>
             </w:r>
             <w:r>
               <w:rPr>
@@ -1913,7 +1914,7 @@
                 <w:noProof/>
                 <w:webHidden/>
               </w:rPr>
-              <w:t>11</w:t>
+              <w:t>12</w:t>
             </w:r>
             <w:r>
               <w:rPr>
@@ -1942,7 +1943,7 @@
               <w14:ligatures w14:val="standardContextual"/>
             </w:rPr>
           </w:pPr>
-          <w:hyperlink w:anchor="_Toc202185103" w:history="1">
+          <w:hyperlink w:anchor="_Toc202188113" w:history="1">
             <w:r>
               <w:rPr>
                 <w:rStyle w:val="Hyperlink"/>
@@ -1990,7 +1991,7 @@
                 <w:noProof/>
                 <w:webHidden/>
               </w:rPr>
-              <w:instrText xml:space="preserve"> PAGEREF _Toc202185103 \h </w:instrText>
+              <w:instrText xml:space="preserve"> PAGEREF _Toc202188113 \h </w:instrText>
             </w:r>
             <w:r>
               <w:rPr>
@@ -2010,7 +2011,7 @@
                 <w:noProof/>
                 <w:webHidden/>
               </w:rPr>
-              <w:t>11</w:t>
+              <w:t>12</w:t>
             </w:r>
             <w:r>
               <w:rPr>
@@ -2039,7 +2040,7 @@
               <w14:ligatures w14:val="standardContextual"/>
             </w:rPr>
           </w:pPr>
-          <w:hyperlink w:anchor="_Toc202185104" w:history="1">
+          <w:hyperlink w:anchor="_Toc202188114" w:history="1">
             <w:r>
               <w:rPr>
                 <w:rStyle w:val="Hyperlink"/>
@@ -2087,7 +2088,7 @@
                 <w:noProof/>
                 <w:webHidden/>
               </w:rPr>
-              <w:instrText xml:space="preserve"> PAGEREF _Toc202185104 \h </w:instrText>
+              <w:instrText xml:space="preserve"> PAGEREF _Toc202188114 \h </w:instrText>
             </w:r>
             <w:r>
               <w:rPr>
@@ -2107,7 +2108,7 @@
                 <w:noProof/>
                 <w:webHidden/>
               </w:rPr>
-              <w:t>11</w:t>
+              <w:t>12</w:t>
             </w:r>
             <w:r>
               <w:rPr>
@@ -2133,7 +2134,7 @@
               <w14:ligatures w14:val="standardContextual"/>
             </w:rPr>
           </w:pPr>
-          <w:hyperlink w:anchor="_Toc202185105" w:history="1">
+          <w:hyperlink w:anchor="_Toc202188115" w:history="1">
             <w:r>
               <w:rPr>
                 <w:rStyle w:val="Hyperlink"/>
@@ -2177,7 +2178,7 @@
                 <w:noProof/>
                 <w:webHidden/>
               </w:rPr>
-              <w:instrText xml:space="preserve"> PAGEREF _Toc202185105 \h </w:instrText>
+              <w:instrText xml:space="preserve"> PAGEREF _Toc202188115 \h </w:instrText>
             </w:r>
             <w:r>
               <w:rPr>
@@ -2197,7 +2198,7 @@
                 <w:noProof/>
                 <w:webHidden/>
               </w:rPr>
-              <w:t>11</w:t>
+              <w:t>12</w:t>
             </w:r>
             <w:r>
               <w:rPr>
@@ -2223,7 +2224,7 @@
               <w14:ligatures w14:val="standardContextual"/>
             </w:rPr>
           </w:pPr>
-          <w:hyperlink w:anchor="_Toc202185106" w:history="1">
+          <w:hyperlink w:anchor="_Toc202188116" w:history="1">
             <w:r>
               <w:rPr>
                 <w:rStyle w:val="Hyperlink"/>
@@ -2269,7 +2270,7 @@
                 <w:noProof/>
                 <w:webHidden/>
               </w:rPr>
-              <w:instrText xml:space="preserve"> PAGEREF _Toc202185106 \h </w:instrText>
+              <w:instrText xml:space="preserve"> PAGEREF _Toc202188116 \h </w:instrText>
             </w:r>
             <w:r>
               <w:rPr>
@@ -2289,7 +2290,7 @@
                 <w:noProof/>
                 <w:webHidden/>
               </w:rPr>
-              <w:t>12</w:t>
+              <w:t>13</w:t>
             </w:r>
             <w:r>
               <w:rPr>
@@ -2315,7 +2316,7 @@
               <w14:ligatures w14:val="standardContextual"/>
             </w:rPr>
           </w:pPr>
-          <w:hyperlink w:anchor="_Toc202185107" w:history="1">
+          <w:hyperlink w:anchor="_Toc202188117" w:history="1">
             <w:r>
               <w:rPr>
                 <w:rStyle w:val="Hyperlink"/>
@@ -2361,7 +2362,7 @@
                 <w:noProof/>
                 <w:webHidden/>
               </w:rPr>
-              <w:instrText xml:space="preserve"> PAGEREF _Toc202185107 \h </w:instrText>
+              <w:instrText xml:space="preserve"> PAGEREF _Toc202188117 \h </w:instrText>
             </w:r>
             <w:r>
               <w:rPr>
@@ -2381,7 +2382,7 @@
                 <w:noProof/>
                 <w:webHidden/>
               </w:rPr>
-              <w:t>16</w:t>
+              <w:t>17</w:t>
             </w:r>
             <w:r>
               <w:rPr>
@@ -2407,7 +2408,7 @@
               <w14:ligatures w14:val="standardContextual"/>
             </w:rPr>
           </w:pPr>
-          <w:hyperlink w:anchor="_Toc202185108" w:history="1">
+          <w:hyperlink w:anchor="_Toc202188118" w:history="1">
             <w:r>
               <w:rPr>
                 <w:rStyle w:val="Hyperlink"/>
@@ -2453,7 +2454,7 @@
                 <w:noProof/>
                 <w:webHidden/>
               </w:rPr>
-              <w:instrText xml:space="preserve"> PAGEREF _Toc202185108 \h </w:instrText>
+              <w:instrText xml:space="preserve"> PAGEREF _Toc202188118 \h </w:instrText>
             </w:r>
             <w:r>
               <w:rPr>
@@ -2473,7 +2474,7 @@
                 <w:noProof/>
                 <w:webHidden/>
               </w:rPr>
-              <w:t>16</w:t>
+              <w:t>17</w:t>
             </w:r>
             <w:r>
               <w:rPr>
@@ -2499,7 +2500,7 @@
               <w14:ligatures w14:val="standardContextual"/>
             </w:rPr>
           </w:pPr>
-          <w:hyperlink w:anchor="_Toc202185109" w:history="1">
+          <w:hyperlink w:anchor="_Toc202188119" w:history="1">
             <w:r>
               <w:rPr>
                 <w:rStyle w:val="Hyperlink"/>
@@ -2545,7 +2546,7 @@
                 <w:noProof/>
                 <w:webHidden/>
               </w:rPr>
-              <w:instrText xml:space="preserve"> PAGEREF _Toc202185109 \h </w:instrText>
+              <w:instrText xml:space="preserve"> PAGEREF _Toc202188119 \h </w:instrText>
             </w:r>
             <w:r>
               <w:rPr>
@@ -2565,7 +2566,7 @@
                 <w:noProof/>
                 <w:webHidden/>
               </w:rPr>
-              <w:t>17</w:t>
+              <w:t>18</w:t>
             </w:r>
             <w:r>
               <w:rPr>
@@ -2604,13 +2605,14 @@
     <w:p>
       <w:pPr>
         <w:pStyle w:val="Heading1"/>
+        <w:spacing w:line="480" w:lineRule="auto"/>
         <w:ind w:left="284" w:firstLine="0"/>
         <w:rPr>
           <w:rFonts w:ascii="Arial" w:hAnsi="Arial" w:cs="Arial"/>
           <w:color w:val="auto"/>
         </w:rPr>
       </w:pPr>
-      <w:bookmarkStart w:id="1" w:name="_Toc202185090"/>
+      <w:bookmarkStart w:id="1" w:name="_Toc202188100"/>
       <w:r>
         <w:rPr>
           <w:rFonts w:ascii="Arial" w:hAnsi="Arial" w:cs="Arial"/>
@@ -2621,7 +2623,6 @@
       </w:r>
       <w:bookmarkEnd w:id="1"/>
     </w:p>
-    <w:p/>
     <w:p>
       <w:pPr>
         <w:ind w:firstLine="0"/>
@@ -2684,13 +2685,14 @@
     <w:p>
       <w:pPr>
         <w:pStyle w:val="Heading1"/>
+        <w:spacing w:line="480" w:lineRule="auto"/>
         <w:ind w:left="284" w:firstLine="0"/>
         <w:rPr>
           <w:rFonts w:ascii="Arial" w:hAnsi="Arial" w:cs="Arial"/>
           <w:color w:val="auto"/>
         </w:rPr>
       </w:pPr>
-      <w:bookmarkStart w:id="2" w:name="_Toc202185091"/>
+      <w:bookmarkStart w:id="2" w:name="_Toc202188101"/>
       <w:r>
         <w:rPr>
           <w:rFonts w:ascii="Arial" w:hAnsi="Arial" w:cs="Arial"/>
@@ -2711,13 +2713,14 @@
     <w:p>
       <w:pPr>
         <w:pStyle w:val="Heading1"/>
+        <w:spacing w:line="480" w:lineRule="auto"/>
         <w:ind w:left="284" w:firstLine="0"/>
         <w:rPr>
           <w:rFonts w:ascii="Arial" w:hAnsi="Arial" w:cs="Arial"/>
           <w:color w:val="auto"/>
         </w:rPr>
       </w:pPr>
-      <w:bookmarkStart w:id="3" w:name="_Toc202185092"/>
+      <w:bookmarkStart w:id="3" w:name="_Toc202188102"/>
       <w:r>
         <w:rPr>
           <w:rFonts w:ascii="Arial" w:hAnsi="Arial" w:cs="Arial"/>
@@ -2760,12 +2763,13 @@
           <w:ilvl w:val="0"/>
           <w:numId w:val="19"/>
         </w:numPr>
+        <w:spacing w:line="480" w:lineRule="auto"/>
         <w:rPr>
           <w:rFonts w:ascii="Arial" w:hAnsi="Arial" w:cs="Arial"/>
           <w:color w:val="auto"/>
         </w:rPr>
       </w:pPr>
-      <w:bookmarkStart w:id="4" w:name="_Toc202185093"/>
+      <w:bookmarkStart w:id="4" w:name="_Toc202188103"/>
       <w:r>
         <w:rPr>
           <w:rFonts w:ascii="Arial" w:hAnsi="Arial" w:cs="Arial"/>
@@ -2973,12 +2977,13 @@
           <w:ilvl w:val="0"/>
           <w:numId w:val="19"/>
         </w:numPr>
+        <w:spacing w:line="480" w:lineRule="auto"/>
         <w:rPr>
           <w:rFonts w:ascii="Arial" w:hAnsi="Arial" w:cs="Arial"/>
           <w:color w:val="auto"/>
         </w:rPr>
       </w:pPr>
-      <w:bookmarkStart w:id="5" w:name="_Toc202185094"/>
+      <w:bookmarkStart w:id="5" w:name="_Toc202188104"/>
       <w:r>
         <w:rPr>
           <w:rFonts w:ascii="Arial" w:hAnsi="Arial" w:cs="Arial"/>
@@ -3171,6 +3176,7 @@
           <w:ilvl w:val="1"/>
           <w:numId w:val="19"/>
         </w:numPr>
+        <w:spacing w:line="480" w:lineRule="auto"/>
         <w:rPr>
           <w:rFonts w:ascii="Arial" w:hAnsi="Arial" w:cs="Arial"/>
           <w:color w:val="auto"/>
@@ -3178,7 +3184,7 @@
           <w:szCs w:val="28"/>
         </w:rPr>
       </w:pPr>
-      <w:bookmarkStart w:id="6" w:name="_Toc202185095"/>
+      <w:bookmarkStart w:id="6" w:name="_Toc202188105"/>
       <w:r>
         <w:rPr>
           <w:rFonts w:ascii="Arial" w:hAnsi="Arial" w:cs="Arial"/>
@@ -3244,6 +3250,7 @@
           <w:ilvl w:val="1"/>
           <w:numId w:val="19"/>
         </w:numPr>
+        <w:spacing w:line="480" w:lineRule="auto"/>
         <w:rPr>
           <w:rFonts w:ascii="Arial" w:hAnsi="Arial" w:cs="Arial"/>
           <w:color w:val="auto"/>
@@ -3251,7 +3258,7 @@
           <w:szCs w:val="28"/>
         </w:rPr>
       </w:pPr>
-      <w:bookmarkStart w:id="7" w:name="_Toc202185096"/>
+      <w:bookmarkStart w:id="7" w:name="_Toc202188106"/>
       <w:r>
         <w:rPr>
           <w:rFonts w:ascii="Arial" w:hAnsi="Arial" w:cs="Arial"/>
@@ -3279,6 +3286,11 @@
       <w:r>
         <w:t xml:space="preserve"> Stil izrade bio je baziran na što detaljnijem prikazu jer je to grafika za koju nije bila potrebna optimizacija na razini koja bi trebala video igrici. Unatoč tomu nastojao sam optimizirati modele kako se nebi pojavljivali suvišni poligoni.</w:t>
       </w:r>
+    </w:p>
+    <w:p>
+      <w:pPr>
+        <w:ind w:left="360"/>
+      </w:pPr>
     </w:p>
     <w:tbl>
       <w:tblPr>
@@ -4571,6 +4583,7 @@
           </w:tcPr>
           <w:p>
             <w:pPr>
+              <w:keepNext/>
               <w:ind w:firstLine="0"/>
               <w:jc w:val="center"/>
               <w:cnfStyle w:val="000000000000" w:firstRow="0" w:lastRow="0" w:firstColumn="0" w:lastColumn="0" w:oddVBand="0" w:evenVBand="0" w:oddHBand="0" w:evenHBand="0" w:firstRowFirstColumn="0" w:firstRowLastColumn="0" w:lastRowFirstColumn="0" w:lastRowLastColumn="0"/>
@@ -4584,9 +4597,40 @@
     </w:tbl>
     <w:p>
       <w:pPr>
+        <w:pStyle w:val="Caption"/>
+        <w:framePr w:w="3054" w:hSpace="180" w:wrap="around" w:vAnchor="text" w:hAnchor="page" w:x="1019" w:y="6668"/>
+      </w:pPr>
+      <w:r>
+        <w:t xml:space="preserve">Tablica </w:t>
+      </w:r>
+      <w:r>
+        <w:fldChar w:fldCharType="begin"/>
+      </w:r>
+      <w:r>
+        <w:instrText xml:space="preserve"> SEQ Tablica \* ARABIC </w:instrText>
+      </w:r>
+      <w:r>
+        <w:fldChar w:fldCharType="separate"/>
+      </w:r>
+      <w:r>
+        <w:rPr>
+          <w:noProof/>
+        </w:rPr>
+        <w:t>1</w:t>
+      </w:r>
+      <w:r>
+        <w:fldChar w:fldCharType="end"/>
+      </w:r>
+      <w:r>
+        <w:t xml:space="preserve"> Popis elemenata scene</w:t>
+      </w:r>
+    </w:p>
+    <w:p>
+      <w:pPr>
         <w:ind w:left="360"/>
       </w:pPr>
       <w:r>
+        <w:lastRenderedPageBreak/>
         <w:br w:type="textWrapping" w:clear="all"/>
       </w:r>
     </w:p>
@@ -4597,18 +4641,18 @@
           <w:ilvl w:val="0"/>
           <w:numId w:val="19"/>
         </w:numPr>
+        <w:spacing w:line="480" w:lineRule="auto"/>
         <w:rPr>
           <w:rFonts w:ascii="Arial" w:hAnsi="Arial" w:cs="Arial"/>
           <w:color w:val="auto"/>
         </w:rPr>
       </w:pPr>
-      <w:bookmarkStart w:id="8" w:name="_Toc202185097"/>
+      <w:bookmarkStart w:id="8" w:name="_Toc202188107"/>
       <w:r>
         <w:rPr>
           <w:rFonts w:ascii="Arial" w:hAnsi="Arial" w:cs="Arial"/>
           <w:color w:val="auto"/>
         </w:rPr>
-        <w:lastRenderedPageBreak/>
         <w:t>Izrada 3D modela</w:t>
       </w:r>
       <w:r>
@@ -4619,6 +4663,20 @@
         <w:t xml:space="preserve"> u sceni</w:t>
       </w:r>
       <w:bookmarkEnd w:id="8"/>
+    </w:p>
+    <w:p>
+      <w:pPr>
+        <w:ind w:left="360"/>
+      </w:pPr>
+      <w:r>
+        <w:t>Kroz proces modeliranja vidno se primjeti se transformacija početnog oblika modela u finalnu viziju kroz detalje koji se na njemu razrađuju. Zbog tog razloga najprikladniji se čini opis procesa kroz postepen prikaz promjene.</w:t>
+      </w:r>
+      <w:r>
+        <w:t xml:space="preserve"> Kroz proces istraživanja i planiranja razvio sam metodu izrade baze za model koju sam onda proveo.</w:t>
+      </w:r>
+      <w:r>
+        <w:t xml:space="preserve"> Pri izradi važno je koristiti što preciznije reference kako bi dimenzije i proporcije odgovarale objektu kojeg kreiramo.</w:t>
+      </w:r>
     </w:p>
     <w:p>
       <w:pPr>
@@ -4634,7 +4692,7 @@
           <w:szCs w:val="28"/>
         </w:rPr>
       </w:pPr>
-      <w:bookmarkStart w:id="9" w:name="_Toc202185098"/>
+      <w:bookmarkStart w:id="9" w:name="_Toc202188108"/>
       <w:r>
         <w:rPr>
           <w:rFonts w:ascii="Arial" w:hAnsi="Arial" w:cs="Arial"/>
@@ -4645,6 +4703,14 @@
         <w:t>Koraci izrade modela</w:t>
       </w:r>
       <w:bookmarkEnd w:id="9"/>
+    </w:p>
+    <w:p>
+      <w:pPr>
+        <w:ind w:left="436"/>
+      </w:pPr>
+      <w:r>
+        <w:t xml:space="preserve">Na </w:t>
+      </w:r>
     </w:p>
     <w:p>
       <w:pPr>
@@ -4660,7 +4726,7 @@
           <w:szCs w:val="28"/>
         </w:rPr>
       </w:pPr>
-      <w:bookmarkStart w:id="10" w:name="_Toc202185099"/>
+      <w:bookmarkStart w:id="10" w:name="_Toc202188109"/>
       <w:r>
         <w:rPr>
           <w:rFonts w:ascii="Arial" w:hAnsi="Arial" w:cs="Arial"/>
@@ -4686,7 +4752,7 @@
           <w:szCs w:val="28"/>
         </w:rPr>
       </w:pPr>
-      <w:bookmarkStart w:id="11" w:name="_Toc202185100"/>
+      <w:bookmarkStart w:id="11" w:name="_Toc202188110"/>
       <w:r>
         <w:rPr>
           <w:rFonts w:ascii="Arial" w:hAnsi="Arial" w:cs="Arial"/>
@@ -4705,12 +4771,13 @@
           <w:ilvl w:val="0"/>
           <w:numId w:val="19"/>
         </w:numPr>
+        <w:spacing w:line="480" w:lineRule="auto"/>
         <w:rPr>
           <w:rFonts w:ascii="Arial" w:hAnsi="Arial" w:cs="Arial"/>
           <w:color w:val="auto"/>
         </w:rPr>
       </w:pPr>
-      <w:bookmarkStart w:id="12" w:name="_Toc202185101"/>
+      <w:bookmarkStart w:id="12" w:name="_Toc202188111"/>
       <w:r>
         <w:rPr>
           <w:rFonts w:ascii="Arial" w:hAnsi="Arial" w:cs="Arial"/>
@@ -4734,7 +4801,7 @@
           <w:szCs w:val="28"/>
         </w:rPr>
       </w:pPr>
-      <w:bookmarkStart w:id="13" w:name="_Toc202185102"/>
+      <w:bookmarkStart w:id="13" w:name="_Toc202188112"/>
       <w:r>
         <w:rPr>
           <w:rFonts w:ascii="Arial" w:hAnsi="Arial" w:cs="Arial"/>
@@ -4760,7 +4827,7 @@
           <w:szCs w:val="28"/>
         </w:rPr>
       </w:pPr>
-      <w:bookmarkStart w:id="14" w:name="_Toc202185103"/>
+      <w:bookmarkStart w:id="14" w:name="_Toc202188113"/>
       <w:r>
         <w:rPr>
           <w:rFonts w:ascii="Arial" w:hAnsi="Arial" w:cs="Arial"/>
@@ -4786,7 +4853,7 @@
           <w:szCs w:val="28"/>
         </w:rPr>
       </w:pPr>
-      <w:bookmarkStart w:id="15" w:name="_Toc202185104"/>
+      <w:bookmarkStart w:id="15" w:name="_Toc202188114"/>
       <w:r>
         <w:rPr>
           <w:rFonts w:ascii="Arial" w:hAnsi="Arial" w:cs="Arial"/>
@@ -4805,12 +4872,13 @@
           <w:ilvl w:val="0"/>
           <w:numId w:val="19"/>
         </w:numPr>
+        <w:spacing w:line="480" w:lineRule="auto"/>
         <w:rPr>
           <w:rFonts w:ascii="Arial" w:hAnsi="Arial" w:cs="Arial"/>
           <w:color w:val="auto"/>
         </w:rPr>
       </w:pPr>
-      <w:bookmarkStart w:id="16" w:name="_Toc202185105"/>
+      <w:bookmarkStart w:id="16" w:name="_Toc202188115"/>
       <w:r>
         <w:rPr>
           <w:rFonts w:ascii="Arial" w:hAnsi="Arial" w:cs="Arial"/>
@@ -5189,7 +5257,7 @@
           <w:color w:val="auto"/>
         </w:rPr>
       </w:pPr>
-      <w:bookmarkStart w:id="17" w:name="_Toc202185106"/>
+      <w:bookmarkStart w:id="17" w:name="_Toc202188116"/>
       <w:r>
         <w:rPr>
           <w:b/>
@@ -7957,7 +8025,7 @@
           <w:color w:val="auto"/>
         </w:rPr>
       </w:pPr>
-      <w:bookmarkStart w:id="18" w:name="_Toc202185107"/>
+      <w:bookmarkStart w:id="18" w:name="_Toc202188117"/>
       <w:r>
         <w:rPr>
           <w:b/>
@@ -8081,7 +8149,7 @@
           <w:color w:val="auto"/>
         </w:rPr>
       </w:pPr>
-      <w:bookmarkStart w:id="19" w:name="_Toc202185108"/>
+      <w:bookmarkStart w:id="19" w:name="_Toc202188118"/>
       <w:r>
         <w:rPr>
           <w:b/>
@@ -8164,7 +8232,7 @@
           <w:color w:val="auto"/>
         </w:rPr>
       </w:pPr>
-      <w:bookmarkStart w:id="20" w:name="_Toc202185109"/>
+      <w:bookmarkStart w:id="20" w:name="_Toc202188119"/>
       <w:r>
         <w:rPr>
           <w:b/>
